--- a/CRM2L.docx
+++ b/CRM2L.docx
@@ -937,19 +937,8 @@
                                         <w:szCs w:val="36"/>
                                         <w:lang w:val="es-MX"/>
                                       </w:rPr>
-                                      <w:t xml:space="preserve">Administración de ventas de </w:t>
+                                      <w:t>Administración de ventas de LaDobleele</w:t>
                                     </w:r>
-                                    <w:proofErr w:type="spellStart"/>
-                                    <w:r>
-                                      <w:rPr>
-                                        <w:color w:val="404040" w:themeColor="text1" w:themeTint="BF"/>
-                                        <w:sz w:val="36"/>
-                                        <w:szCs w:val="36"/>
-                                        <w:lang w:val="es-MX"/>
-                                      </w:rPr>
-                                      <w:t>LaDobleele</w:t>
-                                    </w:r>
-                                    <w:proofErr w:type="spellEnd"/>
                                   </w:p>
                                 </w:sdtContent>
                               </w:sdt>
@@ -1055,19 +1044,8 @@
                                   <w:szCs w:val="36"/>
                                   <w:lang w:val="es-MX"/>
                                 </w:rPr>
-                                <w:t xml:space="preserve">Administración de ventas de </w:t>
+                                <w:t>Administración de ventas de LaDobleele</w:t>
                               </w:r>
-                              <w:proofErr w:type="spellStart"/>
-                              <w:r>
-                                <w:rPr>
-                                  <w:color w:val="404040" w:themeColor="text1" w:themeTint="BF"/>
-                                  <w:sz w:val="36"/>
-                                  <w:szCs w:val="36"/>
-                                  <w:lang w:val="es-MX"/>
-                                </w:rPr>
-                                <w:t>LaDobleele</w:t>
-                              </w:r>
-                              <w:proofErr w:type="spellEnd"/>
                             </w:p>
                           </w:sdtContent>
                         </w:sdt>
@@ -1169,30 +1147,8 @@
             <w:rPr>
               <w:lang w:val="es-MX"/>
             </w:rPr>
-            <w:t xml:space="preserve">Table </w:t>
+            <w:t>Table of Contents</w:t>
           </w:r>
-          <w:proofErr w:type="spellStart"/>
-          <w:r>
-            <w:rPr>
-              <w:lang w:val="es-MX"/>
-            </w:rPr>
-            <w:t>of</w:t>
-          </w:r>
-          <w:proofErr w:type="spellEnd"/>
-          <w:r>
-            <w:rPr>
-              <w:lang w:val="es-MX"/>
-            </w:rPr>
-            <w:t xml:space="preserve"> </w:t>
-          </w:r>
-          <w:proofErr w:type="spellStart"/>
-          <w:r>
-            <w:rPr>
-              <w:lang w:val="es-MX"/>
-            </w:rPr>
-            <w:t>Contents</w:t>
-          </w:r>
-          <w:proofErr w:type="spellEnd"/>
         </w:p>
         <w:p>
           <w:pPr>
@@ -1379,7 +1335,6 @@
         <w:tab/>
         <w:t xml:space="preserve">Crearemos un repositorio llamado CRM2L con la cuenta </w:t>
       </w:r>
-      <w:proofErr w:type="spellStart"/>
       <w:r>
         <w:rPr>
           <w:b/>
@@ -1388,7 +1343,6 @@
         </w:rPr>
         <w:t>manolorin</w:t>
       </w:r>
-      <w:proofErr w:type="spellEnd"/>
       <w:r>
         <w:rPr>
           <w:b/>
@@ -1401,16 +1355,8 @@
         <w:rPr>
           <w:lang w:val="es-MX"/>
         </w:rPr>
-        <w:t xml:space="preserve">en la </w:t>
-      </w:r>
-      <w:proofErr w:type="spellStart"/>
-      <w:r>
-        <w:rPr>
-          <w:lang w:val="es-MX"/>
-        </w:rPr>
-        <w:t>direacción</w:t>
-      </w:r>
-      <w:proofErr w:type="spellEnd"/>
+        <w:t>en la direacción</w:t>
+      </w:r>
       <w:r>
         <w:rPr>
           <w:lang w:val="es-MX"/>
@@ -1501,16 +1447,8 @@
         <w:rPr>
           <w:lang w:val="es-MX"/>
         </w:rPr>
-        <w:t xml:space="preserve">Dentro de la solución creamos un nuevo proyecto ASP.NET Core Web </w:t>
-      </w:r>
-      <w:proofErr w:type="spellStart"/>
-      <w:r>
-        <w:rPr>
-          <w:lang w:val="es-MX"/>
-        </w:rPr>
-        <w:t>Appi</w:t>
-      </w:r>
-      <w:proofErr w:type="spellEnd"/>
+        <w:t>Dentro de la solución creamos un nuevo proyecto ASP.NET Core Web Appi</w:t>
+      </w:r>
     </w:p>
     <w:p>
       <w:pPr>
@@ -1535,100 +1473,8 @@
         <w:rPr>
           <w:lang w:val="es-MX"/>
         </w:rPr>
-        <w:t xml:space="preserve">Por </w:t>
-      </w:r>
-      <w:proofErr w:type="gramStart"/>
-      <w:r>
-        <w:rPr>
-          <w:lang w:val="es-MX"/>
-        </w:rPr>
-        <w:t>ultimo</w:t>
-      </w:r>
-      <w:proofErr w:type="gramEnd"/>
-      <w:r>
-        <w:rPr>
-          <w:lang w:val="es-MX"/>
-        </w:rPr>
-        <w:t xml:space="preserve"> </w:t>
-      </w:r>
-      <w:proofErr w:type="gramStart"/>
-      <w:r>
-        <w:rPr>
-          <w:lang w:val="es-MX"/>
-        </w:rPr>
-        <w:t>una tipo</w:t>
-      </w:r>
-      <w:proofErr w:type="gramEnd"/>
-      <w:r>
-        <w:rPr>
-          <w:lang w:val="es-MX"/>
-        </w:rPr>
-        <w:t xml:space="preserve"> Blazor, pero hay que instalar </w:t>
-      </w:r>
-      <w:proofErr w:type="spellStart"/>
-      <w:r>
-        <w:rPr>
-          <w:lang w:val="es-MX"/>
-        </w:rPr>
-        <w:t>MudBlazor</w:t>
-      </w:r>
-      <w:proofErr w:type="spellEnd"/>
-      <w:r>
-        <w:rPr>
-          <w:lang w:val="es-MX"/>
-        </w:rPr>
-        <w:t xml:space="preserve"> para construir la </w:t>
-      </w:r>
-      <w:proofErr w:type="gramStart"/>
-      <w:r>
-        <w:rPr>
-          <w:lang w:val="es-MX"/>
-        </w:rPr>
-        <w:t>interface</w:t>
-      </w:r>
-      <w:proofErr w:type="gramEnd"/>
-      <w:r>
-        <w:rPr>
-          <w:lang w:val="es-MX"/>
-        </w:rPr>
-        <w:t xml:space="preserve"> de usuario </w:t>
-      </w:r>
-      <w:proofErr w:type="spellStart"/>
-      <w:r>
-        <w:rPr>
-          <w:lang w:val="es-MX"/>
-        </w:rPr>
-        <w:t>mas</w:t>
-      </w:r>
-      <w:proofErr w:type="spellEnd"/>
-      <w:r>
-        <w:rPr>
-          <w:lang w:val="es-MX"/>
-        </w:rPr>
-        <w:t xml:space="preserve"> rápido y eso es copiar al nivel de Orders la siguiente línea de comando, para instalar los </w:t>
-      </w:r>
-      <w:proofErr w:type="spellStart"/>
-      <w:r>
-        <w:rPr>
-          <w:lang w:val="es-MX"/>
-        </w:rPr>
-        <w:t>templates</w:t>
-      </w:r>
-      <w:proofErr w:type="spellEnd"/>
-      <w:r>
-        <w:rPr>
-          <w:lang w:val="es-MX"/>
-        </w:rPr>
-        <w:t xml:space="preserve"> de </w:t>
-      </w:r>
-      <w:proofErr w:type="spellStart"/>
-      <w:r>
-        <w:rPr>
-          <w:lang w:val="es-MX"/>
-        </w:rPr>
-        <w:t>MudBlazor</w:t>
-      </w:r>
-      <w:proofErr w:type="spellEnd"/>
+        <w:t>Por ultimo una tipo Blazor, pero hay que instalar MudBlazor para construir la interface de usuario mas rápido y eso es copiar al nivel de Orders la siguiente línea de comando, para instalar los templates de MudBlazor</w:t>
+      </w:r>
     </w:p>
     <w:p>
       <w:pPr>
@@ -1642,17 +1488,16 @@
           <w:i/>
           <w:iCs/>
         </w:rPr>
-        <w:t xml:space="preserve">dotnet new install </w:t>
-      </w:r>
-      <w:proofErr w:type="spellStart"/>
-      <w:r>
+        <w:t>dotnet new install MudBlazor.Templates</w:t>
+      </w:r>
+    </w:p>
+    <w:p>
+      <w:pPr>
         <w:rPr>
           <w:i/>
           <w:iCs/>
         </w:rPr>
-        <w:t>MudBlazor.Templates</w:t>
-      </w:r>
-      <w:proofErr w:type="spellEnd"/>
+      </w:pPr>
     </w:p>
     <w:p>
       <w:pPr>
@@ -1661,18 +1506,11 @@
           <w:iCs/>
         </w:rPr>
       </w:pPr>
-    </w:p>
-    <w:p>
-      <w:pPr>
+      <w:r>
         <w:rPr>
           <w:i/>
           <w:iCs/>
-        </w:rPr>
-      </w:pPr>
-      <w:r>
-        <w:rPr>
-          <w:i/>
-          <w:iCs/>
+          <w:noProof/>
         </w:rPr>
         <w:drawing>
           <wp:inline distT="0" distB="0" distL="0" distR="0" wp14:anchorId="4D0D048E" wp14:editId="4F854499">
@@ -1725,19 +1563,11 @@
           <w:lang w:val="es-MX"/>
         </w:rPr>
       </w:pPr>
-      <w:proofErr w:type="spellStart"/>
-      <w:r>
-        <w:rPr>
-          <w:lang w:val="es-MX"/>
-        </w:rPr>
-        <w:t>Despues</w:t>
-      </w:r>
-      <w:proofErr w:type="spellEnd"/>
-      <w:r>
-        <w:rPr>
-          <w:lang w:val="es-MX"/>
-        </w:rPr>
-        <w:t xml:space="preserve"> hay que instalarlo e</w:t>
+      <w:r>
+        <w:rPr>
+          <w:lang w:val="es-MX"/>
+        </w:rPr>
+        <w:t>Despues hay que instalarlo e</w:t>
       </w:r>
       <w:r>
         <w:rPr>
@@ -1755,21 +1585,11 @@
     </w:p>
     <w:p>
       <w:r>
-        <w:t xml:space="preserve">dotnet new </w:t>
-      </w:r>
-      <w:proofErr w:type="spellStart"/>
-      <w:r>
-        <w:t>mudblazor</w:t>
-      </w:r>
-      <w:proofErr w:type="spellEnd"/>
-      <w:r>
-        <w:t xml:space="preserve"> --interactivity Server --name </w:t>
-      </w:r>
-      <w:proofErr w:type="spellStart"/>
+        <w:t xml:space="preserve">dotnet new mudblazor --interactivity Server --name </w:t>
+      </w:r>
       <w:r>
         <w:t>Orders.Fronted</w:t>
       </w:r>
-      <w:proofErr w:type="spellEnd"/>
       <w:r>
         <w:t xml:space="preserve"> --all-interactive</w:t>
       </w:r>
@@ -1790,35 +1610,7 @@
         <w:rPr>
           <w:lang w:val="es-MX"/>
         </w:rPr>
-        <w:t xml:space="preserve">royecto tipo </w:t>
-      </w:r>
-      <w:proofErr w:type="spellStart"/>
-      <w:r>
-        <w:rPr>
-          <w:lang w:val="es-MX"/>
-        </w:rPr>
-        <w:t>MudBlazor</w:t>
-      </w:r>
-      <w:proofErr w:type="spellEnd"/>
-      <w:r>
-        <w:rPr>
-          <w:lang w:val="es-MX"/>
-        </w:rPr>
-        <w:t xml:space="preserve">, pero no se agrega automáticamente al </w:t>
-      </w:r>
-      <w:proofErr w:type="spellStart"/>
-      <w:r>
-        <w:rPr>
-          <w:lang w:val="es-MX"/>
-        </w:rPr>
-        <w:t>Solution</w:t>
-      </w:r>
-      <w:proofErr w:type="spellEnd"/>
-      <w:r>
-        <w:rPr>
-          <w:lang w:val="es-MX"/>
-        </w:rPr>
-        <w:t>, por lo que hay que cerrar la solución y volver a abrirla</w:t>
+        <w:t>royecto tipo MudBlazor, pero no se agrega automáticamente al Solution, por lo que hay que cerrar la solución y volver a abrirla</w:t>
       </w:r>
       <w:r>
         <w:rPr>
@@ -1833,14 +1625,253 @@
           <w:lang w:val="es-MX"/>
         </w:rPr>
       </w:pPr>
-      <w:proofErr w:type="spellStart"/>
       <w:r>
         <w:rPr>
           <w:lang w:val="es-MX"/>
         </w:rPr>
         <w:t>Orders.Frontend</w:t>
       </w:r>
-      <w:proofErr w:type="spellEnd"/>
+    </w:p>
+    <w:p>
+      <w:pPr>
+        <w:rPr>
+          <w:lang w:val="es-MX"/>
+        </w:rPr>
+      </w:pPr>
+    </w:p>
+    <w:p>
+      <w:pPr>
+        <w:rPr>
+          <w:lang w:val="es-MX"/>
+        </w:rPr>
+      </w:pPr>
+      <w:r>
+        <w:rPr>
+          <w:lang w:val="es-MX"/>
+        </w:rPr>
+        <w:t>Con esto vamos a tener una Arquitectura de 3 bloques dentro de una solución</w:t>
+      </w:r>
+    </w:p>
+    <w:p>
+      <w:pPr>
+        <w:rPr>
+          <w:lang w:val="es-MX"/>
+        </w:rPr>
+      </w:pPr>
+      <w:r>
+        <w:rPr>
+          <w:noProof/>
+          <w:lang w:val="es-MX"/>
+        </w:rPr>
+        <mc:AlternateContent>
+          <mc:Choice Requires="wps">
+            <w:drawing>
+              <wp:anchor distT="0" distB="0" distL="114300" distR="114300" simplePos="0" relativeHeight="251669504" behindDoc="0" locked="0" layoutInCell="1" allowOverlap="1" wp14:anchorId="16A19576" wp14:editId="67713EAB">
+                <wp:simplePos x="0" y="0"/>
+                <wp:positionH relativeFrom="column">
+                  <wp:posOffset>1135380</wp:posOffset>
+                </wp:positionH>
+                <wp:positionV relativeFrom="paragraph">
+                  <wp:posOffset>176530</wp:posOffset>
+                </wp:positionV>
+                <wp:extent cx="1050290" cy="266700"/>
+                <wp:effectExtent l="0" t="0" r="0" b="0"/>
+                <wp:wrapNone/>
+                <wp:docPr id="301413946" name="Cuadro de texto 8"/>
+                <wp:cNvGraphicFramePr/>
+                <a:graphic xmlns:a="http://schemas.openxmlformats.org/drawingml/2006/main">
+                  <a:graphicData uri="http://schemas.microsoft.com/office/word/2010/wordprocessingShape">
+                    <wps:wsp>
+                      <wps:cNvSpPr txBox="1"/>
+                      <wps:spPr>
+                        <a:xfrm flipH="1">
+                          <a:off x="0" y="0"/>
+                          <a:ext cx="1050290" cy="266700"/>
+                        </a:xfrm>
+                        <a:prstGeom prst="rect">
+                          <a:avLst/>
+                        </a:prstGeom>
+                        <a:ln>
+                          <a:noFill/>
+                        </a:ln>
+                      </wps:spPr>
+                      <wps:style>
+                        <a:lnRef idx="2">
+                          <a:schemeClr val="accent1">
+                            <a:shade val="15000"/>
+                          </a:schemeClr>
+                        </a:lnRef>
+                        <a:fillRef idx="1">
+                          <a:schemeClr val="accent1"/>
+                        </a:fillRef>
+                        <a:effectRef idx="0">
+                          <a:schemeClr val="accent1"/>
+                        </a:effectRef>
+                        <a:fontRef idx="minor">
+                          <a:schemeClr val="lt1"/>
+                        </a:fontRef>
+                      </wps:style>
+                      <wps:txbx>
+                        <w:txbxContent>
+                          <w:p>
+                            <w:pPr>
+                              <w:rPr>
+                                <w:lang w:val="es-MX"/>
+                              </w:rPr>
+                            </w:pPr>
+                            <w:r>
+                              <w:rPr>
+                                <w:lang w:val="es-MX"/>
+                              </w:rPr>
+                              <w:t>Orders</w:t>
+                            </w:r>
+                          </w:p>
+                        </w:txbxContent>
+                      </wps:txbx>
+                      <wps:bodyPr rot="0" spcFirstLastPara="0" vertOverflow="overflow" horzOverflow="overflow" vert="horz" wrap="square" lIns="91440" tIns="45720" rIns="91440" bIns="45720" numCol="1" spcCol="0" rtlCol="0" fromWordArt="0" anchor="t" anchorCtr="0" forceAA="0" compatLnSpc="1">
+                        <a:prstTxWarp prst="textNoShape">
+                          <a:avLst/>
+                        </a:prstTxWarp>
+                        <a:noAutofit/>
+                      </wps:bodyPr>
+                    </wps:wsp>
+                  </a:graphicData>
+                </a:graphic>
+                <wp14:sizeRelH relativeFrom="margin">
+                  <wp14:pctWidth>0</wp14:pctWidth>
+                </wp14:sizeRelH>
+                <wp14:sizeRelV relativeFrom="margin">
+                  <wp14:pctHeight>0</wp14:pctHeight>
+                </wp14:sizeRelV>
+              </wp:anchor>
+            </w:drawing>
+          </mc:Choice>
+          <mc:Fallback>
+            <w:pict>
+              <v:shape w14:anchorId="16A19576" id="Cuadro de texto 8" o:spid="_x0000_s1029" type="#_x0000_t202" style="position:absolute;margin-left:89.4pt;margin-top:13.9pt;width:82.7pt;height:21pt;flip:x;z-index:251669504;visibility:visible;mso-wrap-style:square;mso-width-percent:0;mso-height-percent:0;mso-wrap-distance-left:9pt;mso-wrap-distance-top:0;mso-wrap-distance-right:9pt;mso-wrap-distance-bottom:0;mso-position-horizontal:absolute;mso-position-horizontal-relative:text;mso-position-vertical:absolute;mso-position-vertical-relative:text;mso-width-percent:0;mso-height-percent:0;mso-width-relative:margin;mso-height-relative:margin;v-text-anchor:top" o:gfxdata="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" fillcolor="#156082 [3204]" stroked="f" strokeweight="1pt">
+                <v:textbox>
+                  <w:txbxContent>
+                    <w:p>
+                      <w:pPr>
+                        <w:rPr>
+                          <w:lang w:val="es-MX"/>
+                        </w:rPr>
+                      </w:pPr>
+                      <w:r>
+                        <w:rPr>
+                          <w:lang w:val="es-MX"/>
+                        </w:rPr>
+                        <w:t>Orders</w:t>
+                      </w:r>
+                    </w:p>
+                  </w:txbxContent>
+                </v:textbox>
+              </v:shape>
+            </w:pict>
+          </mc:Fallback>
+        </mc:AlternateContent>
+      </w:r>
+      <w:r>
+        <w:rPr>
+          <w:noProof/>
+          <w:lang w:val="es-MX"/>
+        </w:rPr>
+        <mc:AlternateContent>
+          <mc:Choice Requires="wps">
+            <w:drawing>
+              <wp:anchor distT="0" distB="0" distL="114300" distR="114300" simplePos="0" relativeHeight="251663360" behindDoc="0" locked="0" layoutInCell="1" allowOverlap="1" wp14:anchorId="665E17B3" wp14:editId="31CFC021">
+                <wp:simplePos x="0" y="0"/>
+                <wp:positionH relativeFrom="column">
+                  <wp:posOffset>868680</wp:posOffset>
+                </wp:positionH>
+                <wp:positionV relativeFrom="paragraph">
+                  <wp:posOffset>115570</wp:posOffset>
+                </wp:positionV>
+                <wp:extent cx="3779520" cy="1181100"/>
+                <wp:effectExtent l="0" t="0" r="11430" b="19050"/>
+                <wp:wrapNone/>
+                <wp:docPr id="1956624270" name="Rectángulo: esquinas redondeadas 6"/>
+                <wp:cNvGraphicFramePr/>
+                <a:graphic xmlns:a="http://schemas.openxmlformats.org/drawingml/2006/main">
+                  <a:graphicData uri="http://schemas.microsoft.com/office/word/2010/wordprocessingShape">
+                    <wps:wsp>
+                      <wps:cNvSpPr/>
+                      <wps:spPr>
+                        <a:xfrm>
+                          <a:off x="0" y="0"/>
+                          <a:ext cx="3779520" cy="1181100"/>
+                        </a:xfrm>
+                        <a:prstGeom prst="roundRect">
+                          <a:avLst/>
+                        </a:prstGeom>
+                      </wps:spPr>
+                      <wps:style>
+                        <a:lnRef idx="2">
+                          <a:schemeClr val="accent1">
+                            <a:shade val="15000"/>
+                          </a:schemeClr>
+                        </a:lnRef>
+                        <a:fillRef idx="1">
+                          <a:schemeClr val="accent1"/>
+                        </a:fillRef>
+                        <a:effectRef idx="0">
+                          <a:schemeClr val="accent1"/>
+                        </a:effectRef>
+                        <a:fontRef idx="minor">
+                          <a:schemeClr val="lt1"/>
+                        </a:fontRef>
+                      </wps:style>
+                      <wps:txbx>
+                        <w:txbxContent>
+                          <w:p>
+                            <w:pPr>
+                              <w:spacing w:after="0" w:line="240" w:lineRule="auto"/>
+                              <w:rPr>
+                                <w:lang w:val="es-MX"/>
+                              </w:rPr>
+                            </w:pPr>
+                          </w:p>
+                        </w:txbxContent>
+                      </wps:txbx>
+                      <wps:bodyPr rot="0" spcFirstLastPara="0" vertOverflow="overflow" horzOverflow="overflow" vert="horz" wrap="square" lIns="91440" tIns="45720" rIns="91440" bIns="45720" numCol="1" spcCol="0" rtlCol="0" fromWordArt="0" anchor="ctr" anchorCtr="0" forceAA="0" compatLnSpc="1">
+                        <a:prstTxWarp prst="textNoShape">
+                          <a:avLst/>
+                        </a:prstTxWarp>
+                        <a:noAutofit/>
+                      </wps:bodyPr>
+                    </wps:wsp>
+                  </a:graphicData>
+                </a:graphic>
+                <wp14:sizeRelH relativeFrom="margin">
+                  <wp14:pctWidth>0</wp14:pctWidth>
+                </wp14:sizeRelH>
+                <wp14:sizeRelV relativeFrom="margin">
+                  <wp14:pctHeight>0</wp14:pctHeight>
+                </wp14:sizeRelV>
+              </wp:anchor>
+            </w:drawing>
+          </mc:Choice>
+          <mc:Fallback>
+            <w:pict>
+              <v:roundrect w14:anchorId="665E17B3" id="Rectángulo: esquinas redondeadas 6" o:spid="_x0000_s1030" style="position:absolute;margin-left:68.4pt;margin-top:9.1pt;width:297.6pt;height:93pt;z-index:251663360;visibility:visible;mso-wrap-style:square;mso-width-percent:0;mso-height-percent:0;mso-wrap-distance-left:9pt;mso-wrap-distance-top:0;mso-wrap-distance-right:9pt;mso-wrap-distance-bottom:0;mso-position-horizontal:absolute;mso-position-horizontal-relative:text;mso-position-vertical:absolute;mso-position-vertical-relative:text;mso-width-percent:0;mso-height-percent:0;mso-width-relative:margin;mso-height-relative:margin;v-text-anchor:middle" arcsize="10923f" o:gfxdata="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" fillcolor="#156082 [3204]" strokecolor="#030e13 [484]" strokeweight="1pt">
+                <v:stroke joinstyle="miter"/>
+                <v:textbox>
+                  <w:txbxContent>
+                    <w:p>
+                      <w:pPr>
+                        <w:spacing w:after="0" w:line="240" w:lineRule="auto"/>
+                        <w:rPr>
+                          <w:lang w:val="es-MX"/>
+                        </w:rPr>
+                      </w:pPr>
+                    </w:p>
+                  </w:txbxContent>
+                </v:textbox>
+              </v:roundrect>
+            </w:pict>
+          </mc:Fallback>
+        </mc:AlternateContent>
+      </w:r>
     </w:p>
     <w:p>
       <w:pPr>
@@ -1857,32 +1888,2286 @@
           <w:lang w:val="es-MX"/>
         </w:rPr>
       </w:pPr>
-    </w:p>
-    <w:p>
-      <w:pPr>
-        <w:rPr>
-          <w:i/>
-          <w:iCs/>
-          <w:lang w:val="es-MX"/>
-        </w:rPr>
-      </w:pPr>
-    </w:p>
-    <w:p>
-      <w:pPr>
-        <w:rPr>
-          <w:lang w:val="es-MX"/>
-        </w:rPr>
-      </w:pPr>
-    </w:p>
-    <w:p>
-      <w:pPr>
-        <w:rPr>
-          <w:lang w:val="es-MX"/>
-        </w:rPr>
-      </w:pPr>
-    </w:p>
-    <w:p>
-      <w:pPr>
+      <w:r>
+        <w:rPr>
+          <w:noProof/>
+          <w:lang w:val="es-MX"/>
+        </w:rPr>
+        <mc:AlternateContent>
+          <mc:Choice Requires="wps">
+            <w:drawing>
+              <wp:anchor distT="0" distB="0" distL="114300" distR="114300" simplePos="0" relativeHeight="251666432" behindDoc="0" locked="0" layoutInCell="1" allowOverlap="1" wp14:anchorId="78BE6E2C" wp14:editId="3B9A5D49">
+                <wp:simplePos x="0" y="0"/>
+                <wp:positionH relativeFrom="column">
+                  <wp:posOffset>2293620</wp:posOffset>
+                </wp:positionH>
+                <wp:positionV relativeFrom="paragraph">
+                  <wp:posOffset>8890</wp:posOffset>
+                </wp:positionV>
+                <wp:extent cx="944880" cy="365760"/>
+                <wp:effectExtent l="0" t="0" r="26670" b="15240"/>
+                <wp:wrapNone/>
+                <wp:docPr id="319964838" name="Rectángulo: esquinas redondeadas 7"/>
+                <wp:cNvGraphicFramePr/>
+                <a:graphic xmlns:a="http://schemas.openxmlformats.org/drawingml/2006/main">
+                  <a:graphicData uri="http://schemas.microsoft.com/office/word/2010/wordprocessingShape">
+                    <wps:wsp>
+                      <wps:cNvSpPr/>
+                      <wps:spPr>
+                        <a:xfrm>
+                          <a:off x="0" y="0"/>
+                          <a:ext cx="944880" cy="365760"/>
+                        </a:xfrm>
+                        <a:prstGeom prst="roundRect">
+                          <a:avLst/>
+                        </a:prstGeom>
+                      </wps:spPr>
+                      <wps:style>
+                        <a:lnRef idx="2">
+                          <a:schemeClr val="accent6"/>
+                        </a:lnRef>
+                        <a:fillRef idx="1">
+                          <a:schemeClr val="lt1"/>
+                        </a:fillRef>
+                        <a:effectRef idx="0">
+                          <a:schemeClr val="accent6"/>
+                        </a:effectRef>
+                        <a:fontRef idx="minor">
+                          <a:schemeClr val="dk1"/>
+                        </a:fontRef>
+                      </wps:style>
+                      <wps:txbx>
+                        <w:txbxContent>
+                          <w:p>
+                            <w:pPr>
+                              <w:jc w:val="center"/>
+                              <w:rPr>
+                                <w:lang w:val="es-MX"/>
+                              </w:rPr>
+                            </w:pPr>
+                            <w:r>
+                              <w:rPr>
+                                <w:lang w:val="es-MX"/>
+                              </w:rPr>
+                              <w:t>Backend</w:t>
+                            </w:r>
+                          </w:p>
+                        </w:txbxContent>
+                      </wps:txbx>
+                      <wps:bodyPr rot="0" spcFirstLastPara="0" vertOverflow="overflow" horzOverflow="overflow" vert="horz" wrap="square" lIns="91440" tIns="45720" rIns="91440" bIns="45720" numCol="1" spcCol="0" rtlCol="0" fromWordArt="0" anchor="ctr" anchorCtr="0" forceAA="0" compatLnSpc="1">
+                        <a:prstTxWarp prst="textNoShape">
+                          <a:avLst/>
+                        </a:prstTxWarp>
+                        <a:noAutofit/>
+                      </wps:bodyPr>
+                    </wps:wsp>
+                  </a:graphicData>
+                </a:graphic>
+                <wp14:sizeRelH relativeFrom="margin">
+                  <wp14:pctWidth>0</wp14:pctWidth>
+                </wp14:sizeRelH>
+              </wp:anchor>
+            </w:drawing>
+          </mc:Choice>
+          <mc:Fallback>
+            <w:pict>
+              <v:roundrect w14:anchorId="78BE6E2C" id="Rectángulo: esquinas redondeadas 7" o:spid="_x0000_s1031" style="position:absolute;margin-left:180.6pt;margin-top:.7pt;width:74.4pt;height:28.8pt;z-index:251666432;visibility:visible;mso-wrap-style:square;mso-width-percent:0;mso-wrap-distance-left:9pt;mso-wrap-distance-top:0;mso-wrap-distance-right:9pt;mso-wrap-distance-bottom:0;mso-position-horizontal:absolute;mso-position-horizontal-relative:text;mso-position-vertical:absolute;mso-position-vertical-relative:text;mso-width-percent:0;mso-width-relative:margin;v-text-anchor:middle" arcsize="10923f" o:gfxdata="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" fillcolor="white [3201]" strokecolor="#4ea72e [3209]" strokeweight="1pt">
+                <v:stroke joinstyle="miter"/>
+                <v:textbox>
+                  <w:txbxContent>
+                    <w:p>
+                      <w:pPr>
+                        <w:jc w:val="center"/>
+                        <w:rPr>
+                          <w:lang w:val="es-MX"/>
+                        </w:rPr>
+                      </w:pPr>
+                      <w:r>
+                        <w:rPr>
+                          <w:lang w:val="es-MX"/>
+                        </w:rPr>
+                        <w:t>Backend</w:t>
+                      </w:r>
+                    </w:p>
+                  </w:txbxContent>
+                </v:textbox>
+              </v:roundrect>
+            </w:pict>
+          </mc:Fallback>
+        </mc:AlternateContent>
+      </w:r>
+      <w:r>
+        <w:rPr>
+          <w:noProof/>
+          <w:lang w:val="es-MX"/>
+        </w:rPr>
+        <mc:AlternateContent>
+          <mc:Choice Requires="wps">
+            <w:drawing>
+              <wp:anchor distT="0" distB="0" distL="114300" distR="114300" simplePos="0" relativeHeight="251664384" behindDoc="0" locked="0" layoutInCell="1" allowOverlap="1" wp14:anchorId="15830256" wp14:editId="6B41E908">
+                <wp:simplePos x="0" y="0"/>
+                <wp:positionH relativeFrom="column">
+                  <wp:posOffset>1120140</wp:posOffset>
+                </wp:positionH>
+                <wp:positionV relativeFrom="paragraph">
+                  <wp:posOffset>8890</wp:posOffset>
+                </wp:positionV>
+                <wp:extent cx="944880" cy="365760"/>
+                <wp:effectExtent l="0" t="0" r="26670" b="15240"/>
+                <wp:wrapNone/>
+                <wp:docPr id="9420947" name="Rectángulo: esquinas redondeadas 7"/>
+                <wp:cNvGraphicFramePr/>
+                <a:graphic xmlns:a="http://schemas.openxmlformats.org/drawingml/2006/main">
+                  <a:graphicData uri="http://schemas.microsoft.com/office/word/2010/wordprocessingShape">
+                    <wps:wsp>
+                      <wps:cNvSpPr/>
+                      <wps:spPr>
+                        <a:xfrm>
+                          <a:off x="0" y="0"/>
+                          <a:ext cx="944880" cy="365760"/>
+                        </a:xfrm>
+                        <a:prstGeom prst="roundRect">
+                          <a:avLst/>
+                        </a:prstGeom>
+                      </wps:spPr>
+                      <wps:style>
+                        <a:lnRef idx="2">
+                          <a:schemeClr val="accent6"/>
+                        </a:lnRef>
+                        <a:fillRef idx="1">
+                          <a:schemeClr val="lt1"/>
+                        </a:fillRef>
+                        <a:effectRef idx="0">
+                          <a:schemeClr val="accent6"/>
+                        </a:effectRef>
+                        <a:fontRef idx="minor">
+                          <a:schemeClr val="dk1"/>
+                        </a:fontRef>
+                      </wps:style>
+                      <wps:txbx>
+                        <w:txbxContent>
+                          <w:p>
+                            <w:pPr>
+                              <w:jc w:val="center"/>
+                              <w:rPr>
+                                <w:lang w:val="es-MX"/>
+                              </w:rPr>
+                            </w:pPr>
+                            <w:r>
+                              <w:rPr>
+                                <w:lang w:val="es-MX"/>
+                              </w:rPr>
+                              <w:t>Frontend</w:t>
+                            </w:r>
+                          </w:p>
+                        </w:txbxContent>
+                      </wps:txbx>
+                      <wps:bodyPr rot="0" spcFirstLastPara="0" vertOverflow="overflow" horzOverflow="overflow" vert="horz" wrap="square" lIns="91440" tIns="45720" rIns="91440" bIns="45720" numCol="1" spcCol="0" rtlCol="0" fromWordArt="0" anchor="ctr" anchorCtr="0" forceAA="0" compatLnSpc="1">
+                        <a:prstTxWarp prst="textNoShape">
+                          <a:avLst/>
+                        </a:prstTxWarp>
+                        <a:noAutofit/>
+                      </wps:bodyPr>
+                    </wps:wsp>
+                  </a:graphicData>
+                </a:graphic>
+                <wp14:sizeRelH relativeFrom="margin">
+                  <wp14:pctWidth>0</wp14:pctWidth>
+                </wp14:sizeRelH>
+              </wp:anchor>
+            </w:drawing>
+          </mc:Choice>
+          <mc:Fallback>
+            <w:pict>
+              <v:roundrect w14:anchorId="15830256" id="_x0000_s1032" style="position:absolute;margin-left:88.2pt;margin-top:.7pt;width:74.4pt;height:28.8pt;z-index:251664384;visibility:visible;mso-wrap-style:square;mso-width-percent:0;mso-wrap-distance-left:9pt;mso-wrap-distance-top:0;mso-wrap-distance-right:9pt;mso-wrap-distance-bottom:0;mso-position-horizontal:absolute;mso-position-horizontal-relative:text;mso-position-vertical:absolute;mso-position-vertical-relative:text;mso-width-percent:0;mso-width-relative:margin;v-text-anchor:middle" arcsize="10923f" o:gfxdata="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" fillcolor="white [3201]" strokecolor="#4ea72e [3209]" strokeweight="1pt">
+                <v:stroke joinstyle="miter"/>
+                <v:textbox>
+                  <w:txbxContent>
+                    <w:p>
+                      <w:pPr>
+                        <w:jc w:val="center"/>
+                        <w:rPr>
+                          <w:lang w:val="es-MX"/>
+                        </w:rPr>
+                      </w:pPr>
+                      <w:r>
+                        <w:rPr>
+                          <w:lang w:val="es-MX"/>
+                        </w:rPr>
+                        <w:t>Frontend</w:t>
+                      </w:r>
+                    </w:p>
+                  </w:txbxContent>
+                </v:textbox>
+              </v:roundrect>
+            </w:pict>
+          </mc:Fallback>
+        </mc:AlternateContent>
+      </w:r>
+      <w:r>
+        <w:rPr>
+          <w:noProof/>
+          <w:lang w:val="es-MX"/>
+        </w:rPr>
+        <mc:AlternateContent>
+          <mc:Choice Requires="wps">
+            <w:drawing>
+              <wp:anchor distT="0" distB="0" distL="114300" distR="114300" simplePos="0" relativeHeight="251668480" behindDoc="0" locked="0" layoutInCell="1" allowOverlap="1" wp14:anchorId="03416DA5" wp14:editId="3F4C712B">
+                <wp:simplePos x="0" y="0"/>
+                <wp:positionH relativeFrom="column">
+                  <wp:posOffset>3429000</wp:posOffset>
+                </wp:positionH>
+                <wp:positionV relativeFrom="paragraph">
+                  <wp:posOffset>8890</wp:posOffset>
+                </wp:positionV>
+                <wp:extent cx="944880" cy="365760"/>
+                <wp:effectExtent l="0" t="0" r="26670" b="15240"/>
+                <wp:wrapNone/>
+                <wp:docPr id="1037431121" name="Rectángulo: esquinas redondeadas 7"/>
+                <wp:cNvGraphicFramePr/>
+                <a:graphic xmlns:a="http://schemas.openxmlformats.org/drawingml/2006/main">
+                  <a:graphicData uri="http://schemas.microsoft.com/office/word/2010/wordprocessingShape">
+                    <wps:wsp>
+                      <wps:cNvSpPr/>
+                      <wps:spPr>
+                        <a:xfrm>
+                          <a:off x="0" y="0"/>
+                          <a:ext cx="944880" cy="365760"/>
+                        </a:xfrm>
+                        <a:prstGeom prst="roundRect">
+                          <a:avLst/>
+                        </a:prstGeom>
+                      </wps:spPr>
+                      <wps:style>
+                        <a:lnRef idx="2">
+                          <a:schemeClr val="accent6"/>
+                        </a:lnRef>
+                        <a:fillRef idx="1">
+                          <a:schemeClr val="lt1"/>
+                        </a:fillRef>
+                        <a:effectRef idx="0">
+                          <a:schemeClr val="accent6"/>
+                        </a:effectRef>
+                        <a:fontRef idx="minor">
+                          <a:schemeClr val="dk1"/>
+                        </a:fontRef>
+                      </wps:style>
+                      <wps:txbx>
+                        <w:txbxContent>
+                          <w:p>
+                            <w:pPr>
+                              <w:jc w:val="center"/>
+                              <w:rPr>
+                                <w:lang w:val="es-MX"/>
+                              </w:rPr>
+                            </w:pPr>
+                            <w:r>
+                              <w:rPr>
+                                <w:lang w:val="es-MX"/>
+                              </w:rPr>
+                              <w:t>Shared</w:t>
+                            </w:r>
+                          </w:p>
+                        </w:txbxContent>
+                      </wps:txbx>
+                      <wps:bodyPr rot="0" spcFirstLastPara="0" vertOverflow="overflow" horzOverflow="overflow" vert="horz" wrap="square" lIns="91440" tIns="45720" rIns="91440" bIns="45720" numCol="1" spcCol="0" rtlCol="0" fromWordArt="0" anchor="ctr" anchorCtr="0" forceAA="0" compatLnSpc="1">
+                        <a:prstTxWarp prst="textNoShape">
+                          <a:avLst/>
+                        </a:prstTxWarp>
+                        <a:noAutofit/>
+                      </wps:bodyPr>
+                    </wps:wsp>
+                  </a:graphicData>
+                </a:graphic>
+                <wp14:sizeRelH relativeFrom="margin">
+                  <wp14:pctWidth>0</wp14:pctWidth>
+                </wp14:sizeRelH>
+              </wp:anchor>
+            </w:drawing>
+          </mc:Choice>
+          <mc:Fallback>
+            <w:pict>
+              <v:roundrect w14:anchorId="03416DA5" id="_x0000_s1033" style="position:absolute;margin-left:270pt;margin-top:.7pt;width:74.4pt;height:28.8pt;z-index:251668480;visibility:visible;mso-wrap-style:square;mso-width-percent:0;mso-wrap-distance-left:9pt;mso-wrap-distance-top:0;mso-wrap-distance-right:9pt;mso-wrap-distance-bottom:0;mso-position-horizontal:absolute;mso-position-horizontal-relative:text;mso-position-vertical:absolute;mso-position-vertical-relative:text;mso-width-percent:0;mso-width-relative:margin;v-text-anchor:middle" arcsize="10923f" o:gfxdata="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" fillcolor="white [3201]" strokecolor="#4ea72e [3209]" strokeweight="1pt">
+                <v:stroke joinstyle="miter"/>
+                <v:textbox>
+                  <w:txbxContent>
+                    <w:p>
+                      <w:pPr>
+                        <w:jc w:val="center"/>
+                        <w:rPr>
+                          <w:lang w:val="es-MX"/>
+                        </w:rPr>
+                      </w:pPr>
+                      <w:r>
+                        <w:rPr>
+                          <w:lang w:val="es-MX"/>
+                        </w:rPr>
+                        <w:t>Shared</w:t>
+                      </w:r>
+                    </w:p>
+                  </w:txbxContent>
+                </v:textbox>
+              </v:roundrect>
+            </w:pict>
+          </mc:Fallback>
+        </mc:AlternateContent>
+      </w:r>
+    </w:p>
+    <w:p>
+      <w:pPr>
+        <w:rPr>
+          <w:lang w:val="es-MX"/>
+        </w:rPr>
+      </w:pPr>
+      <w:r>
+        <w:rPr>
+          <w:lang w:val="es-MX"/>
+        </w:rPr>
+        <w:lastRenderedPageBreak/>
+        <w:t>Quedaría entonces:</w:t>
+      </w:r>
+    </w:p>
+    <w:p>
+      <w:pPr>
+        <w:pStyle w:val="Prrafodelista"/>
+        <w:numPr>
+          <w:ilvl w:val="0"/>
+          <w:numId w:val="11"/>
+        </w:numPr>
+        <w:rPr>
+          <w:lang w:val="es-MX"/>
+        </w:rPr>
+      </w:pPr>
+      <w:r>
+        <w:rPr>
+          <w:lang w:val="es-MX"/>
+        </w:rPr>
+        <w:t>Orders.Backend</w:t>
+      </w:r>
+    </w:p>
+    <w:p>
+      <w:pPr>
+        <w:pStyle w:val="Prrafodelista"/>
+        <w:numPr>
+          <w:ilvl w:val="0"/>
+          <w:numId w:val="11"/>
+        </w:numPr>
+        <w:rPr>
+          <w:lang w:val="es-MX"/>
+        </w:rPr>
+      </w:pPr>
+      <w:r>
+        <w:rPr>
+          <w:lang w:val="es-MX"/>
+        </w:rPr>
+        <w:t>Orders.Frontend</w:t>
+      </w:r>
+    </w:p>
+    <w:p>
+      <w:pPr>
+        <w:pStyle w:val="Prrafodelista"/>
+        <w:numPr>
+          <w:ilvl w:val="0"/>
+          <w:numId w:val="11"/>
+        </w:numPr>
+        <w:rPr>
+          <w:lang w:val="es-MX"/>
+        </w:rPr>
+      </w:pPr>
+      <w:r>
+        <w:rPr>
+          <w:lang w:val="es-MX"/>
+        </w:rPr>
+        <w:t>Orders.Shared</w:t>
+      </w:r>
+    </w:p>
+    <w:p>
+      <w:pPr>
+        <w:rPr>
+          <w:lang w:val="es-MX"/>
+        </w:rPr>
+      </w:pPr>
+    </w:p>
+    <w:p>
+      <w:pPr>
+        <w:rPr>
+          <w:lang w:val="es-MX"/>
+        </w:rPr>
+      </w:pPr>
+    </w:p>
+    <w:p>
+      <w:pPr>
+        <w:rPr>
+          <w:lang w:val="es-MX"/>
+        </w:rPr>
+      </w:pPr>
+      <w:r>
+        <w:rPr>
+          <w:lang w:val="es-MX"/>
+        </w:rPr>
+        <w:t>La conexión a la BD la haremos en el Backend en el archivo:</w:t>
+      </w:r>
+    </w:p>
+    <w:p>
+      <w:pPr>
+        <w:rPr>
+          <w:lang w:val="es-MX"/>
+        </w:rPr>
+      </w:pPr>
+      <w:r>
+        <w:rPr>
+          <w:lang w:val="es-MX"/>
+        </w:rPr>
+        <w:tab/>
+      </w:r>
+      <w:r>
+        <w:rPr>
+          <w:lang w:val="es-MX"/>
+        </w:rPr>
+        <w:t>A</w:t>
+      </w:r>
+      <w:r>
+        <w:rPr>
+          <w:lang w:val="es-MX"/>
+        </w:rPr>
+        <w:t>ppsettings</w:t>
+      </w:r>
+      <w:r>
+        <w:rPr>
+          <w:lang w:val="es-MX"/>
+        </w:rPr>
+        <w:t>.jason</w:t>
+      </w:r>
+    </w:p>
+    <w:p>
+      <w:pPr>
+        <w:rPr>
+          <w:lang w:val="es-MX"/>
+        </w:rPr>
+      </w:pPr>
+      <w:r>
+        <w:rPr>
+          <w:lang w:val="es-MX"/>
+        </w:rPr>
+        <w:t>Y necesitamos agregar NugetPackages a Orders.Backend y estos son:</w:t>
+      </w:r>
+    </w:p>
+    <w:p>
+      <w:pPr>
+        <w:pStyle w:val="Prrafodelista"/>
+        <w:numPr>
+          <w:ilvl w:val="0"/>
+          <w:numId w:val="12"/>
+        </w:numPr>
+      </w:pPr>
+      <w:r>
+        <w:t>Microsoft.EntityFrameworkCore.SqlServe</w:t>
+      </w:r>
+      <w:r>
+        <w:t>r 9.0.8.</w:t>
+      </w:r>
+    </w:p>
+    <w:p>
+      <w:pPr>
+        <w:pStyle w:val="Prrafodelista"/>
+        <w:numPr>
+          <w:ilvl w:val="0"/>
+          <w:numId w:val="12"/>
+        </w:numPr>
+      </w:pPr>
+      <w:r>
+        <w:t>Microsoft.EntityFrameworkCore.Tools 9.0.8.</w:t>
+      </w:r>
+    </w:p>
+    <w:p>
+      <w:pPr>
+        <w:rPr>
+          <w:lang w:val="es-MX"/>
+        </w:rPr>
+      </w:pPr>
+    </w:p>
+    <w:p>
+      <w:pPr>
+        <w:rPr>
+          <w:lang w:val="es-MX"/>
+        </w:rPr>
+      </w:pPr>
+    </w:p>
+    <w:p>
+      <w:pPr>
+        <w:rPr>
+          <w:lang w:val="es-MX"/>
+        </w:rPr>
+      </w:pPr>
+      <w:r>
+        <w:rPr>
+          <w:lang w:val="es-MX"/>
+        </w:rPr>
+        <w:t>Y con esto ya podemos inyectar la BD: Tutorial 76 Parte 05 minuto 33</w:t>
+      </w:r>
+    </w:p>
+    <w:p>
+      <w:pPr>
+        <w:rPr>
+          <w:lang w:val="es-MX"/>
+        </w:rPr>
+      </w:pPr>
+      <w:hyperlink r:id="rId12" w:history="1">
+        <w:r>
+          <w:rPr>
+            <w:rStyle w:val="Hipervnculo"/>
+            <w:lang w:val="es-MX"/>
+          </w:rPr>
+          <w:t>https://www.youtube.com/watch?v=vDmjleN_wJI&amp;list=PLuEZQoW9bRnRWqz7qIF-urUTfEG9kEUes&amp;index=5</w:t>
+        </w:r>
+      </w:hyperlink>
+    </w:p>
+    <w:p>
+      <w:pPr>
+        <w:rPr>
+          <w:lang w:val="es-MX"/>
+        </w:rPr>
+      </w:pPr>
+    </w:p>
+    <w:p>
+      <w:pPr>
+        <w:rPr>
+          <w:lang w:val="es-MX"/>
+        </w:rPr>
+      </w:pPr>
+      <w:r>
+        <w:rPr>
+          <w:lang w:val="es-MX"/>
+        </w:rPr>
+        <w:t>Y para inyectar la BD en el archivo Program.cs</w:t>
+      </w:r>
+    </w:p>
+    <w:p>
+      <w:r>
+        <w:t xml:space="preserve">builder.Services.AddDbContext&lt;DataContext&gt;(motordb=&gt;motordb.UseSqlServer("name=LocalConnection"));  </w:t>
+      </w:r>
+    </w:p>
+    <w:p/>
+    <w:p>
+      <w:r>
+        <w:t>Despues corremos los commandos:</w:t>
+      </w:r>
+    </w:p>
+    <w:p/>
+    <w:p>
+      <w:r>
+        <w:t>Add-Migration IntialDB</w:t>
+      </w:r>
+    </w:p>
+    <w:p>
+      <w:r>
+        <w:t>Update-Database</w:t>
+      </w:r>
+    </w:p>
+    <w:p/>
+    <w:p>
+      <w:pPr>
+        <w:rPr>
+          <w:lang w:val="es-MX"/>
+        </w:rPr>
+      </w:pPr>
+      <w:r>
+        <w:rPr>
+          <w:lang w:val="es-MX"/>
+        </w:rPr>
+        <w:t>Esto para crear la p</w:t>
+      </w:r>
+      <w:r>
+        <w:rPr>
+          <w:lang w:val="es-MX"/>
+        </w:rPr>
+        <w:t>rimer migración y después crear la BD (El comando Update-Database crea o actualiza la BD)</w:t>
+      </w:r>
+    </w:p>
+    <w:p>
+      <w:pPr>
+        <w:rPr>
+          <w:lang w:val="es-MX"/>
+        </w:rPr>
+      </w:pPr>
+    </w:p>
+    <w:p>
+      <w:pPr>
+        <w:rPr>
+          <w:lang w:val="es-MX"/>
+        </w:rPr>
+      </w:pPr>
+      <w:r>
+        <w:rPr>
+          <w:lang w:val="es-MX"/>
+        </w:rPr>
+        <w:t>Despues creamos el primer controlador</w:t>
+      </w:r>
+    </w:p>
+    <w:p>
+      <w:pPr>
+        <w:rPr>
+          <w:lang w:val="es-MX"/>
+        </w:rPr>
+      </w:pPr>
+      <w:r>
+        <w:rPr>
+          <w:lang w:val="es-MX"/>
+        </w:rPr>
+        <w:lastRenderedPageBreak/>
+        <w:t>Cada controlador lo creamos como una Clase en lugar de crearlo con Scaffolding y solo hay que agegar unas propiedades</w:t>
+      </w:r>
+    </w:p>
+    <w:p>
+      <w:pPr>
+        <w:pStyle w:val="Prrafodelista"/>
+        <w:numPr>
+          <w:ilvl w:val="0"/>
+          <w:numId w:val="13"/>
+        </w:numPr>
+        <w:tabs>
+          <w:tab w:val="left" w:pos="916"/>
+          <w:tab w:val="left" w:pos="1832"/>
+          <w:tab w:val="left" w:pos="2748"/>
+          <w:tab w:val="left" w:pos="3664"/>
+          <w:tab w:val="left" w:pos="4580"/>
+          <w:tab w:val="left" w:pos="5496"/>
+          <w:tab w:val="left" w:pos="6412"/>
+          <w:tab w:val="left" w:pos="7328"/>
+          <w:tab w:val="left" w:pos="8244"/>
+          <w:tab w:val="left" w:pos="9160"/>
+          <w:tab w:val="left" w:pos="10076"/>
+          <w:tab w:val="left" w:pos="10992"/>
+          <w:tab w:val="left" w:pos="11908"/>
+          <w:tab w:val="left" w:pos="12824"/>
+          <w:tab w:val="left" w:pos="13740"/>
+          <w:tab w:val="left" w:pos="14656"/>
+        </w:tabs>
+        <w:spacing w:after="0" w:line="240" w:lineRule="auto"/>
+        <w:rPr>
+          <w:rFonts w:ascii="Cascadia Mono" w:eastAsia="Times New Roman" w:hAnsi="Cascadia Mono" w:cs="Cascadia Mono"/>
+          <w:color w:val="000000"/>
+          <w:sz w:val="18"/>
+          <w:szCs w:val="18"/>
+          <w:highlight w:val="yellow"/>
+        </w:rPr>
+      </w:pPr>
+      <w:r>
+        <w:rPr>
+          <w:rFonts w:ascii="Cascadia Mono" w:eastAsia="Times New Roman" w:hAnsi="Cascadia Mono" w:cs="Cascadia Mono"/>
+          <w:color w:val="000000"/>
+          <w:sz w:val="18"/>
+          <w:szCs w:val="18"/>
+        </w:rPr>
+        <w:t>[</w:t>
+      </w:r>
+      <w:r>
+        <w:rPr>
+          <w:rFonts w:ascii="Cascadia Mono" w:eastAsia="Times New Roman" w:hAnsi="Cascadia Mono" w:cs="Cascadia Mono"/>
+          <w:color w:val="2B91AF"/>
+          <w:sz w:val="18"/>
+          <w:szCs w:val="18"/>
+          <w:highlight w:val="yellow"/>
+        </w:rPr>
+        <w:t>ApiController</w:t>
+      </w:r>
+      <w:r>
+        <w:rPr>
+          <w:rFonts w:ascii="Cascadia Mono" w:eastAsia="Times New Roman" w:hAnsi="Cascadia Mono" w:cs="Cascadia Mono"/>
+          <w:color w:val="000000"/>
+          <w:sz w:val="18"/>
+          <w:szCs w:val="18"/>
+          <w:highlight w:val="yellow"/>
+        </w:rPr>
+        <w:t>]</w:t>
+      </w:r>
+    </w:p>
+    <w:p>
+      <w:pPr>
+        <w:pStyle w:val="Prrafodelista"/>
+        <w:numPr>
+          <w:ilvl w:val="0"/>
+          <w:numId w:val="13"/>
+        </w:numPr>
+        <w:tabs>
+          <w:tab w:val="left" w:pos="916"/>
+          <w:tab w:val="left" w:pos="1832"/>
+          <w:tab w:val="left" w:pos="2748"/>
+          <w:tab w:val="left" w:pos="3664"/>
+          <w:tab w:val="left" w:pos="4580"/>
+          <w:tab w:val="left" w:pos="5496"/>
+          <w:tab w:val="left" w:pos="6412"/>
+          <w:tab w:val="left" w:pos="7328"/>
+          <w:tab w:val="left" w:pos="8244"/>
+          <w:tab w:val="left" w:pos="9160"/>
+          <w:tab w:val="left" w:pos="10076"/>
+          <w:tab w:val="left" w:pos="10992"/>
+          <w:tab w:val="left" w:pos="11908"/>
+          <w:tab w:val="left" w:pos="12824"/>
+          <w:tab w:val="left" w:pos="13740"/>
+          <w:tab w:val="left" w:pos="14656"/>
+        </w:tabs>
+        <w:spacing w:after="0" w:line="240" w:lineRule="auto"/>
+        <w:rPr>
+          <w:rFonts w:ascii="Cascadia Mono" w:eastAsia="Times New Roman" w:hAnsi="Cascadia Mono" w:cs="Cascadia Mono"/>
+          <w:color w:val="000000"/>
+          <w:sz w:val="18"/>
+          <w:szCs w:val="18"/>
+          <w:highlight w:val="yellow"/>
+        </w:rPr>
+      </w:pPr>
+      <w:r>
+        <w:rPr>
+          <w:rFonts w:ascii="Cascadia Mono" w:eastAsia="Times New Roman" w:hAnsi="Cascadia Mono" w:cs="Cascadia Mono"/>
+          <w:color w:val="000000"/>
+          <w:sz w:val="18"/>
+          <w:szCs w:val="18"/>
+          <w:highlight w:val="yellow"/>
+        </w:rPr>
+        <w:t>[</w:t>
+      </w:r>
+      <w:r>
+        <w:rPr>
+          <w:rFonts w:ascii="Cascadia Mono" w:eastAsia="Times New Roman" w:hAnsi="Cascadia Mono" w:cs="Cascadia Mono"/>
+          <w:color w:val="2B91AF"/>
+          <w:sz w:val="18"/>
+          <w:szCs w:val="18"/>
+          <w:highlight w:val="yellow"/>
+        </w:rPr>
+        <w:t>Route</w:t>
+      </w:r>
+      <w:r>
+        <w:rPr>
+          <w:rFonts w:ascii="Cascadia Mono" w:eastAsia="Times New Roman" w:hAnsi="Cascadia Mono" w:cs="Cascadia Mono"/>
+          <w:color w:val="000000"/>
+          <w:sz w:val="18"/>
+          <w:szCs w:val="18"/>
+          <w:highlight w:val="yellow"/>
+        </w:rPr>
+        <w:t>(</w:t>
+      </w:r>
+      <w:r>
+        <w:rPr>
+          <w:rFonts w:ascii="Cascadia Mono" w:eastAsia="Times New Roman" w:hAnsi="Cascadia Mono" w:cs="Cascadia Mono"/>
+          <w:color w:val="A31515"/>
+          <w:sz w:val="18"/>
+          <w:szCs w:val="18"/>
+          <w:highlight w:val="yellow"/>
+        </w:rPr>
+        <w:t>"api/</w:t>
+      </w:r>
+      <w:r>
+        <w:rPr>
+          <w:rFonts w:ascii="Cascadia Mono" w:eastAsia="Times New Roman" w:hAnsi="Cascadia Mono" w:cs="Cascadia Mono"/>
+          <w:color w:val="0073FF"/>
+          <w:sz w:val="18"/>
+          <w:szCs w:val="18"/>
+          <w:highlight w:val="yellow"/>
+        </w:rPr>
+        <w:t>[controller]</w:t>
+      </w:r>
+      <w:r>
+        <w:rPr>
+          <w:rFonts w:ascii="Cascadia Mono" w:eastAsia="Times New Roman" w:hAnsi="Cascadia Mono" w:cs="Cascadia Mono"/>
+          <w:color w:val="A31515"/>
+          <w:sz w:val="18"/>
+          <w:szCs w:val="18"/>
+          <w:highlight w:val="yellow"/>
+        </w:rPr>
+        <w:t>"</w:t>
+      </w:r>
+      <w:r>
+        <w:rPr>
+          <w:rFonts w:ascii="Cascadia Mono" w:eastAsia="Times New Roman" w:hAnsi="Cascadia Mono" w:cs="Cascadia Mono"/>
+          <w:color w:val="000000"/>
+          <w:sz w:val="18"/>
+          <w:szCs w:val="18"/>
+          <w:highlight w:val="yellow"/>
+        </w:rPr>
+        <w:t>)]</w:t>
+      </w:r>
+    </w:p>
+    <w:p>
+      <w:pPr>
+        <w:pStyle w:val="Prrafodelista"/>
+        <w:numPr>
+          <w:ilvl w:val="0"/>
+          <w:numId w:val="13"/>
+        </w:numPr>
+      </w:pPr>
+      <w:r>
+        <w:rPr>
+          <w:lang w:val="es-MX"/>
+        </w:rPr>
+        <w:t>Y que herede de</w:t>
+      </w:r>
+      <w:r>
+        <w:rPr>
+          <w:b/>
+          <w:bCs/>
+          <w:lang w:val="es-MX"/>
+        </w:rPr>
+        <w:t xml:space="preserve"> </w:t>
+      </w:r>
+      <w:r>
+        <w:rPr>
+          <w:b/>
+          <w:bCs/>
+          <w:highlight w:val="yellow"/>
+        </w:rPr>
+        <w:t>ControllerBase</w:t>
+      </w:r>
+    </w:p>
+    <w:p>
+      <w:pPr>
+        <w:pStyle w:val="Prrafodelista"/>
+        <w:rPr>
+          <w:lang w:val="es-MX"/>
+        </w:rPr>
+      </w:pPr>
+    </w:p>
+    <w:p>
+      <w:pPr>
+        <w:rPr>
+          <w:lang w:val="es-MX"/>
+        </w:rPr>
+      </w:pPr>
+      <w:r>
+        <w:rPr>
+          <w:lang w:val="es-MX"/>
+        </w:rPr>
+        <w:t>Al control le creamos un constructor y ahí inyectamos la BD</w:t>
+      </w:r>
+    </w:p>
+    <w:p>
+      <w:pPr>
+        <w:rPr>
+          <w:lang w:val="es-MX"/>
+        </w:rPr>
+      </w:pPr>
+    </w:p>
+    <w:p>
+      <w:pPr>
+        <w:rPr>
+          <w:lang w:val="es-MX"/>
+        </w:rPr>
+      </w:pPr>
+      <w:r>
+        <w:rPr>
+          <w:lang w:val="es-MX"/>
+        </w:rPr>
+        <w:drawing>
+          <wp:inline distT="0" distB="0" distL="0" distR="0" wp14:anchorId="25338645" wp14:editId="5F2A4B20">
+            <wp:extent cx="5943600" cy="3543935"/>
+            <wp:effectExtent l="0" t="0" r="0" b="0"/>
+            <wp:docPr id="1203067538" name="Imagen 1"/>
+            <wp:cNvGraphicFramePr>
+              <a:graphicFrameLocks xmlns:a="http://schemas.openxmlformats.org/drawingml/2006/main" noChangeAspect="1"/>
+            </wp:cNvGraphicFramePr>
+            <a:graphic xmlns:a="http://schemas.openxmlformats.org/drawingml/2006/main">
+              <a:graphicData uri="http://schemas.openxmlformats.org/drawingml/2006/picture">
+                <pic:pic xmlns:pic="http://schemas.openxmlformats.org/drawingml/2006/picture">
+                  <pic:nvPicPr>
+                    <pic:cNvPr id="1203067538" name=""/>
+                    <pic:cNvPicPr/>
+                  </pic:nvPicPr>
+                  <pic:blipFill>
+                    <a:blip r:embed="rId13"/>
+                    <a:stretch>
+                      <a:fillRect/>
+                    </a:stretch>
+                  </pic:blipFill>
+                  <pic:spPr>
+                    <a:xfrm>
+                      <a:off x="0" y="0"/>
+                      <a:ext cx="5943600" cy="3543935"/>
+                    </a:xfrm>
+                    <a:prstGeom prst="rect">
+                      <a:avLst/>
+                    </a:prstGeom>
+                  </pic:spPr>
+                </pic:pic>
+              </a:graphicData>
+            </a:graphic>
+          </wp:inline>
+        </w:drawing>
+      </w:r>
+    </w:p>
+    <w:p>
+      <w:pPr>
+        <w:rPr>
+          <w:lang w:val="es-MX"/>
+        </w:rPr>
+      </w:pPr>
+    </w:p>
+    <w:p>
+      <w:pPr>
+        <w:rPr>
+          <w:lang w:val="es-MX"/>
+        </w:rPr>
+      </w:pPr>
+      <w:r>
+        <w:rPr>
+          <w:lang w:val="es-MX"/>
+        </w:rPr>
+        <w:t>En adelante usaremos los siguientes Métodos:</w:t>
+      </w:r>
+    </w:p>
+    <w:p>
+      <w:pPr>
+        <w:rPr>
+          <w:lang w:val="es-MX"/>
+        </w:rPr>
+      </w:pPr>
+    </w:p>
+    <w:p>
+      <w:pPr>
+        <w:rPr>
+          <w:lang w:val="es-MX"/>
+        </w:rPr>
+      </w:pPr>
+      <w:r>
+        <w:rPr>
+          <w:lang w:val="es-MX"/>
+        </w:rPr>
+        <w:t xml:space="preserve">HttpPost  </w:t>
+      </w:r>
+      <w:r>
+        <w:rPr>
+          <w:lang w:val="es-MX"/>
+        </w:rPr>
+        <w:sym w:font="Wingdings" w:char="F0E0"/>
+      </w:r>
+      <w:r>
+        <w:rPr>
+          <w:lang w:val="es-MX"/>
+        </w:rPr>
+        <w:t xml:space="preserve"> Crear</w:t>
+      </w:r>
+    </w:p>
+    <w:p>
+      <w:pPr>
+        <w:rPr>
+          <w:lang w:val="es-MX"/>
+        </w:rPr>
+      </w:pPr>
+      <w:r>
+        <w:rPr>
+          <w:lang w:val="es-MX"/>
+        </w:rPr>
+        <w:t xml:space="preserve">HttpGet </w:t>
+      </w:r>
+      <w:r>
+        <w:rPr>
+          <w:lang w:val="es-MX"/>
+        </w:rPr>
+        <w:sym w:font="Wingdings" w:char="F0E0"/>
+      </w:r>
+      <w:r>
+        <w:rPr>
+          <w:lang w:val="es-MX"/>
+        </w:rPr>
+        <w:t xml:space="preserve"> Leer</w:t>
+      </w:r>
+    </w:p>
+    <w:p>
+      <w:pPr>
+        <w:rPr>
+          <w:lang w:val="es-MX"/>
+        </w:rPr>
+      </w:pPr>
+      <w:r>
+        <w:rPr>
+          <w:lang w:val="es-MX"/>
+        </w:rPr>
+        <w:t xml:space="preserve">HttPut </w:t>
+      </w:r>
+      <w:r>
+        <w:rPr>
+          <w:lang w:val="es-MX"/>
+        </w:rPr>
+        <w:sym w:font="Wingdings" w:char="F0E0"/>
+      </w:r>
+      <w:r>
+        <w:rPr>
+          <w:lang w:val="es-MX"/>
+        </w:rPr>
+        <w:t xml:space="preserve"> Modificar</w:t>
+      </w:r>
+    </w:p>
+    <w:p>
+      <w:pPr>
+        <w:rPr>
+          <w:lang w:val="es-MX"/>
+        </w:rPr>
+      </w:pPr>
+      <w:r>
+        <w:rPr>
+          <w:lang w:val="es-MX"/>
+        </w:rPr>
+        <w:t xml:space="preserve">HttpDelete </w:t>
+      </w:r>
+      <w:r>
+        <w:rPr>
+          <w:lang w:val="es-MX"/>
+        </w:rPr>
+        <w:sym w:font="Wingdings" w:char="F0E0"/>
+      </w:r>
+      <w:r>
+        <w:rPr>
+          <w:lang w:val="es-MX"/>
+        </w:rPr>
+        <w:t xml:space="preserve"> Borrar</w:t>
+      </w:r>
+    </w:p>
+    <w:p>
+      <w:pPr>
+        <w:rPr>
+          <w:lang w:val="es-MX"/>
+        </w:rPr>
+      </w:pPr>
+    </w:p>
+    <w:p>
+      <w:pPr>
+        <w:rPr>
+          <w:lang w:val="es-MX"/>
+        </w:rPr>
+      </w:pPr>
+    </w:p>
+    <w:p>
+      <w:pPr>
+        <w:rPr>
+          <w:lang w:val="es-MX"/>
+        </w:rPr>
+      </w:pPr>
+    </w:p>
+    <w:p>
+      <w:pPr>
+        <w:rPr>
+          <w:lang w:val="es-MX"/>
+        </w:rPr>
+      </w:pPr>
+      <w:r>
+        <w:rPr>
+          <w:lang w:val="es-MX"/>
+        </w:rPr>
+        <w:lastRenderedPageBreak/>
+        <w:t>Es importante recordar que cuando creamos una entidad y se mapee en la BD hay que crear:</w:t>
+      </w:r>
+    </w:p>
+    <w:p>
+      <w:pPr>
+        <w:pStyle w:val="Prrafodelista"/>
+        <w:numPr>
+          <w:ilvl w:val="0"/>
+          <w:numId w:val="14"/>
+        </w:numPr>
+        <w:rPr>
+          <w:lang w:val="es-MX"/>
+        </w:rPr>
+      </w:pPr>
+      <w:r>
+        <w:rPr>
+          <w:lang w:val="es-MX"/>
+        </w:rPr>
+        <w:t>La entidad</w:t>
+      </w:r>
+    </w:p>
+    <w:p>
+      <w:pPr>
+        <w:pStyle w:val="Prrafodelista"/>
+        <w:numPr>
+          <w:ilvl w:val="0"/>
+          <w:numId w:val="14"/>
+        </w:numPr>
+        <w:rPr>
+          <w:lang w:val="es-MX"/>
+        </w:rPr>
+      </w:pPr>
+      <w:r>
+        <w:rPr>
+          <w:lang w:val="es-MX"/>
+        </w:rPr>
+        <w:t>Mapearla en el DataContext</w:t>
+      </w:r>
+    </w:p>
+    <w:p>
+      <w:pPr>
+        <w:rPr>
+          <w:lang w:val="es-MX"/>
+        </w:rPr>
+      </w:pPr>
+    </w:p>
+    <w:p>
+      <w:r>
+        <w:t xml:space="preserve">  public DbSet&lt;Category&gt; Categories { get; set; }</w:t>
+      </w:r>
+    </w:p>
+    <w:p>
+      <w:r>
+        <w:t>modelBuilder.Entity&lt;Category&gt;().HasIndex(c =&gt; c.Name).IsUnique();</w:t>
+      </w:r>
+    </w:p>
+    <w:p/>
+    <w:p/>
+    <w:p>
+      <w:pPr>
+        <w:rPr>
+          <w:lang w:val="es-MX"/>
+        </w:rPr>
+      </w:pPr>
+      <w:r>
+        <w:rPr>
+          <w:lang w:val="es-MX"/>
+        </w:rPr>
+        <w:t>Despues de esto trabajaremos c</w:t>
+      </w:r>
+      <w:r>
+        <w:rPr>
+          <w:lang w:val="es-MX"/>
+        </w:rPr>
+        <w:t>on Respuestas Genericas:</w:t>
+      </w:r>
+    </w:p>
+    <w:p>
+      <w:pPr>
+        <w:rPr>
+          <w:lang w:val="es-MX"/>
+        </w:rPr>
+      </w:pPr>
+    </w:p>
+    <w:p>
+      <w:pPr>
+        <w:rPr>
+          <w:lang w:val="es-MX"/>
+        </w:rPr>
+      </w:pPr>
+      <w:r>
+        <w:rPr>
+          <w:lang w:val="es-MX"/>
+        </w:rPr>
+        <w:t>Para que todas las respuestas sean genéricas usaremos un ActionResponse&lt;T&gt;</w:t>
+      </w:r>
+    </w:p>
+    <w:p>
+      <w:pPr>
+        <w:rPr>
+          <w:lang w:val="es-MX"/>
+        </w:rPr>
+      </w:pPr>
+      <w:r>
+        <w:rPr>
+          <w:lang w:val="es-MX"/>
+        </w:rPr>
+        <w:t>Y podamos devolver por ahí Pais, Estado, Ciudad, Categoría, etc</w:t>
+      </w:r>
+    </w:p>
+    <w:p>
+      <w:pPr>
+        <w:rPr>
+          <w:lang w:val="es-MX"/>
+        </w:rPr>
+      </w:pPr>
+    </w:p>
+    <w:p>
+      <w:pPr>
+        <w:rPr>
+          <w:lang w:val="es-MX"/>
+        </w:rPr>
+      </w:pPr>
+      <w:r>
+        <w:rPr>
+          <w:lang w:val="es-MX"/>
+        </w:rPr>
+        <w:t>La arquitectura de acceso a los datos será de la siguiente Forma</w:t>
+      </w:r>
+    </w:p>
+    <w:p>
+      <w:pPr>
+        <w:rPr>
+          <w:lang w:val="es-MX"/>
+        </w:rPr>
+      </w:pPr>
+    </w:p>
+    <w:p>
+      <w:pPr>
+        <w:rPr>
+          <w:lang w:val="es-MX"/>
+        </w:rPr>
+      </w:pPr>
+      <w:r>
+        <mc:AlternateContent>
+          <mc:Choice Requires="wps">
+            <w:drawing>
+              <wp:anchor distT="0" distB="0" distL="114300" distR="114300" simplePos="0" relativeHeight="251671552" behindDoc="0" locked="0" layoutInCell="1" allowOverlap="1" wp14:anchorId="2AEDC6B1" wp14:editId="57466B2B">
+                <wp:simplePos x="0" y="0"/>
+                <wp:positionH relativeFrom="column">
+                  <wp:posOffset>267335</wp:posOffset>
+                </wp:positionH>
+                <wp:positionV relativeFrom="paragraph">
+                  <wp:posOffset>1844675</wp:posOffset>
+                </wp:positionV>
+                <wp:extent cx="963295" cy="782955"/>
+                <wp:effectExtent l="0" t="0" r="27305" b="17145"/>
+                <wp:wrapNone/>
+                <wp:docPr id="12" name="Diagrama de flujo: disco magnético 11">
+                  <a:extLst xmlns:a="http://schemas.openxmlformats.org/drawingml/2006/main">
+                    <a:ext uri="{FF2B5EF4-FFF2-40B4-BE49-F238E27FC236}">
+                      <a16:creationId xmlns:a16="http://schemas.microsoft.com/office/drawing/2014/main" id="{E1273546-BA58-135B-5857-8FD4C34D9F7B}"/>
+                    </a:ext>
+                  </a:extLst>
+                </wp:docPr>
+                <wp:cNvGraphicFramePr/>
+                <a:graphic xmlns:a="http://schemas.openxmlformats.org/drawingml/2006/main">
+                  <a:graphicData uri="http://schemas.microsoft.com/office/word/2010/wordprocessingShape">
+                    <wps:wsp>
+                      <wps:cNvSpPr/>
+                      <wps:spPr>
+                        <a:xfrm>
+                          <a:off x="0" y="0"/>
+                          <a:ext cx="963295" cy="782955"/>
+                        </a:xfrm>
+                        <a:prstGeom prst="flowChartMagneticDisk">
+                          <a:avLst/>
+                        </a:prstGeom>
+                      </wps:spPr>
+                      <wps:style>
+                        <a:lnRef idx="2">
+                          <a:schemeClr val="accent2">
+                            <a:shade val="15000"/>
+                          </a:schemeClr>
+                        </a:lnRef>
+                        <a:fillRef idx="1">
+                          <a:schemeClr val="accent2"/>
+                        </a:fillRef>
+                        <a:effectRef idx="0">
+                          <a:schemeClr val="accent2"/>
+                        </a:effectRef>
+                        <a:fontRef idx="minor">
+                          <a:schemeClr val="lt1"/>
+                        </a:fontRef>
+                      </wps:style>
+                      <wps:txbx>
+                        <w:txbxContent>
+                          <w:p>
+                            <w:pPr>
+                              <w:jc w:val="center"/>
+                              <w:rPr>
+                                <w:rFonts w:hAnsi="Aptos"/>
+                                <w:color w:val="FFFFFF" w:themeColor="light1"/>
+                                <w:kern w:val="24"/>
+                                <w:sz w:val="36"/>
+                                <w:szCs w:val="36"/>
+                                <w:lang w:val="es-MX"/>
+                              </w:rPr>
+                            </w:pPr>
+                            <w:r>
+                              <w:rPr>
+                                <w:rFonts w:hAnsi="Aptos"/>
+                                <w:color w:val="FFFFFF" w:themeColor="light1"/>
+                                <w:kern w:val="24"/>
+                                <w:sz w:val="36"/>
+                                <w:szCs w:val="36"/>
+                                <w:lang w:val="es-MX"/>
+                              </w:rPr>
+                              <w:t>DB</w:t>
+                            </w:r>
+                          </w:p>
+                        </w:txbxContent>
+                      </wps:txbx>
+                      <wps:bodyPr rtlCol="0" anchor="ctr"/>
+                    </wps:wsp>
+                  </a:graphicData>
+                </a:graphic>
+              </wp:anchor>
+            </w:drawing>
+          </mc:Choice>
+          <mc:Fallback>
+            <w:pict>
+              <v:shapetype w14:anchorId="2AEDC6B1" id="_x0000_t132" coordsize="21600,21600" o:spt="132" path="m10800,qx,3391l,18209qy10800,21600,21600,18209l21600,3391qy10800,xem,3391nfqy10800,6782,21600,3391e">
+                <v:path o:extrusionok="f" gradientshapeok="t" o:connecttype="custom" o:connectlocs="10800,6782;10800,0;0,10800;10800,21600;21600,10800" o:connectangles="270,270,180,90,0" textboxrect="0,6782,21600,18209"/>
+              </v:shapetype>
+              <v:shape id="Diagrama de flujo: disco magnético 11" o:spid="_x0000_s1034" type="#_x0000_t132" style="position:absolute;margin-left:21.05pt;margin-top:145.25pt;width:75.85pt;height:61.65pt;z-index:251671552;visibility:visible;mso-wrap-style:square;mso-wrap-distance-left:9pt;mso-wrap-distance-top:0;mso-wrap-distance-right:9pt;mso-wrap-distance-bottom:0;mso-position-horizontal:absolute;mso-position-horizontal-relative:text;mso-position-vertical:absolute;mso-position-vertical-relative:text;v-text-anchor:middle" o:gfxdata="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" fillcolor="#e97132 [3205]" strokecolor="#250f04 [485]" strokeweight="1pt">
+                <v:stroke joinstyle="miter"/>
+                <v:textbox>
+                  <w:txbxContent>
+                    <w:p>
+                      <w:pPr>
+                        <w:jc w:val="center"/>
+                        <w:rPr>
+                          <w:rFonts w:hAnsi="Aptos"/>
+                          <w:color w:val="FFFFFF" w:themeColor="light1"/>
+                          <w:kern w:val="24"/>
+                          <w:sz w:val="36"/>
+                          <w:szCs w:val="36"/>
+                          <w:lang w:val="es-MX"/>
+                        </w:rPr>
+                      </w:pPr>
+                      <w:r>
+                        <w:rPr>
+                          <w:rFonts w:hAnsi="Aptos"/>
+                          <w:color w:val="FFFFFF" w:themeColor="light1"/>
+                          <w:kern w:val="24"/>
+                          <w:sz w:val="36"/>
+                          <w:szCs w:val="36"/>
+                          <w:lang w:val="es-MX"/>
+                        </w:rPr>
+                        <w:t>DB</w:t>
+                      </w:r>
+                    </w:p>
+                  </w:txbxContent>
+                </v:textbox>
+              </v:shape>
+            </w:pict>
+          </mc:Fallback>
+        </mc:AlternateContent>
+      </w:r>
+      <w:r>
+        <mc:AlternateContent>
+          <mc:Choice Requires="wps">
+            <w:drawing>
+              <wp:anchor distT="0" distB="0" distL="114300" distR="114300" simplePos="0" relativeHeight="251672576" behindDoc="0" locked="0" layoutInCell="1" allowOverlap="1" wp14:anchorId="49A136B5" wp14:editId="0357B84F">
+                <wp:simplePos x="0" y="0"/>
+                <wp:positionH relativeFrom="column">
+                  <wp:posOffset>2189480</wp:posOffset>
+                </wp:positionH>
+                <wp:positionV relativeFrom="paragraph">
+                  <wp:posOffset>2006600</wp:posOffset>
+                </wp:positionV>
+                <wp:extent cx="1597660" cy="518160"/>
+                <wp:effectExtent l="0" t="0" r="21590" b="15240"/>
+                <wp:wrapNone/>
+                <wp:docPr id="13" name="Rectángulo: esquinas redondeadas 12">
+                  <a:extLst xmlns:a="http://schemas.openxmlformats.org/drawingml/2006/main">
+                    <a:ext uri="{FF2B5EF4-FFF2-40B4-BE49-F238E27FC236}">
+                      <a16:creationId xmlns:a16="http://schemas.microsoft.com/office/drawing/2014/main" id="{157D85E4-76BE-6FEC-8DAF-EBE84724257B}"/>
+                    </a:ext>
+                  </a:extLst>
+                </wp:docPr>
+                <wp:cNvGraphicFramePr/>
+                <a:graphic xmlns:a="http://schemas.openxmlformats.org/drawingml/2006/main">
+                  <a:graphicData uri="http://schemas.microsoft.com/office/word/2010/wordprocessingShape">
+                    <wps:wsp>
+                      <wps:cNvSpPr/>
+                      <wps:spPr>
+                        <a:xfrm>
+                          <a:off x="0" y="0"/>
+                          <a:ext cx="1597660" cy="518160"/>
+                        </a:xfrm>
+                        <a:prstGeom prst="roundRect">
+                          <a:avLst/>
+                        </a:prstGeom>
+                      </wps:spPr>
+                      <wps:style>
+                        <a:lnRef idx="2">
+                          <a:schemeClr val="accent4">
+                            <a:shade val="15000"/>
+                          </a:schemeClr>
+                        </a:lnRef>
+                        <a:fillRef idx="1">
+                          <a:schemeClr val="accent4"/>
+                        </a:fillRef>
+                        <a:effectRef idx="0">
+                          <a:schemeClr val="accent4"/>
+                        </a:effectRef>
+                        <a:fontRef idx="minor">
+                          <a:schemeClr val="lt1"/>
+                        </a:fontRef>
+                      </wps:style>
+                      <wps:txbx>
+                        <w:txbxContent>
+                          <w:p>
+                            <w:pPr>
+                              <w:jc w:val="center"/>
+                              <w:rPr>
+                                <w:rFonts w:hAnsi="Aptos"/>
+                                <w:color w:val="FFFFFF" w:themeColor="light1"/>
+                                <w:kern w:val="24"/>
+                                <w:sz w:val="36"/>
+                                <w:szCs w:val="36"/>
+                                <w:lang w:val="es-MX"/>
+                              </w:rPr>
+                            </w:pPr>
+                            <w:r>
+                              <w:rPr>
+                                <w:rFonts w:hAnsi="Aptos"/>
+                                <w:color w:val="FFFFFF" w:themeColor="light1"/>
+                                <w:kern w:val="24"/>
+                                <w:sz w:val="36"/>
+                                <w:szCs w:val="36"/>
+                                <w:lang w:val="es-MX"/>
+                              </w:rPr>
+                              <w:t>DataContext</w:t>
+                            </w:r>
+                          </w:p>
+                        </w:txbxContent>
+                      </wps:txbx>
+                      <wps:bodyPr rtlCol="0" anchor="ctr"/>
+                    </wps:wsp>
+                  </a:graphicData>
+                </a:graphic>
+              </wp:anchor>
+            </w:drawing>
+          </mc:Choice>
+          <mc:Fallback>
+            <w:pict>
+              <v:roundrect w14:anchorId="49A136B5" id="Rectángulo: esquinas redondeadas 12" o:spid="_x0000_s1035" style="position:absolute;margin-left:172.4pt;margin-top:158pt;width:125.8pt;height:40.8pt;z-index:251672576;visibility:visible;mso-wrap-style:square;mso-wrap-distance-left:9pt;mso-wrap-distance-top:0;mso-wrap-distance-right:9pt;mso-wrap-distance-bottom:0;mso-position-horizontal:absolute;mso-position-horizontal-relative:text;mso-position-vertical:absolute;mso-position-vertical-relative:text;v-text-anchor:middle" arcsize="10923f" o:gfxdata="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" fillcolor="#0f9ed5 [3207]" strokecolor="#02171f [487]" strokeweight="1pt">
+                <v:stroke joinstyle="miter"/>
+                <v:textbox>
+                  <w:txbxContent>
+                    <w:p>
+                      <w:pPr>
+                        <w:jc w:val="center"/>
+                        <w:rPr>
+                          <w:rFonts w:hAnsi="Aptos"/>
+                          <w:color w:val="FFFFFF" w:themeColor="light1"/>
+                          <w:kern w:val="24"/>
+                          <w:sz w:val="36"/>
+                          <w:szCs w:val="36"/>
+                          <w:lang w:val="es-MX"/>
+                        </w:rPr>
+                      </w:pPr>
+                      <w:r>
+                        <w:rPr>
+                          <w:rFonts w:hAnsi="Aptos"/>
+                          <w:color w:val="FFFFFF" w:themeColor="light1"/>
+                          <w:kern w:val="24"/>
+                          <w:sz w:val="36"/>
+                          <w:szCs w:val="36"/>
+                          <w:lang w:val="es-MX"/>
+                        </w:rPr>
+                        <w:t>DataContext</w:t>
+                      </w:r>
+                    </w:p>
+                  </w:txbxContent>
+                </v:textbox>
+              </v:roundrect>
+            </w:pict>
+          </mc:Fallback>
+        </mc:AlternateContent>
+      </w:r>
+      <w:r>
+        <mc:AlternateContent>
+          <mc:Choice Requires="wps">
+            <w:drawing>
+              <wp:anchor distT="0" distB="0" distL="114300" distR="114300" simplePos="0" relativeHeight="251673600" behindDoc="0" locked="0" layoutInCell="1" allowOverlap="1" wp14:anchorId="0791A291" wp14:editId="01CF28AA">
+                <wp:simplePos x="0" y="0"/>
+                <wp:positionH relativeFrom="column">
+                  <wp:posOffset>2155190</wp:posOffset>
+                </wp:positionH>
+                <wp:positionV relativeFrom="paragraph">
+                  <wp:posOffset>1049655</wp:posOffset>
+                </wp:positionV>
+                <wp:extent cx="1593215" cy="518160"/>
+                <wp:effectExtent l="0" t="0" r="26035" b="15240"/>
+                <wp:wrapNone/>
+                <wp:docPr id="16" name="Rectángulo: esquinas redondeadas 15">
+                  <a:extLst xmlns:a="http://schemas.openxmlformats.org/drawingml/2006/main">
+                    <a:ext uri="{FF2B5EF4-FFF2-40B4-BE49-F238E27FC236}">
+                      <a16:creationId xmlns:a16="http://schemas.microsoft.com/office/drawing/2014/main" id="{A6148848-7BB0-FAD3-7342-7AE0C9F0B437}"/>
+                    </a:ext>
+                  </a:extLst>
+                </wp:docPr>
+                <wp:cNvGraphicFramePr/>
+                <a:graphic xmlns:a="http://schemas.openxmlformats.org/drawingml/2006/main">
+                  <a:graphicData uri="http://schemas.microsoft.com/office/word/2010/wordprocessingShape">
+                    <wps:wsp>
+                      <wps:cNvSpPr/>
+                      <wps:spPr>
+                        <a:xfrm>
+                          <a:off x="0" y="0"/>
+                          <a:ext cx="1593215" cy="518160"/>
+                        </a:xfrm>
+                        <a:prstGeom prst="roundRect">
+                          <a:avLst/>
+                        </a:prstGeom>
+                      </wps:spPr>
+                      <wps:style>
+                        <a:lnRef idx="1">
+                          <a:schemeClr val="accent2"/>
+                        </a:lnRef>
+                        <a:fillRef idx="2">
+                          <a:schemeClr val="accent2"/>
+                        </a:fillRef>
+                        <a:effectRef idx="1">
+                          <a:schemeClr val="accent2"/>
+                        </a:effectRef>
+                        <a:fontRef idx="minor">
+                          <a:schemeClr val="dk1"/>
+                        </a:fontRef>
+                      </wps:style>
+                      <wps:txbx>
+                        <w:txbxContent>
+                          <w:p>
+                            <w:pPr>
+                              <w:jc w:val="center"/>
+                              <w:rPr>
+                                <w:rFonts w:hAnsi="Aptos"/>
+                                <w:color w:val="000000" w:themeColor="dark1"/>
+                                <w:kern w:val="24"/>
+                                <w:sz w:val="36"/>
+                                <w:szCs w:val="36"/>
+                                <w:lang w:val="es-MX"/>
+                              </w:rPr>
+                            </w:pPr>
+                            <w:r>
+                              <w:rPr>
+                                <w:rFonts w:hAnsi="Aptos"/>
+                                <w:color w:val="000000" w:themeColor="dark1"/>
+                                <w:kern w:val="24"/>
+                                <w:sz w:val="36"/>
+                                <w:szCs w:val="36"/>
+                                <w:lang w:val="es-MX"/>
+                              </w:rPr>
+                              <w:t>Repository</w:t>
+                            </w:r>
+                          </w:p>
+                        </w:txbxContent>
+                      </wps:txbx>
+                      <wps:bodyPr rtlCol="0" anchor="ctr"/>
+                    </wps:wsp>
+                  </a:graphicData>
+                </a:graphic>
+              </wp:anchor>
+            </w:drawing>
+          </mc:Choice>
+          <mc:Fallback>
+            <w:pict>
+              <v:roundrect w14:anchorId="0791A291" id="Rectángulo: esquinas redondeadas 15" o:spid="_x0000_s1036" style="position:absolute;margin-left:169.7pt;margin-top:82.65pt;width:125.45pt;height:40.8pt;z-index:251673600;visibility:visible;mso-wrap-style:square;mso-wrap-distance-left:9pt;mso-wrap-distance-top:0;mso-wrap-distance-right:9pt;mso-wrap-distance-bottom:0;mso-position-horizontal:absolute;mso-position-horizontal-relative:text;mso-position-vertical:absolute;mso-position-vertical-relative:text;v-text-anchor:middle" arcsize="10923f" o:gfxdata="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" fillcolor="#f09f76 [2165]" strokecolor="#e97132 [3205]" strokeweight=".5pt">
+                <v:fill color2="#ed8b59 [2613]" rotate="t" colors="0 #f5b8a4;.5 #f2ab96;1 #f59e81" focus="100%" type="gradient">
+                  <o:fill v:ext="view" type="gradientUnscaled"/>
+                </v:fill>
+                <v:stroke joinstyle="miter"/>
+                <v:textbox>
+                  <w:txbxContent>
+                    <w:p>
+                      <w:pPr>
+                        <w:jc w:val="center"/>
+                        <w:rPr>
+                          <w:rFonts w:hAnsi="Aptos"/>
+                          <w:color w:val="000000" w:themeColor="dark1"/>
+                          <w:kern w:val="24"/>
+                          <w:sz w:val="36"/>
+                          <w:szCs w:val="36"/>
+                          <w:lang w:val="es-MX"/>
+                        </w:rPr>
+                      </w:pPr>
+                      <w:r>
+                        <w:rPr>
+                          <w:rFonts w:hAnsi="Aptos"/>
+                          <w:color w:val="000000" w:themeColor="dark1"/>
+                          <w:kern w:val="24"/>
+                          <w:sz w:val="36"/>
+                          <w:szCs w:val="36"/>
+                          <w:lang w:val="es-MX"/>
+                        </w:rPr>
+                        <w:t>Repository</w:t>
+                      </w:r>
+                    </w:p>
+                  </w:txbxContent>
+                </v:textbox>
+              </v:roundrect>
+            </w:pict>
+          </mc:Fallback>
+        </mc:AlternateContent>
+      </w:r>
+      <w:r>
+        <mc:AlternateContent>
+          <mc:Choice Requires="wps">
+            <w:drawing>
+              <wp:anchor distT="0" distB="0" distL="114300" distR="114300" simplePos="0" relativeHeight="251674624" behindDoc="0" locked="0" layoutInCell="1" allowOverlap="1" wp14:anchorId="6484ECBD" wp14:editId="0D25E502">
+                <wp:simplePos x="0" y="0"/>
+                <wp:positionH relativeFrom="column">
+                  <wp:posOffset>2189480</wp:posOffset>
+                </wp:positionH>
+                <wp:positionV relativeFrom="paragraph">
+                  <wp:posOffset>118110</wp:posOffset>
+                </wp:positionV>
+                <wp:extent cx="1597660" cy="518160"/>
+                <wp:effectExtent l="0" t="0" r="21590" b="15240"/>
+                <wp:wrapNone/>
+                <wp:docPr id="18" name="Rectángulo: esquinas redondeadas 17">
+                  <a:extLst xmlns:a="http://schemas.openxmlformats.org/drawingml/2006/main">
+                    <a:ext uri="{FF2B5EF4-FFF2-40B4-BE49-F238E27FC236}">
+                      <a16:creationId xmlns:a16="http://schemas.microsoft.com/office/drawing/2014/main" id="{37BD23EF-73DB-2EC8-E67E-6B0EC87297BF}"/>
+                    </a:ext>
+                  </a:extLst>
+                </wp:docPr>
+                <wp:cNvGraphicFramePr/>
+                <a:graphic xmlns:a="http://schemas.openxmlformats.org/drawingml/2006/main">
+                  <a:graphicData uri="http://schemas.microsoft.com/office/word/2010/wordprocessingShape">
+                    <wps:wsp>
+                      <wps:cNvSpPr/>
+                      <wps:spPr>
+                        <a:xfrm>
+                          <a:off x="0" y="0"/>
+                          <a:ext cx="1597660" cy="518160"/>
+                        </a:xfrm>
+                        <a:prstGeom prst="roundRect">
+                          <a:avLst/>
+                        </a:prstGeom>
+                      </wps:spPr>
+                      <wps:style>
+                        <a:lnRef idx="1">
+                          <a:schemeClr val="accent5"/>
+                        </a:lnRef>
+                        <a:fillRef idx="2">
+                          <a:schemeClr val="accent5"/>
+                        </a:fillRef>
+                        <a:effectRef idx="1">
+                          <a:schemeClr val="accent5"/>
+                        </a:effectRef>
+                        <a:fontRef idx="minor">
+                          <a:schemeClr val="dk1"/>
+                        </a:fontRef>
+                      </wps:style>
+                      <wps:txbx>
+                        <w:txbxContent>
+                          <w:p>
+                            <w:pPr>
+                              <w:jc w:val="center"/>
+                              <w:rPr>
+                                <w:rFonts w:hAnsi="Aptos"/>
+                                <w:color w:val="000000" w:themeColor="dark1"/>
+                                <w:kern w:val="24"/>
+                                <w:sz w:val="36"/>
+                                <w:szCs w:val="36"/>
+                                <w:lang w:val="es-MX"/>
+                              </w:rPr>
+                            </w:pPr>
+                            <w:r>
+                              <w:rPr>
+                                <w:rFonts w:hAnsi="Aptos"/>
+                                <w:color w:val="000000" w:themeColor="dark1"/>
+                                <w:kern w:val="24"/>
+                                <w:sz w:val="36"/>
+                                <w:szCs w:val="36"/>
+                                <w:lang w:val="es-MX"/>
+                              </w:rPr>
+                              <w:t>UnitOfWork</w:t>
+                            </w:r>
+                          </w:p>
+                        </w:txbxContent>
+                      </wps:txbx>
+                      <wps:bodyPr rtlCol="0" anchor="ctr"/>
+                    </wps:wsp>
+                  </a:graphicData>
+                </a:graphic>
+              </wp:anchor>
+            </w:drawing>
+          </mc:Choice>
+          <mc:Fallback>
+            <w:pict>
+              <v:roundrect w14:anchorId="6484ECBD" id="Rectángulo: esquinas redondeadas 17" o:spid="_x0000_s1037" style="position:absolute;margin-left:172.4pt;margin-top:9.3pt;width:125.8pt;height:40.8pt;z-index:251674624;visibility:visible;mso-wrap-style:square;mso-wrap-distance-left:9pt;mso-wrap-distance-top:0;mso-wrap-distance-right:9pt;mso-wrap-distance-bottom:0;mso-position-horizontal:absolute;mso-position-horizontal-relative:text;mso-position-vertical:absolute;mso-position-vertical-relative:text;v-text-anchor:middle" arcsize="10923f" o:gfxdata="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" fillcolor="#d35dc6 [2168]" strokecolor="#a02b93 [3208]" strokeweight=".5pt">
+                <v:fill color2="#ca3bba [2616]" rotate="t" colors="0 #d09fc8;.5 #c692be;1 #c17eb6" focus="100%" type="gradient">
+                  <o:fill v:ext="view" type="gradientUnscaled"/>
+                </v:fill>
+                <v:stroke joinstyle="miter"/>
+                <v:textbox>
+                  <w:txbxContent>
+                    <w:p>
+                      <w:pPr>
+                        <w:jc w:val="center"/>
+                        <w:rPr>
+                          <w:rFonts w:hAnsi="Aptos"/>
+                          <w:color w:val="000000" w:themeColor="dark1"/>
+                          <w:kern w:val="24"/>
+                          <w:sz w:val="36"/>
+                          <w:szCs w:val="36"/>
+                          <w:lang w:val="es-MX"/>
+                        </w:rPr>
+                      </w:pPr>
+                      <w:r>
+                        <w:rPr>
+                          <w:rFonts w:hAnsi="Aptos"/>
+                          <w:color w:val="000000" w:themeColor="dark1"/>
+                          <w:kern w:val="24"/>
+                          <w:sz w:val="36"/>
+                          <w:szCs w:val="36"/>
+                          <w:lang w:val="es-MX"/>
+                        </w:rPr>
+                        <w:t>UnitOfWork</w:t>
+                      </w:r>
+                    </w:p>
+                  </w:txbxContent>
+                </v:textbox>
+              </v:roundrect>
+            </w:pict>
+          </mc:Fallback>
+        </mc:AlternateContent>
+      </w:r>
+      <w:r>
+        <mc:AlternateContent>
+          <mc:Choice Requires="wps">
+            <w:drawing>
+              <wp:anchor distT="0" distB="0" distL="114300" distR="114300" simplePos="0" relativeHeight="251675648" behindDoc="0" locked="0" layoutInCell="1" allowOverlap="1" wp14:anchorId="3A24B1EE" wp14:editId="6B894B98">
+                <wp:simplePos x="0" y="0"/>
+                <wp:positionH relativeFrom="column">
+                  <wp:posOffset>0</wp:posOffset>
+                </wp:positionH>
+                <wp:positionV relativeFrom="paragraph">
+                  <wp:posOffset>137160</wp:posOffset>
+                </wp:positionV>
+                <wp:extent cx="1597660" cy="532765"/>
+                <wp:effectExtent l="0" t="0" r="21590" b="19685"/>
+                <wp:wrapNone/>
+                <wp:docPr id="20" name="Rectángulo: esquinas redondeadas 19">
+                  <a:extLst xmlns:a="http://schemas.openxmlformats.org/drawingml/2006/main">
+                    <a:ext uri="{FF2B5EF4-FFF2-40B4-BE49-F238E27FC236}">
+                      <a16:creationId xmlns:a16="http://schemas.microsoft.com/office/drawing/2014/main" id="{8478B617-DCE1-01A6-687C-4E581905EF89}"/>
+                    </a:ext>
+                  </a:extLst>
+                </wp:docPr>
+                <wp:cNvGraphicFramePr/>
+                <a:graphic xmlns:a="http://schemas.openxmlformats.org/drawingml/2006/main">
+                  <a:graphicData uri="http://schemas.microsoft.com/office/word/2010/wordprocessingShape">
+                    <wps:wsp>
+                      <wps:cNvSpPr/>
+                      <wps:spPr>
+                        <a:xfrm>
+                          <a:off x="0" y="0"/>
+                          <a:ext cx="1597660" cy="532765"/>
+                        </a:xfrm>
+                        <a:prstGeom prst="roundRect">
+                          <a:avLst/>
+                        </a:prstGeom>
+                      </wps:spPr>
+                      <wps:style>
+                        <a:lnRef idx="3">
+                          <a:schemeClr val="lt1"/>
+                        </a:lnRef>
+                        <a:fillRef idx="1">
+                          <a:schemeClr val="accent6"/>
+                        </a:fillRef>
+                        <a:effectRef idx="1">
+                          <a:schemeClr val="accent6"/>
+                        </a:effectRef>
+                        <a:fontRef idx="minor">
+                          <a:schemeClr val="lt1"/>
+                        </a:fontRef>
+                      </wps:style>
+                      <wps:txbx>
+                        <w:txbxContent>
+                          <w:p>
+                            <w:pPr>
+                              <w:jc w:val="center"/>
+                              <w:rPr>
+                                <w:rFonts w:hAnsi="Aptos"/>
+                                <w:color w:val="FFFFFF" w:themeColor="light1"/>
+                                <w:kern w:val="24"/>
+                                <w:sz w:val="36"/>
+                                <w:szCs w:val="36"/>
+                                <w:lang w:val="es-MX"/>
+                              </w:rPr>
+                            </w:pPr>
+                            <w:r>
+                              <w:rPr>
+                                <w:rFonts w:hAnsi="Aptos"/>
+                                <w:color w:val="FFFFFF" w:themeColor="light1"/>
+                                <w:kern w:val="24"/>
+                                <w:sz w:val="36"/>
+                                <w:szCs w:val="36"/>
+                                <w:lang w:val="es-MX"/>
+                              </w:rPr>
+                              <w:t>Controller</w:t>
+                            </w:r>
+                          </w:p>
+                        </w:txbxContent>
+                      </wps:txbx>
+                      <wps:bodyPr rtlCol="0" anchor="ctr"/>
+                    </wps:wsp>
+                  </a:graphicData>
+                </a:graphic>
+              </wp:anchor>
+            </w:drawing>
+          </mc:Choice>
+          <mc:Fallback>
+            <w:pict>
+              <v:roundrect w14:anchorId="3A24B1EE" id="Rectángulo: esquinas redondeadas 19" o:spid="_x0000_s1038" style="position:absolute;margin-left:0;margin-top:10.8pt;width:125.8pt;height:41.95pt;z-index:251675648;visibility:visible;mso-wrap-style:square;mso-wrap-distance-left:9pt;mso-wrap-distance-top:0;mso-wrap-distance-right:9pt;mso-wrap-distance-bottom:0;mso-position-horizontal:absolute;mso-position-horizontal-relative:text;mso-position-vertical:absolute;mso-position-vertical-relative:text;v-text-anchor:middle" arcsize="10923f" o:gfxdata="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" fillcolor="#4ea72e [3209]" strokecolor="white [3201]" strokeweight="1.5pt">
+                <v:stroke joinstyle="miter"/>
+                <v:textbox>
+                  <w:txbxContent>
+                    <w:p>
+                      <w:pPr>
+                        <w:jc w:val="center"/>
+                        <w:rPr>
+                          <w:rFonts w:hAnsi="Aptos"/>
+                          <w:color w:val="FFFFFF" w:themeColor="light1"/>
+                          <w:kern w:val="24"/>
+                          <w:sz w:val="36"/>
+                          <w:szCs w:val="36"/>
+                          <w:lang w:val="es-MX"/>
+                        </w:rPr>
+                      </w:pPr>
+                      <w:r>
+                        <w:rPr>
+                          <w:rFonts w:hAnsi="Aptos"/>
+                          <w:color w:val="FFFFFF" w:themeColor="light1"/>
+                          <w:kern w:val="24"/>
+                          <w:sz w:val="36"/>
+                          <w:szCs w:val="36"/>
+                          <w:lang w:val="es-MX"/>
+                        </w:rPr>
+                        <w:t>Controller</w:t>
+                      </w:r>
+                    </w:p>
+                  </w:txbxContent>
+                </v:textbox>
+              </v:roundrect>
+            </w:pict>
+          </mc:Fallback>
+        </mc:AlternateContent>
+      </w:r>
+      <w:r>
+        <mc:AlternateContent>
+          <mc:Choice Requires="wps">
+            <w:drawing>
+              <wp:anchor distT="0" distB="0" distL="114300" distR="114300" simplePos="0" relativeHeight="251676672" behindDoc="0" locked="0" layoutInCell="1" allowOverlap="1" wp14:anchorId="78FDA8F9" wp14:editId="0C992E13">
+                <wp:simplePos x="0" y="0"/>
+                <wp:positionH relativeFrom="column">
+                  <wp:posOffset>1717675</wp:posOffset>
+                </wp:positionH>
+                <wp:positionV relativeFrom="paragraph">
+                  <wp:posOffset>567690</wp:posOffset>
+                </wp:positionV>
+                <wp:extent cx="334010" cy="0"/>
+                <wp:effectExtent l="0" t="76200" r="27940" b="95250"/>
+                <wp:wrapNone/>
+                <wp:docPr id="22" name="Conector recto de flecha 21">
+                  <a:extLst xmlns:a="http://schemas.openxmlformats.org/drawingml/2006/main">
+                    <a:ext uri="{FF2B5EF4-FFF2-40B4-BE49-F238E27FC236}">
+                      <a16:creationId xmlns:a16="http://schemas.microsoft.com/office/drawing/2014/main" id="{0292FC95-F382-F792-A242-4C9AF609C0F8}"/>
+                    </a:ext>
+                  </a:extLst>
+                </wp:docPr>
+                <wp:cNvGraphicFramePr>
+                  <a:graphicFrameLocks xmlns:a="http://schemas.openxmlformats.org/drawingml/2006/main"/>
+                </wp:cNvGraphicFramePr>
+                <a:graphic xmlns:a="http://schemas.openxmlformats.org/drawingml/2006/main">
+                  <a:graphicData uri="http://schemas.microsoft.com/office/word/2010/wordprocessingShape">
+                    <wps:wsp>
+                      <wps:cNvCnPr>
+                        <a:cxnSpLocks/>
+                      </wps:cNvCnPr>
+                      <wps:spPr>
+                        <a:xfrm>
+                          <a:off x="0" y="0"/>
+                          <a:ext cx="334010" cy="0"/>
+                        </a:xfrm>
+                        <a:prstGeom prst="straightConnector1">
+                          <a:avLst/>
+                        </a:prstGeom>
+                        <a:ln>
+                          <a:tailEnd type="triangle"/>
+                        </a:ln>
+                      </wps:spPr>
+                      <wps:style>
+                        <a:lnRef idx="2">
+                          <a:schemeClr val="accent1"/>
+                        </a:lnRef>
+                        <a:fillRef idx="0">
+                          <a:schemeClr val="accent1"/>
+                        </a:fillRef>
+                        <a:effectRef idx="1">
+                          <a:schemeClr val="accent1"/>
+                        </a:effectRef>
+                        <a:fontRef idx="minor">
+                          <a:schemeClr val="tx1"/>
+                        </a:fontRef>
+                      </wps:style>
+                      <wps:bodyPr/>
+                    </wps:wsp>
+                  </a:graphicData>
+                </a:graphic>
+              </wp:anchor>
+            </w:drawing>
+          </mc:Choice>
+          <mc:Fallback>
+            <w:pict>
+              <v:shapetype w14:anchorId="260A54AE" id="_x0000_t32" coordsize="21600,21600" o:spt="32" o:oned="t" path="m,l21600,21600e" filled="f">
+                <v:path arrowok="t" fillok="f" o:connecttype="none"/>
+                <o:lock v:ext="edit" shapetype="t"/>
+              </v:shapetype>
+              <v:shape id="Conector recto de flecha 21" o:spid="_x0000_s1026" type="#_x0000_t32" style="position:absolute;margin-left:135.25pt;margin-top:44.7pt;width:26.3pt;height:0;z-index:251676672;visibility:visible;mso-wrap-style:square;mso-wrap-distance-left:9pt;mso-wrap-distance-top:0;mso-wrap-distance-right:9pt;mso-wrap-distance-bottom:0;mso-position-horizontal:absolute;mso-position-horizontal-relative:text;mso-position-vertical:absolute;mso-position-vertical-relative:text" o:gfxdata="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" strokecolor="#156082 [3204]" strokeweight="1pt">
+                <v:stroke endarrow="block" joinstyle="miter"/>
+                <o:lock v:ext="edit" shapetype="f"/>
+              </v:shape>
+            </w:pict>
+          </mc:Fallback>
+        </mc:AlternateContent>
+      </w:r>
+      <w:r>
+        <mc:AlternateContent>
+          <mc:Choice Requires="wps">
+            <w:drawing>
+              <wp:anchor distT="0" distB="0" distL="114300" distR="114300" simplePos="0" relativeHeight="251677696" behindDoc="0" locked="0" layoutInCell="1" allowOverlap="1" wp14:anchorId="0F98277E" wp14:editId="56E0E40A">
+                <wp:simplePos x="0" y="0"/>
+                <wp:positionH relativeFrom="column">
+                  <wp:posOffset>2988310</wp:posOffset>
+                </wp:positionH>
+                <wp:positionV relativeFrom="paragraph">
+                  <wp:posOffset>1651635</wp:posOffset>
+                </wp:positionV>
+                <wp:extent cx="0" cy="246380"/>
+                <wp:effectExtent l="76200" t="0" r="57150" b="58420"/>
+                <wp:wrapNone/>
+                <wp:docPr id="33" name="Conector recto de flecha 32">
+                  <a:extLst xmlns:a="http://schemas.openxmlformats.org/drawingml/2006/main">
+                    <a:ext uri="{FF2B5EF4-FFF2-40B4-BE49-F238E27FC236}">
+                      <a16:creationId xmlns:a16="http://schemas.microsoft.com/office/drawing/2014/main" id="{9D5B0DE8-6698-628E-01A8-70A216BBC7C8}"/>
+                    </a:ext>
+                  </a:extLst>
+                </wp:docPr>
+                <wp:cNvGraphicFramePr>
+                  <a:graphicFrameLocks xmlns:a="http://schemas.openxmlformats.org/drawingml/2006/main"/>
+                </wp:cNvGraphicFramePr>
+                <a:graphic xmlns:a="http://schemas.openxmlformats.org/drawingml/2006/main">
+                  <a:graphicData uri="http://schemas.microsoft.com/office/word/2010/wordprocessingShape">
+                    <wps:wsp>
+                      <wps:cNvCnPr>
+                        <a:cxnSpLocks/>
+                      </wps:cNvCnPr>
+                      <wps:spPr>
+                        <a:xfrm>
+                          <a:off x="0" y="0"/>
+                          <a:ext cx="0" cy="246380"/>
+                        </a:xfrm>
+                        <a:prstGeom prst="straightConnector1">
+                          <a:avLst/>
+                        </a:prstGeom>
+                        <a:ln>
+                          <a:tailEnd type="triangle"/>
+                        </a:ln>
+                      </wps:spPr>
+                      <wps:style>
+                        <a:lnRef idx="2">
+                          <a:schemeClr val="accent1"/>
+                        </a:lnRef>
+                        <a:fillRef idx="0">
+                          <a:schemeClr val="accent1"/>
+                        </a:fillRef>
+                        <a:effectRef idx="1">
+                          <a:schemeClr val="accent1"/>
+                        </a:effectRef>
+                        <a:fontRef idx="minor">
+                          <a:schemeClr val="tx1"/>
+                        </a:fontRef>
+                      </wps:style>
+                      <wps:bodyPr/>
+                    </wps:wsp>
+                  </a:graphicData>
+                </a:graphic>
+              </wp:anchor>
+            </w:drawing>
+          </mc:Choice>
+          <mc:Fallback>
+            <w:pict>
+              <v:shape w14:anchorId="6833EBD2" id="Conector recto de flecha 32" o:spid="_x0000_s1026" type="#_x0000_t32" style="position:absolute;margin-left:235.3pt;margin-top:130.05pt;width:0;height:19.4pt;z-index:251677696;visibility:visible;mso-wrap-style:square;mso-wrap-distance-left:9pt;mso-wrap-distance-top:0;mso-wrap-distance-right:9pt;mso-wrap-distance-bottom:0;mso-position-horizontal:absolute;mso-position-horizontal-relative:text;mso-position-vertical:absolute;mso-position-vertical-relative:text" o:gfxdata="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" strokecolor="#156082 [3204]" strokeweight="1pt">
+                <v:stroke endarrow="block" joinstyle="miter"/>
+                <o:lock v:ext="edit" shapetype="f"/>
+              </v:shape>
+            </w:pict>
+          </mc:Fallback>
+        </mc:AlternateContent>
+      </w:r>
+      <w:r>
+        <mc:AlternateContent>
+          <mc:Choice Requires="wps">
+            <w:drawing>
+              <wp:anchor distT="0" distB="0" distL="114300" distR="114300" simplePos="0" relativeHeight="251678720" behindDoc="0" locked="0" layoutInCell="1" allowOverlap="1" wp14:anchorId="50935892" wp14:editId="60B9E707">
+                <wp:simplePos x="0" y="0"/>
+                <wp:positionH relativeFrom="column">
+                  <wp:posOffset>2988310</wp:posOffset>
+                </wp:positionH>
+                <wp:positionV relativeFrom="paragraph">
+                  <wp:posOffset>762000</wp:posOffset>
+                </wp:positionV>
+                <wp:extent cx="0" cy="246380"/>
+                <wp:effectExtent l="76200" t="0" r="57150" b="58420"/>
+                <wp:wrapNone/>
+                <wp:docPr id="38" name="Conector recto de flecha 37">
+                  <a:extLst xmlns:a="http://schemas.openxmlformats.org/drawingml/2006/main">
+                    <a:ext uri="{FF2B5EF4-FFF2-40B4-BE49-F238E27FC236}">
+                      <a16:creationId xmlns:a16="http://schemas.microsoft.com/office/drawing/2014/main" id="{8184F38F-7981-0C50-4C62-BDCFC23D59D2}"/>
+                    </a:ext>
+                  </a:extLst>
+                </wp:docPr>
+                <wp:cNvGraphicFramePr>
+                  <a:graphicFrameLocks xmlns:a="http://schemas.openxmlformats.org/drawingml/2006/main"/>
+                </wp:cNvGraphicFramePr>
+                <a:graphic xmlns:a="http://schemas.openxmlformats.org/drawingml/2006/main">
+                  <a:graphicData uri="http://schemas.microsoft.com/office/word/2010/wordprocessingShape">
+                    <wps:wsp>
+                      <wps:cNvCnPr>
+                        <a:cxnSpLocks/>
+                      </wps:cNvCnPr>
+                      <wps:spPr>
+                        <a:xfrm>
+                          <a:off x="0" y="0"/>
+                          <a:ext cx="0" cy="246380"/>
+                        </a:xfrm>
+                        <a:prstGeom prst="straightConnector1">
+                          <a:avLst/>
+                        </a:prstGeom>
+                        <a:ln>
+                          <a:tailEnd type="triangle"/>
+                        </a:ln>
+                      </wps:spPr>
+                      <wps:style>
+                        <a:lnRef idx="2">
+                          <a:schemeClr val="accent1"/>
+                        </a:lnRef>
+                        <a:fillRef idx="0">
+                          <a:schemeClr val="accent1"/>
+                        </a:fillRef>
+                        <a:effectRef idx="1">
+                          <a:schemeClr val="accent1"/>
+                        </a:effectRef>
+                        <a:fontRef idx="minor">
+                          <a:schemeClr val="tx1"/>
+                        </a:fontRef>
+                      </wps:style>
+                      <wps:bodyPr/>
+                    </wps:wsp>
+                  </a:graphicData>
+                </a:graphic>
+              </wp:anchor>
+            </w:drawing>
+          </mc:Choice>
+          <mc:Fallback>
+            <w:pict>
+              <v:shape w14:anchorId="3607BADA" id="Conector recto de flecha 37" o:spid="_x0000_s1026" type="#_x0000_t32" style="position:absolute;margin-left:235.3pt;margin-top:60pt;width:0;height:19.4pt;z-index:251678720;visibility:visible;mso-wrap-style:square;mso-wrap-distance-left:9pt;mso-wrap-distance-top:0;mso-wrap-distance-right:9pt;mso-wrap-distance-bottom:0;mso-position-horizontal:absolute;mso-position-horizontal-relative:text;mso-position-vertical:absolute;mso-position-vertical-relative:text" o:gfxdata="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" strokecolor="#156082 [3204]" strokeweight="1pt">
+                <v:stroke endarrow="block" joinstyle="miter"/>
+                <o:lock v:ext="edit" shapetype="f"/>
+              </v:shape>
+            </w:pict>
+          </mc:Fallback>
+        </mc:AlternateContent>
+      </w:r>
+      <w:r>
+        <mc:AlternateContent>
+          <mc:Choice Requires="wps">
+            <w:drawing>
+              <wp:anchor distT="0" distB="0" distL="114300" distR="114300" simplePos="0" relativeHeight="251679744" behindDoc="0" locked="0" layoutInCell="1" allowOverlap="1" wp14:anchorId="51FC1451" wp14:editId="66D6FD22">
+                <wp:simplePos x="0" y="0"/>
+                <wp:positionH relativeFrom="column">
+                  <wp:posOffset>1545590</wp:posOffset>
+                </wp:positionH>
+                <wp:positionV relativeFrom="paragraph">
+                  <wp:posOffset>2342515</wp:posOffset>
+                </wp:positionV>
+                <wp:extent cx="422275" cy="0"/>
+                <wp:effectExtent l="38100" t="76200" r="0" b="95250"/>
+                <wp:wrapNone/>
+                <wp:docPr id="46" name="Conector recto de flecha 45">
+                  <a:extLst xmlns:a="http://schemas.openxmlformats.org/drawingml/2006/main">
+                    <a:ext uri="{FF2B5EF4-FFF2-40B4-BE49-F238E27FC236}">
+                      <a16:creationId xmlns:a16="http://schemas.microsoft.com/office/drawing/2014/main" id="{4BEF6DED-F9B5-B248-3E1B-C328F1EE35B0}"/>
+                    </a:ext>
+                  </a:extLst>
+                </wp:docPr>
+                <wp:cNvGraphicFramePr/>
+                <a:graphic xmlns:a="http://schemas.openxmlformats.org/drawingml/2006/main">
+                  <a:graphicData uri="http://schemas.microsoft.com/office/word/2010/wordprocessingShape">
+                    <wps:wsp>
+                      <wps:cNvCnPr/>
+                      <wps:spPr>
+                        <a:xfrm flipH="1">
+                          <a:off x="0" y="0"/>
+                          <a:ext cx="422275" cy="0"/>
+                        </a:xfrm>
+                        <a:prstGeom prst="straightConnector1">
+                          <a:avLst/>
+                        </a:prstGeom>
+                        <a:ln>
+                          <a:tailEnd type="triangle"/>
+                        </a:ln>
+                      </wps:spPr>
+                      <wps:style>
+                        <a:lnRef idx="2">
+                          <a:schemeClr val="accent1"/>
+                        </a:lnRef>
+                        <a:fillRef idx="0">
+                          <a:schemeClr val="accent1"/>
+                        </a:fillRef>
+                        <a:effectRef idx="1">
+                          <a:schemeClr val="accent1"/>
+                        </a:effectRef>
+                        <a:fontRef idx="minor">
+                          <a:schemeClr val="tx1"/>
+                        </a:fontRef>
+                      </wps:style>
+                      <wps:bodyPr/>
+                    </wps:wsp>
+                  </a:graphicData>
+                </a:graphic>
+              </wp:anchor>
+            </w:drawing>
+          </mc:Choice>
+          <mc:Fallback>
+            <w:pict>
+              <v:shape w14:anchorId="6EECE620" id="Conector recto de flecha 45" o:spid="_x0000_s1026" type="#_x0000_t32" style="position:absolute;margin-left:121.7pt;margin-top:184.45pt;width:33.25pt;height:0;flip:x;z-index:251679744;visibility:visible;mso-wrap-style:square;mso-wrap-distance-left:9pt;mso-wrap-distance-top:0;mso-wrap-distance-right:9pt;mso-wrap-distance-bottom:0;mso-position-horizontal:absolute;mso-position-horizontal-relative:text;mso-position-vertical:absolute;mso-position-vertical-relative:text" o:gfxdata="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" strokecolor="#156082 [3204]" strokeweight="1pt">
+                <v:stroke endarrow="block" joinstyle="miter"/>
+              </v:shape>
+            </w:pict>
+          </mc:Fallback>
+        </mc:AlternateContent>
+      </w:r>
+    </w:p>
+    <w:p>
+      <w:pPr>
+        <w:rPr>
+          <w:lang w:val="es-MX"/>
+        </w:rPr>
+      </w:pPr>
+    </w:p>
+    <w:p>
+      <w:pPr>
+        <w:rPr>
+          <w:lang w:val="es-MX"/>
+        </w:rPr>
+      </w:pPr>
+    </w:p>
+    <w:p>
+      <w:pPr>
+        <w:rPr>
+          <w:lang w:val="es-MX"/>
+        </w:rPr>
+      </w:pPr>
+    </w:p>
+    <w:p>
+      <w:pPr>
+        <w:rPr>
+          <w:lang w:val="es-MX"/>
+        </w:rPr>
+      </w:pPr>
+    </w:p>
+    <w:p>
+      <w:pPr>
+        <w:rPr>
+          <w:lang w:val="es-MX"/>
+        </w:rPr>
+      </w:pPr>
+    </w:p>
+    <w:p>
+      <w:pPr>
+        <w:rPr>
+          <w:lang w:val="es-MX"/>
+        </w:rPr>
+      </w:pPr>
+    </w:p>
+    <w:p>
+      <w:pPr>
+        <w:rPr>
+          <w:lang w:val="es-MX"/>
+        </w:rPr>
+      </w:pPr>
+    </w:p>
+    <w:p>
+      <w:pPr>
+        <w:rPr>
+          <w:lang w:val="es-MX"/>
+        </w:rPr>
+      </w:pPr>
+    </w:p>
+    <w:p>
+      <w:pPr>
+        <w:rPr>
+          <w:lang w:val="es-MX"/>
+        </w:rPr>
+      </w:pPr>
+    </w:p>
+    <w:p>
+      <w:pPr>
+        <w:rPr>
+          <w:lang w:val="es-MX"/>
+        </w:rPr>
+      </w:pPr>
+    </w:p>
+    <w:p>
+      <w:pPr>
+        <w:rPr>
+          <w:lang w:val="es-MX"/>
+        </w:rPr>
+      </w:pPr>
+    </w:p>
+    <w:p>
+      <w:pPr>
+        <w:rPr>
+          <w:lang w:val="es-MX"/>
+        </w:rPr>
+      </w:pPr>
+      <w:r>
+        <w:rPr>
+          <w:lang w:val="es-MX"/>
+        </w:rPr>
+        <w:t>Debido a que las Inyecciones en el Programm no pueden hacerse con un constructor para el SeedDB, toca hacer una forma diferente para inyectarlo</w:t>
+      </w:r>
+    </w:p>
+    <w:p>
+      <w:pPr>
+        <w:rPr>
+          <w:lang w:val="es-MX"/>
+        </w:rPr>
+      </w:pPr>
+      <w:r>
+        <w:rPr>
+          <w:lang w:val="es-MX"/>
+        </w:rPr>
+        <w:lastRenderedPageBreak/>
+        <w:t>Después de que se crea la aplicación toca hacer la inyección de la siguiente manera</w:t>
+      </w:r>
+    </w:p>
+    <w:p>
+      <w:pPr>
+        <w:rPr>
+          <w:lang w:val="es-MX"/>
+        </w:rPr>
+      </w:pPr>
+      <w:r>
+        <w:rPr>
+          <w:lang w:val="es-MX"/>
+        </w:rPr>
+        <w:drawing>
+          <wp:inline distT="0" distB="0" distL="0" distR="0" wp14:anchorId="7D07C4D1" wp14:editId="08953213">
+            <wp:extent cx="5943600" cy="2649220"/>
+            <wp:effectExtent l="0" t="0" r="0" b="0"/>
+            <wp:docPr id="111329952" name="Imagen 1"/>
+            <wp:cNvGraphicFramePr>
+              <a:graphicFrameLocks xmlns:a="http://schemas.openxmlformats.org/drawingml/2006/main" noChangeAspect="1"/>
+            </wp:cNvGraphicFramePr>
+            <a:graphic xmlns:a="http://schemas.openxmlformats.org/drawingml/2006/main">
+              <a:graphicData uri="http://schemas.openxmlformats.org/drawingml/2006/picture">
+                <pic:pic xmlns:pic="http://schemas.openxmlformats.org/drawingml/2006/picture">
+                  <pic:nvPicPr>
+                    <pic:cNvPr id="111329952" name=""/>
+                    <pic:cNvPicPr/>
+                  </pic:nvPicPr>
+                  <pic:blipFill>
+                    <a:blip r:embed="rId14"/>
+                    <a:stretch>
+                      <a:fillRect/>
+                    </a:stretch>
+                  </pic:blipFill>
+                  <pic:spPr>
+                    <a:xfrm>
+                      <a:off x="0" y="0"/>
+                      <a:ext cx="5943600" cy="2649220"/>
+                    </a:xfrm>
+                    <a:prstGeom prst="rect">
+                      <a:avLst/>
+                    </a:prstGeom>
+                  </pic:spPr>
+                </pic:pic>
+              </a:graphicData>
+            </a:graphic>
+          </wp:inline>
+        </w:drawing>
+      </w:r>
+    </w:p>
+    <w:p>
+      <w:pPr>
+        <w:jc w:val="center"/>
         <w:rPr>
           <w:lang w:val="es-MX"/>
         </w:rPr>
@@ -1903,6 +4188,205 @@
 <file path=word/numbering.xml><?xml version="1.0" encoding="utf-8"?>
 <w:numbering xmlns:wpc="http://schemas.microsoft.com/office/word/2010/wordprocessingCanvas" xmlns:cx="http://schemas.microsoft.com/office/drawing/2014/chartex" xmlns:cx1="http://schemas.microsoft.com/office/drawing/2015/9/8/chartex" xmlns:cx2="http://schemas.microsoft.com/office/drawing/2015/10/21/chartex" xmlns:cx3="http://schemas.microsoft.com/office/drawing/2016/5/9/chartex" xmlns:cx4="http://schemas.microsoft.com/office/drawing/2016/5/10/chartex" xmlns:cx5="http://schemas.microsoft.com/office/drawing/2016/5/11/chartex" xmlns:cx6="http://schemas.microsoft.com/office/drawing/2016/5/12/chartex" xmlns:cx7="http://schemas.microsoft.com/office/drawing/2016/5/13/chartex" xmlns:cx8="http://schemas.microsoft.com/office/drawing/2016/5/14/chartex" xmlns:mc="http://schemas.openxmlformats.org/markup-compatibility/2006" xmlns:aink="http://schemas.microsoft.com/office/drawing/2016/ink" xmlns:am3d="http://schemas.microsoft.com/office/drawing/2017/model3d" xmlns:o="urn:schemas-microsoft-com:office:office" xmlns:oel="http://schemas.microsoft.com/office/2019/extlst" xmlns:r="http://schemas.openxmlformats.org/officeDocument/2006/relationships" xmlns:m="http://schemas.openxmlformats.org/officeDocument/2006/math" xmlns:v="urn:schemas-microsoft-com:vml" xmlns:wp14="http://schemas.microsoft.com/office/word/2010/wordprocessingDrawing" xmlns:wp="http://schemas.openxmlformats.org/drawingml/2006/wordprocessingDrawing" xmlns:w10="urn:schemas-microsoft-com:office:word" xmlns:w="http://schemas.openxmlformats.org/wordprocessingml/2006/main" xmlns:w14="http://schemas.microsoft.com/office/word/2010/wordml" xmlns:w15="http://schemas.microsoft.com/office/word/2012/wordml" xmlns:w16cex="http://schemas.microsoft.com/office/word/2018/wordml/cex" xmlns:w16cid="http://schemas.microsoft.com/office/word/2016/wordml/cid" xmlns:w16="http://schemas.microsoft.com/office/word/2018/wordml" xmlns:w16du="http://schemas.microsoft.com/office/word/2023/wordml/word16du" xmlns:w16sdtdh="http://schemas.microsoft.com/office/word/2020/wordml/sdtdatahash" xmlns:w16sdtfl="http://schemas.microsoft.com/office/word/2024/wordml/sdtformatlock" xmlns:w16se="http://schemas.microsoft.com/office/word/2015/wordml/symex" xmlns:wpg="http://schemas.microsoft.com/office/word/2010/wordprocessingGroup" xmlns:wpi="http://schemas.microsoft.com/office/word/2010/wordprocessingInk" xmlns:wne="http://schemas.microsoft.com/office/word/2006/wordml" xmlns:wps="http://schemas.microsoft.com/office/word/2010/wordprocessingShape" mc:Ignorable="w14 w15 w16se w16cid w16 w16cex w16sdtdh w16sdtfl w16du wp14">
   <w:abstractNum w:abstractNumId="0" w15:restartNumberingAfterBreak="0">
+    <w:nsid w:val="02883942"/>
+    <w:multiLevelType w:val="hybridMultilevel"/>
+    <w:tmpl w:val="D65634CE"/>
+    <w:lvl w:ilvl="0" w:tplc="0409000F">
+      <w:start w:val="1"/>
+      <w:numFmt w:val="decimal"/>
+      <w:lvlText w:val="%1."/>
+      <w:lvlJc w:val="left"/>
+      <w:pPr>
+        <w:ind w:left="720" w:hanging="360"/>
+      </w:pPr>
+    </w:lvl>
+    <w:lvl w:ilvl="1" w:tplc="04090019" w:tentative="1">
+      <w:start w:val="1"/>
+      <w:numFmt w:val="lowerLetter"/>
+      <w:lvlText w:val="%2."/>
+      <w:lvlJc w:val="left"/>
+      <w:pPr>
+        <w:ind w:left="1440" w:hanging="360"/>
+      </w:pPr>
+    </w:lvl>
+    <w:lvl w:ilvl="2" w:tplc="0409001B" w:tentative="1">
+      <w:start w:val="1"/>
+      <w:numFmt w:val="lowerRoman"/>
+      <w:lvlText w:val="%3."/>
+      <w:lvlJc w:val="right"/>
+      <w:pPr>
+        <w:ind w:left="2160" w:hanging="180"/>
+      </w:pPr>
+    </w:lvl>
+    <w:lvl w:ilvl="3" w:tplc="0409000F" w:tentative="1">
+      <w:start w:val="1"/>
+      <w:numFmt w:val="decimal"/>
+      <w:lvlText w:val="%4."/>
+      <w:lvlJc w:val="left"/>
+      <w:pPr>
+        <w:ind w:left="2880" w:hanging="360"/>
+      </w:pPr>
+    </w:lvl>
+    <w:lvl w:ilvl="4" w:tplc="04090019" w:tentative="1">
+      <w:start w:val="1"/>
+      <w:numFmt w:val="lowerLetter"/>
+      <w:lvlText w:val="%5."/>
+      <w:lvlJc w:val="left"/>
+      <w:pPr>
+        <w:ind w:left="3600" w:hanging="360"/>
+      </w:pPr>
+    </w:lvl>
+    <w:lvl w:ilvl="5" w:tplc="0409001B" w:tentative="1">
+      <w:start w:val="1"/>
+      <w:numFmt w:val="lowerRoman"/>
+      <w:lvlText w:val="%6."/>
+      <w:lvlJc w:val="right"/>
+      <w:pPr>
+        <w:ind w:left="4320" w:hanging="180"/>
+      </w:pPr>
+    </w:lvl>
+    <w:lvl w:ilvl="6" w:tplc="0409000F" w:tentative="1">
+      <w:start w:val="1"/>
+      <w:numFmt w:val="decimal"/>
+      <w:lvlText w:val="%7."/>
+      <w:lvlJc w:val="left"/>
+      <w:pPr>
+        <w:ind w:left="5040" w:hanging="360"/>
+      </w:pPr>
+    </w:lvl>
+    <w:lvl w:ilvl="7" w:tplc="04090019" w:tentative="1">
+      <w:start w:val="1"/>
+      <w:numFmt w:val="lowerLetter"/>
+      <w:lvlText w:val="%8."/>
+      <w:lvlJc w:val="left"/>
+      <w:pPr>
+        <w:ind w:left="5760" w:hanging="360"/>
+      </w:pPr>
+    </w:lvl>
+    <w:lvl w:ilvl="8" w:tplc="0409001B" w:tentative="1">
+      <w:start w:val="1"/>
+      <w:numFmt w:val="lowerRoman"/>
+      <w:lvlText w:val="%9."/>
+      <w:lvlJc w:val="right"/>
+      <w:pPr>
+        <w:ind w:left="6480" w:hanging="180"/>
+      </w:pPr>
+    </w:lvl>
+  </w:abstractNum>
+  <w:abstractNum w:abstractNumId="1" w15:restartNumberingAfterBreak="0">
+    <w:nsid w:val="0FD04B8C"/>
+    <w:multiLevelType w:val="hybridMultilevel"/>
+    <w:tmpl w:val="D98A3580"/>
+    <w:lvl w:ilvl="0" w:tplc="04090001">
+      <w:start w:val="1"/>
+      <w:numFmt w:val="bullet"/>
+      <w:lvlText w:val=""/>
+      <w:lvlJc w:val="left"/>
+      <w:pPr>
+        <w:ind w:left="720" w:hanging="360"/>
+      </w:pPr>
+      <w:rPr>
+        <w:rFonts w:ascii="Symbol" w:hAnsi="Symbol" w:hint="default"/>
+      </w:rPr>
+    </w:lvl>
+    <w:lvl w:ilvl="1" w:tplc="04090003" w:tentative="1">
+      <w:start w:val="1"/>
+      <w:numFmt w:val="bullet"/>
+      <w:lvlText w:val="o"/>
+      <w:lvlJc w:val="left"/>
+      <w:pPr>
+        <w:ind w:left="1440" w:hanging="360"/>
+      </w:pPr>
+      <w:rPr>
+        <w:rFonts w:ascii="Courier New" w:hAnsi="Courier New" w:cs="Courier New" w:hint="default"/>
+      </w:rPr>
+    </w:lvl>
+    <w:lvl w:ilvl="2" w:tplc="04090005" w:tentative="1">
+      <w:start w:val="1"/>
+      <w:numFmt w:val="bullet"/>
+      <w:lvlText w:val=""/>
+      <w:lvlJc w:val="left"/>
+      <w:pPr>
+        <w:ind w:left="2160" w:hanging="360"/>
+      </w:pPr>
+      <w:rPr>
+        <w:rFonts w:ascii="Wingdings" w:hAnsi="Wingdings" w:hint="default"/>
+      </w:rPr>
+    </w:lvl>
+    <w:lvl w:ilvl="3" w:tplc="04090001" w:tentative="1">
+      <w:start w:val="1"/>
+      <w:numFmt w:val="bullet"/>
+      <w:lvlText w:val=""/>
+      <w:lvlJc w:val="left"/>
+      <w:pPr>
+        <w:ind w:left="2880" w:hanging="360"/>
+      </w:pPr>
+      <w:rPr>
+        <w:rFonts w:ascii="Symbol" w:hAnsi="Symbol" w:hint="default"/>
+      </w:rPr>
+    </w:lvl>
+    <w:lvl w:ilvl="4" w:tplc="04090003" w:tentative="1">
+      <w:start w:val="1"/>
+      <w:numFmt w:val="bullet"/>
+      <w:lvlText w:val="o"/>
+      <w:lvlJc w:val="left"/>
+      <w:pPr>
+        <w:ind w:left="3600" w:hanging="360"/>
+      </w:pPr>
+      <w:rPr>
+        <w:rFonts w:ascii="Courier New" w:hAnsi="Courier New" w:cs="Courier New" w:hint="default"/>
+      </w:rPr>
+    </w:lvl>
+    <w:lvl w:ilvl="5" w:tplc="04090005" w:tentative="1">
+      <w:start w:val="1"/>
+      <w:numFmt w:val="bullet"/>
+      <w:lvlText w:val=""/>
+      <w:lvlJc w:val="left"/>
+      <w:pPr>
+        <w:ind w:left="4320" w:hanging="360"/>
+      </w:pPr>
+      <w:rPr>
+        <w:rFonts w:ascii="Wingdings" w:hAnsi="Wingdings" w:hint="default"/>
+      </w:rPr>
+    </w:lvl>
+    <w:lvl w:ilvl="6" w:tplc="04090001" w:tentative="1">
+      <w:start w:val="1"/>
+      <w:numFmt w:val="bullet"/>
+      <w:lvlText w:val=""/>
+      <w:lvlJc w:val="left"/>
+      <w:pPr>
+        <w:ind w:left="5040" w:hanging="360"/>
+      </w:pPr>
+      <w:rPr>
+        <w:rFonts w:ascii="Symbol" w:hAnsi="Symbol" w:hint="default"/>
+      </w:rPr>
+    </w:lvl>
+    <w:lvl w:ilvl="7" w:tplc="04090003" w:tentative="1">
+      <w:start w:val="1"/>
+      <w:numFmt w:val="bullet"/>
+      <w:lvlText w:val="o"/>
+      <w:lvlJc w:val="left"/>
+      <w:pPr>
+        <w:ind w:left="5760" w:hanging="360"/>
+      </w:pPr>
+      <w:rPr>
+        <w:rFonts w:ascii="Courier New" w:hAnsi="Courier New" w:cs="Courier New" w:hint="default"/>
+      </w:rPr>
+    </w:lvl>
+    <w:lvl w:ilvl="8" w:tplc="04090005" w:tentative="1">
+      <w:start w:val="1"/>
+      <w:numFmt w:val="bullet"/>
+      <w:lvlText w:val=""/>
+      <w:lvlJc w:val="left"/>
+      <w:pPr>
+        <w:ind w:left="6480" w:hanging="360"/>
+      </w:pPr>
+      <w:rPr>
+        <w:rFonts w:ascii="Wingdings" w:hAnsi="Wingdings" w:hint="default"/>
+      </w:rPr>
+    </w:lvl>
+  </w:abstractNum>
+  <w:abstractNum w:abstractNumId="2" w15:restartNumberingAfterBreak="0">
     <w:nsid w:val="1482775B"/>
     <w:multiLevelType w:val="multilevel"/>
     <w:tmpl w:val="0EBA3C40"/>
@@ -1988,34 +4472,272 @@
       </w:pPr>
     </w:lvl>
   </w:abstractNum>
+  <w:abstractNum w:abstractNumId="3" w15:restartNumberingAfterBreak="0">
+    <w:nsid w:val="2EDD1A6D"/>
+    <w:multiLevelType w:val="hybridMultilevel"/>
+    <w:tmpl w:val="F44C8898"/>
+    <w:lvl w:ilvl="0" w:tplc="04090001">
+      <w:start w:val="1"/>
+      <w:numFmt w:val="bullet"/>
+      <w:lvlText w:val=""/>
+      <w:lvlJc w:val="left"/>
+      <w:pPr>
+        <w:ind w:left="720" w:hanging="360"/>
+      </w:pPr>
+      <w:rPr>
+        <w:rFonts w:ascii="Symbol" w:hAnsi="Symbol" w:hint="default"/>
+      </w:rPr>
+    </w:lvl>
+    <w:lvl w:ilvl="1" w:tplc="04090003" w:tentative="1">
+      <w:start w:val="1"/>
+      <w:numFmt w:val="bullet"/>
+      <w:lvlText w:val="o"/>
+      <w:lvlJc w:val="left"/>
+      <w:pPr>
+        <w:ind w:left="1440" w:hanging="360"/>
+      </w:pPr>
+      <w:rPr>
+        <w:rFonts w:ascii="Courier New" w:hAnsi="Courier New" w:cs="Courier New" w:hint="default"/>
+      </w:rPr>
+    </w:lvl>
+    <w:lvl w:ilvl="2" w:tplc="04090005" w:tentative="1">
+      <w:start w:val="1"/>
+      <w:numFmt w:val="bullet"/>
+      <w:lvlText w:val=""/>
+      <w:lvlJc w:val="left"/>
+      <w:pPr>
+        <w:ind w:left="2160" w:hanging="360"/>
+      </w:pPr>
+      <w:rPr>
+        <w:rFonts w:ascii="Wingdings" w:hAnsi="Wingdings" w:hint="default"/>
+      </w:rPr>
+    </w:lvl>
+    <w:lvl w:ilvl="3" w:tplc="04090001" w:tentative="1">
+      <w:start w:val="1"/>
+      <w:numFmt w:val="bullet"/>
+      <w:lvlText w:val=""/>
+      <w:lvlJc w:val="left"/>
+      <w:pPr>
+        <w:ind w:left="2880" w:hanging="360"/>
+      </w:pPr>
+      <w:rPr>
+        <w:rFonts w:ascii="Symbol" w:hAnsi="Symbol" w:hint="default"/>
+      </w:rPr>
+    </w:lvl>
+    <w:lvl w:ilvl="4" w:tplc="04090003" w:tentative="1">
+      <w:start w:val="1"/>
+      <w:numFmt w:val="bullet"/>
+      <w:lvlText w:val="o"/>
+      <w:lvlJc w:val="left"/>
+      <w:pPr>
+        <w:ind w:left="3600" w:hanging="360"/>
+      </w:pPr>
+      <w:rPr>
+        <w:rFonts w:ascii="Courier New" w:hAnsi="Courier New" w:cs="Courier New" w:hint="default"/>
+      </w:rPr>
+    </w:lvl>
+    <w:lvl w:ilvl="5" w:tplc="04090005" w:tentative="1">
+      <w:start w:val="1"/>
+      <w:numFmt w:val="bullet"/>
+      <w:lvlText w:val=""/>
+      <w:lvlJc w:val="left"/>
+      <w:pPr>
+        <w:ind w:left="4320" w:hanging="360"/>
+      </w:pPr>
+      <w:rPr>
+        <w:rFonts w:ascii="Wingdings" w:hAnsi="Wingdings" w:hint="default"/>
+      </w:rPr>
+    </w:lvl>
+    <w:lvl w:ilvl="6" w:tplc="04090001" w:tentative="1">
+      <w:start w:val="1"/>
+      <w:numFmt w:val="bullet"/>
+      <w:lvlText w:val=""/>
+      <w:lvlJc w:val="left"/>
+      <w:pPr>
+        <w:ind w:left="5040" w:hanging="360"/>
+      </w:pPr>
+      <w:rPr>
+        <w:rFonts w:ascii="Symbol" w:hAnsi="Symbol" w:hint="default"/>
+      </w:rPr>
+    </w:lvl>
+    <w:lvl w:ilvl="7" w:tplc="04090003" w:tentative="1">
+      <w:start w:val="1"/>
+      <w:numFmt w:val="bullet"/>
+      <w:lvlText w:val="o"/>
+      <w:lvlJc w:val="left"/>
+      <w:pPr>
+        <w:ind w:left="5760" w:hanging="360"/>
+      </w:pPr>
+      <w:rPr>
+        <w:rFonts w:ascii="Courier New" w:hAnsi="Courier New" w:cs="Courier New" w:hint="default"/>
+      </w:rPr>
+    </w:lvl>
+    <w:lvl w:ilvl="8" w:tplc="04090005" w:tentative="1">
+      <w:start w:val="1"/>
+      <w:numFmt w:val="bullet"/>
+      <w:lvlText w:val=""/>
+      <w:lvlJc w:val="left"/>
+      <w:pPr>
+        <w:ind w:left="6480" w:hanging="360"/>
+      </w:pPr>
+      <w:rPr>
+        <w:rFonts w:ascii="Wingdings" w:hAnsi="Wingdings" w:hint="default"/>
+      </w:rPr>
+    </w:lvl>
+  </w:abstractNum>
+  <w:abstractNum w:abstractNumId="4" w15:restartNumberingAfterBreak="0">
+    <w:nsid w:val="6A9404D3"/>
+    <w:multiLevelType w:val="hybridMultilevel"/>
+    <w:tmpl w:val="7B864556"/>
+    <w:lvl w:ilvl="0" w:tplc="04090001">
+      <w:start w:val="1"/>
+      <w:numFmt w:val="bullet"/>
+      <w:lvlText w:val=""/>
+      <w:lvlJc w:val="left"/>
+      <w:pPr>
+        <w:ind w:left="720" w:hanging="360"/>
+      </w:pPr>
+      <w:rPr>
+        <w:rFonts w:ascii="Symbol" w:hAnsi="Symbol" w:hint="default"/>
+      </w:rPr>
+    </w:lvl>
+    <w:lvl w:ilvl="1" w:tplc="04090003" w:tentative="1">
+      <w:start w:val="1"/>
+      <w:numFmt w:val="bullet"/>
+      <w:lvlText w:val="o"/>
+      <w:lvlJc w:val="left"/>
+      <w:pPr>
+        <w:ind w:left="1440" w:hanging="360"/>
+      </w:pPr>
+      <w:rPr>
+        <w:rFonts w:ascii="Courier New" w:hAnsi="Courier New" w:cs="Courier New" w:hint="default"/>
+      </w:rPr>
+    </w:lvl>
+    <w:lvl w:ilvl="2" w:tplc="04090005" w:tentative="1">
+      <w:start w:val="1"/>
+      <w:numFmt w:val="bullet"/>
+      <w:lvlText w:val=""/>
+      <w:lvlJc w:val="left"/>
+      <w:pPr>
+        <w:ind w:left="2160" w:hanging="360"/>
+      </w:pPr>
+      <w:rPr>
+        <w:rFonts w:ascii="Wingdings" w:hAnsi="Wingdings" w:hint="default"/>
+      </w:rPr>
+    </w:lvl>
+    <w:lvl w:ilvl="3" w:tplc="04090001" w:tentative="1">
+      <w:start w:val="1"/>
+      <w:numFmt w:val="bullet"/>
+      <w:lvlText w:val=""/>
+      <w:lvlJc w:val="left"/>
+      <w:pPr>
+        <w:ind w:left="2880" w:hanging="360"/>
+      </w:pPr>
+      <w:rPr>
+        <w:rFonts w:ascii="Symbol" w:hAnsi="Symbol" w:hint="default"/>
+      </w:rPr>
+    </w:lvl>
+    <w:lvl w:ilvl="4" w:tplc="04090003" w:tentative="1">
+      <w:start w:val="1"/>
+      <w:numFmt w:val="bullet"/>
+      <w:lvlText w:val="o"/>
+      <w:lvlJc w:val="left"/>
+      <w:pPr>
+        <w:ind w:left="3600" w:hanging="360"/>
+      </w:pPr>
+      <w:rPr>
+        <w:rFonts w:ascii="Courier New" w:hAnsi="Courier New" w:cs="Courier New" w:hint="default"/>
+      </w:rPr>
+    </w:lvl>
+    <w:lvl w:ilvl="5" w:tplc="04090005" w:tentative="1">
+      <w:start w:val="1"/>
+      <w:numFmt w:val="bullet"/>
+      <w:lvlText w:val=""/>
+      <w:lvlJc w:val="left"/>
+      <w:pPr>
+        <w:ind w:left="4320" w:hanging="360"/>
+      </w:pPr>
+      <w:rPr>
+        <w:rFonts w:ascii="Wingdings" w:hAnsi="Wingdings" w:hint="default"/>
+      </w:rPr>
+    </w:lvl>
+    <w:lvl w:ilvl="6" w:tplc="04090001" w:tentative="1">
+      <w:start w:val="1"/>
+      <w:numFmt w:val="bullet"/>
+      <w:lvlText w:val=""/>
+      <w:lvlJc w:val="left"/>
+      <w:pPr>
+        <w:ind w:left="5040" w:hanging="360"/>
+      </w:pPr>
+      <w:rPr>
+        <w:rFonts w:ascii="Symbol" w:hAnsi="Symbol" w:hint="default"/>
+      </w:rPr>
+    </w:lvl>
+    <w:lvl w:ilvl="7" w:tplc="04090003" w:tentative="1">
+      <w:start w:val="1"/>
+      <w:numFmt w:val="bullet"/>
+      <w:lvlText w:val="o"/>
+      <w:lvlJc w:val="left"/>
+      <w:pPr>
+        <w:ind w:left="5760" w:hanging="360"/>
+      </w:pPr>
+      <w:rPr>
+        <w:rFonts w:ascii="Courier New" w:hAnsi="Courier New" w:cs="Courier New" w:hint="default"/>
+      </w:rPr>
+    </w:lvl>
+    <w:lvl w:ilvl="8" w:tplc="04090005" w:tentative="1">
+      <w:start w:val="1"/>
+      <w:numFmt w:val="bullet"/>
+      <w:lvlText w:val=""/>
+      <w:lvlJc w:val="left"/>
+      <w:pPr>
+        <w:ind w:left="6480" w:hanging="360"/>
+      </w:pPr>
+      <w:rPr>
+        <w:rFonts w:ascii="Wingdings" w:hAnsi="Wingdings" w:hint="default"/>
+      </w:rPr>
+    </w:lvl>
+  </w:abstractNum>
   <w:num w:numId="1" w16cid:durableId="1265727469">
-    <w:abstractNumId w:val="0"/>
+    <w:abstractNumId w:val="2"/>
   </w:num>
   <w:num w:numId="2" w16cid:durableId="1513376600">
-    <w:abstractNumId w:val="0"/>
+    <w:abstractNumId w:val="2"/>
   </w:num>
   <w:num w:numId="3" w16cid:durableId="146938344">
-    <w:abstractNumId w:val="0"/>
+    <w:abstractNumId w:val="2"/>
   </w:num>
   <w:num w:numId="4" w16cid:durableId="591857086">
-    <w:abstractNumId w:val="0"/>
+    <w:abstractNumId w:val="2"/>
   </w:num>
   <w:num w:numId="5" w16cid:durableId="1976325083">
-    <w:abstractNumId w:val="0"/>
+    <w:abstractNumId w:val="2"/>
   </w:num>
   <w:num w:numId="6" w16cid:durableId="1874926617">
-    <w:abstractNumId w:val="0"/>
+    <w:abstractNumId w:val="2"/>
   </w:num>
   <w:num w:numId="7" w16cid:durableId="621495805">
-    <w:abstractNumId w:val="0"/>
+    <w:abstractNumId w:val="2"/>
   </w:num>
   <w:num w:numId="8" w16cid:durableId="1978534880">
-    <w:abstractNumId w:val="0"/>
+    <w:abstractNumId w:val="2"/>
   </w:num>
   <w:num w:numId="9" w16cid:durableId="222371332">
-    <w:abstractNumId w:val="0"/>
+    <w:abstractNumId w:val="2"/>
   </w:num>
   <w:num w:numId="10" w16cid:durableId="1670400287">
+    <w:abstractNumId w:val="2"/>
+  </w:num>
+  <w:num w:numId="11" w16cid:durableId="1986858995">
+    <w:abstractNumId w:val="1"/>
+  </w:num>
+  <w:num w:numId="12" w16cid:durableId="293872262">
+    <w:abstractNumId w:val="3"/>
+  </w:num>
+  <w:num w:numId="13" w16cid:durableId="584802396">
+    <w:abstractNumId w:val="4"/>
+  </w:num>
+  <w:num w:numId="14" w16cid:durableId="571159778">
     <w:abstractNumId w:val="0"/>
   </w:num>
 </w:numbering>
@@ -3083,6 +5805,36 @@
       <w:shd w:val="clear" w:color="auto" w:fill="E1DFDD"/>
     </w:rPr>
   </w:style>
+  <w:style w:type="paragraph" w:styleId="HTMLconformatoprevio">
+    <w:name w:val="HTML Preformatted"/>
+    <w:basedOn w:val="Normal"/>
+    <w:link w:val="HTMLconformatoprevioCar"/>
+    <w:uiPriority w:val="99"/>
+    <w:semiHidden/>
+    <w:unhideWhenUsed/>
+    <w:rsid w:val="008D1595"/>
+    <w:pPr>
+      <w:spacing w:after="0" w:line="240" w:lineRule="auto"/>
+    </w:pPr>
+    <w:rPr>
+      <w:rFonts w:ascii="Consolas" w:hAnsi="Consolas"/>
+      <w:sz w:val="20"/>
+      <w:szCs w:val="20"/>
+    </w:rPr>
+  </w:style>
+  <w:style w:type="character" w:customStyle="1" w:styleId="HTMLconformatoprevioCar">
+    <w:name w:val="HTML con formato previo Car"/>
+    <w:basedOn w:val="Fuentedeprrafopredeter"/>
+    <w:link w:val="HTMLconformatoprevio"/>
+    <w:uiPriority w:val="99"/>
+    <w:semiHidden/>
+    <w:rsid w:val="008D1595"/>
+    <w:rPr>
+      <w:rFonts w:ascii="Consolas" w:hAnsi="Consolas"/>
+      <w:sz w:val="20"/>
+      <w:szCs w:val="20"/>
+    </w:rPr>
+  </w:style>
 </w:styles>
 </file>
 

--- a/CRM2L.docx
+++ b/CRM2L.docx
@@ -2324,13 +2324,7 @@
         <w:rPr>
           <w:lang w:val="es-MX"/>
         </w:rPr>
-        <w:t>A</w:t>
-      </w:r>
-      <w:r>
-        <w:rPr>
-          <w:lang w:val="es-MX"/>
-        </w:rPr>
-        <w:t>ppsettings</w:t>
+        <w:t>Appsettings</w:t>
       </w:r>
       <w:r>
         <w:rPr>
@@ -2449,22 +2443,58 @@
     </w:p>
     <w:p/>
     <w:p>
-      <w:r>
+      <w:pPr>
+        <w:rPr>
+          <w:lang w:val="es-MX"/>
+        </w:rPr>
+      </w:pPr>
+      <w:r>
+        <w:rPr>
+          <w:lang w:val="es-MX"/>
+        </w:rPr>
         <w:t>Despues corremos los commandos:</w:t>
       </w:r>
     </w:p>
-    <w:p/>
-    <w:p>
-      <w:r>
+    <w:p>
+      <w:pPr>
+        <w:rPr>
+          <w:lang w:val="es-MX"/>
+        </w:rPr>
+      </w:pPr>
+    </w:p>
+    <w:p>
+      <w:pPr>
+        <w:rPr>
+          <w:lang w:val="es-MX"/>
+        </w:rPr>
+      </w:pPr>
+      <w:r>
+        <w:rPr>
+          <w:lang w:val="es-MX"/>
+        </w:rPr>
         <w:t>Add-Migration IntialDB</w:t>
       </w:r>
     </w:p>
     <w:p>
-      <w:r>
+      <w:pPr>
+        <w:rPr>
+          <w:lang w:val="es-MX"/>
+        </w:rPr>
+      </w:pPr>
+      <w:r>
+        <w:rPr>
+          <w:lang w:val="es-MX"/>
+        </w:rPr>
         <w:t>Update-Database</w:t>
       </w:r>
     </w:p>
-    <w:p/>
+    <w:p>
+      <w:pPr>
+        <w:rPr>
+          <w:lang w:val="es-MX"/>
+        </w:rPr>
+      </w:pPr>
+    </w:p>
     <w:p>
       <w:pPr>
         <w:rPr>
@@ -2754,6 +2784,7 @@
       </w:pPr>
       <w:r>
         <w:rPr>
+          <w:noProof/>
           <w:lang w:val="es-MX"/>
         </w:rPr>
         <w:drawing>
@@ -2821,15 +2852,7 @@
       </w:pPr>
     </w:p>
     <w:p>
-      <w:pPr>
-        <w:rPr>
-          <w:lang w:val="es-MX"/>
-        </w:rPr>
-      </w:pPr>
-      <w:r>
-        <w:rPr>
-          <w:lang w:val="es-MX"/>
-        </w:rPr>
+      <w:r>
         <w:t xml:space="preserve">HttpPost  </w:t>
       </w:r>
       <w:r>
@@ -2839,22 +2862,11 @@
         <w:sym w:font="Wingdings" w:char="F0E0"/>
       </w:r>
       <w:r>
-        <w:rPr>
-          <w:lang w:val="es-MX"/>
-        </w:rPr>
         <w:t xml:space="preserve"> Crear</w:t>
       </w:r>
     </w:p>
     <w:p>
-      <w:pPr>
-        <w:rPr>
-          <w:lang w:val="es-MX"/>
-        </w:rPr>
-      </w:pPr>
-      <w:r>
-        <w:rPr>
-          <w:lang w:val="es-MX"/>
-        </w:rPr>
+      <w:r>
         <w:t xml:space="preserve">HttpGet </w:t>
       </w:r>
       <w:r>
@@ -2864,22 +2876,11 @@
         <w:sym w:font="Wingdings" w:char="F0E0"/>
       </w:r>
       <w:r>
-        <w:rPr>
-          <w:lang w:val="es-MX"/>
-        </w:rPr>
         <w:t xml:space="preserve"> Leer</w:t>
       </w:r>
     </w:p>
     <w:p>
-      <w:pPr>
-        <w:rPr>
-          <w:lang w:val="es-MX"/>
-        </w:rPr>
-      </w:pPr>
-      <w:r>
-        <w:rPr>
-          <w:lang w:val="es-MX"/>
-        </w:rPr>
+      <w:r>
         <w:t xml:space="preserve">HttPut </w:t>
       </w:r>
       <w:r>
@@ -2889,9 +2890,6 @@
         <w:sym w:font="Wingdings" w:char="F0E0"/>
       </w:r>
       <w:r>
-        <w:rPr>
-          <w:lang w:val="es-MX"/>
-        </w:rPr>
         <w:t xml:space="preserve"> Modificar</w:t>
       </w:r>
     </w:p>
@@ -3096,6 +3094,9 @@
         </w:rPr>
       </w:pPr>
       <w:r>
+        <w:rPr>
+          <w:noProof/>
+        </w:rPr>
         <mc:AlternateContent>
           <mc:Choice Requires="wps">
             <w:drawing>
@@ -3223,6 +3224,9 @@
         </mc:AlternateContent>
       </w:r>
       <w:r>
+        <w:rPr>
+          <w:noProof/>
+        </w:rPr>
         <mc:AlternateContent>
           <mc:Choice Requires="wps">
             <w:drawing>
@@ -3347,6 +3351,9 @@
         </mc:AlternateContent>
       </w:r>
       <w:r>
+        <w:rPr>
+          <w:noProof/>
+        </w:rPr>
         <mc:AlternateContent>
           <mc:Choice Requires="wps">
             <w:drawing>
@@ -3472,6 +3479,9 @@
         </mc:AlternateContent>
       </w:r>
       <w:r>
+        <w:rPr>
+          <w:noProof/>
+        </w:rPr>
         <mc:AlternateContent>
           <mc:Choice Requires="wps">
             <w:drawing>
@@ -3597,6 +3607,9 @@
         </mc:AlternateContent>
       </w:r>
       <w:r>
+        <w:rPr>
+          <w:noProof/>
+        </w:rPr>
         <mc:AlternateContent>
           <mc:Choice Requires="wps">
             <w:drawing>
@@ -3719,6 +3732,9 @@
         </mc:AlternateContent>
       </w:r>
       <w:r>
+        <w:rPr>
+          <w:noProof/>
+        </w:rPr>
         <mc:AlternateContent>
           <mc:Choice Requires="wps">
             <w:drawing>
@@ -3797,6 +3813,9 @@
         </mc:AlternateContent>
       </w:r>
       <w:r>
+        <w:rPr>
+          <w:noProof/>
+        </w:rPr>
         <mc:AlternateContent>
           <mc:Choice Requires="wps">
             <w:drawing>
@@ -3871,6 +3890,9 @@
         </mc:AlternateContent>
       </w:r>
       <w:r>
+        <w:rPr>
+          <w:noProof/>
+        </w:rPr>
         <mc:AlternateContent>
           <mc:Choice Requires="wps">
             <w:drawing>
@@ -3945,6 +3967,9 @@
         </mc:AlternateContent>
       </w:r>
       <w:r>
+        <w:rPr>
+          <w:noProof/>
+        </w:rPr>
         <mc:AlternateContent>
           <mc:Choice Requires="wps">
             <w:drawing>
@@ -4126,6 +4151,7 @@
       </w:pPr>
       <w:r>
         <w:rPr>
+          <w:noProof/>
           <w:lang w:val="es-MX"/>
         </w:rPr>
         <w:drawing>
@@ -4172,6 +4198,65 @@
           <w:lang w:val="es-MX"/>
         </w:rPr>
       </w:pPr>
+    </w:p>
+    <w:p>
+      <w:pPr>
+        <w:rPr>
+          <w:lang w:val="es-MX"/>
+        </w:rPr>
+      </w:pPr>
+      <w:r>
+        <w:rPr>
+          <w:lang w:val="es-MX"/>
+        </w:rPr>
+        <w:t>Para el DTO vamos a usar un Helper y lo primero es usar un:</w:t>
+      </w:r>
+    </w:p>
+    <w:p>
+      <w:pPr>
+        <w:rPr>
+          <w:lang w:val="es-MX"/>
+        </w:rPr>
+      </w:pPr>
+      <w:r>
+        <w:rPr>
+          <w:lang w:val="es-MX"/>
+        </w:rPr>
+        <w:t>QueryableExtension, que lo que realmente hace es extender la colección que proviene de una BD</w:t>
+      </w:r>
+    </w:p>
+    <w:p>
+      <w:pPr>
+        <w:rPr>
+          <w:lang w:val="es-MX"/>
+        </w:rPr>
+      </w:pPr>
+      <w:r>
+        <w:rPr>
+          <w:lang w:val="es-MX"/>
+        </w:rPr>
+        <w:t>Y aquí hay 2 condiciones para que una clase sea de extensión:</w:t>
+      </w:r>
+      <w:r>
+        <w:rPr>
+          <w:lang w:val="es-MX"/>
+        </w:rPr>
+        <w:br/>
+        <w:t>1) Tiene que ser Clase Estática</w:t>
+      </w:r>
+    </w:p>
+    <w:p>
+      <w:pPr>
+        <w:rPr>
+          <w:lang w:val="es-MX"/>
+        </w:rPr>
+      </w:pPr>
+      <w:r>
+        <w:rPr>
+          <w:lang w:val="es-MX"/>
+        </w:rPr>
+        <w:t>2) El primer parámetro tiene que empezar por “this”</w:t>
+      </w:r>
     </w:p>
     <w:sectPr>
       <w:pgSz w:w="12240" w:h="15840"/>
@@ -5352,6 +5437,7 @@
   <w:style w:type="character" w:default="1" w:styleId="Fuentedeprrafopredeter">
     <w:name w:val="Default Paragraph Font"/>
     <w:uiPriority w:val="1"/>
+    <w:semiHidden/>
     <w:unhideWhenUsed/>
   </w:style>
   <w:style w:type="table" w:default="1" w:styleId="Tablanormal">

--- a/CRM2L.docx
+++ b/CRM2L.docx
@@ -4256,6 +4256,302 @@
           <w:lang w:val="es-MX"/>
         </w:rPr>
         <w:t>2) El primer parámetro tiene que empezar por “this”</w:t>
+      </w:r>
+    </w:p>
+    <w:p>
+      <w:pPr>
+        <w:rPr>
+          <w:lang w:val="es-MX"/>
+        </w:rPr>
+      </w:pPr>
+    </w:p>
+    <w:p>
+      <w:pPr>
+        <w:rPr>
+          <w:lang w:val="es-MX"/>
+        </w:rPr>
+      </w:pPr>
+    </w:p>
+    <w:p>
+      <w:pPr>
+        <w:rPr>
+          <w:lang w:val="es-MX"/>
+        </w:rPr>
+      </w:pPr>
+    </w:p>
+    <w:p>
+      <w:pPr>
+        <w:rPr>
+          <w:lang w:val="es-MX"/>
+        </w:rPr>
+      </w:pPr>
+    </w:p>
+    <w:p>
+      <w:pPr>
+        <w:rPr>
+          <w:lang w:val="es-MX"/>
+        </w:rPr>
+      </w:pPr>
+    </w:p>
+    <w:p>
+      <w:pPr>
+        <w:rPr>
+          <w:lang w:val="es-MX"/>
+        </w:rPr>
+      </w:pPr>
+    </w:p>
+    <w:p>
+      <w:pPr>
+        <w:rPr>
+          <w:lang w:val="es-MX"/>
+        </w:rPr>
+      </w:pPr>
+    </w:p>
+    <w:p>
+      <w:pPr>
+        <w:rPr>
+          <w:lang w:val="es-MX"/>
+        </w:rPr>
+      </w:pPr>
+    </w:p>
+    <w:p>
+      <w:pPr>
+        <w:rPr>
+          <w:lang w:val="es-MX"/>
+        </w:rPr>
+      </w:pPr>
+    </w:p>
+    <w:p>
+      <w:pPr>
+        <w:rPr>
+          <w:lang w:val="es-MX"/>
+        </w:rPr>
+      </w:pPr>
+    </w:p>
+    <w:p>
+      <w:pPr>
+        <w:rPr>
+          <w:lang w:val="es-MX"/>
+        </w:rPr>
+      </w:pPr>
+    </w:p>
+    <w:p>
+      <w:pPr>
+        <w:rPr>
+          <w:lang w:val="es-MX"/>
+        </w:rPr>
+      </w:pPr>
+    </w:p>
+    <w:p>
+      <w:pPr>
+        <w:rPr>
+          <w:lang w:val="es-MX"/>
+        </w:rPr>
+      </w:pPr>
+      <w:r>
+        <w:rPr>
+          <w:lang w:val="es-MX"/>
+        </w:rPr>
+        <w:lastRenderedPageBreak/>
+        <w:drawing>
+          <wp:anchor distT="0" distB="0" distL="114300" distR="114300" simplePos="0" relativeHeight="251681792" behindDoc="0" locked="0" layoutInCell="1" allowOverlap="1" wp14:anchorId="6C5CE283" wp14:editId="38BC156D">
+            <wp:simplePos x="0" y="0"/>
+            <wp:positionH relativeFrom="margin">
+              <wp:posOffset>117475</wp:posOffset>
+            </wp:positionH>
+            <wp:positionV relativeFrom="paragraph">
+              <wp:posOffset>172720</wp:posOffset>
+            </wp:positionV>
+            <wp:extent cx="4419600" cy="3911600"/>
+            <wp:effectExtent l="0" t="0" r="0" b="0"/>
+            <wp:wrapThrough wrapText="bothSides">
+              <wp:wrapPolygon edited="0">
+                <wp:start x="0" y="0"/>
+                <wp:lineTo x="0" y="21460"/>
+                <wp:lineTo x="21507" y="21460"/>
+                <wp:lineTo x="21507" y="0"/>
+                <wp:lineTo x="0" y="0"/>
+              </wp:wrapPolygon>
+            </wp:wrapThrough>
+            <wp:docPr id="836312737" name="Imagen 1"/>
+            <wp:cNvGraphicFramePr>
+              <a:graphicFrameLocks xmlns:a="http://schemas.openxmlformats.org/drawingml/2006/main" noChangeAspect="1"/>
+            </wp:cNvGraphicFramePr>
+            <a:graphic xmlns:a="http://schemas.openxmlformats.org/drawingml/2006/main">
+              <a:graphicData uri="http://schemas.openxmlformats.org/drawingml/2006/picture">
+                <pic:pic xmlns:pic="http://schemas.openxmlformats.org/drawingml/2006/picture">
+                  <pic:nvPicPr>
+                    <pic:cNvPr id="836312737" name=""/>
+                    <pic:cNvPicPr/>
+                  </pic:nvPicPr>
+                  <pic:blipFill>
+                    <a:blip r:embed="rId15">
+                      <a:extLst>
+                        <a:ext uri="{28A0092B-C50C-407E-A947-70E740481C1C}">
+                          <a14:useLocalDpi xmlns:a14="http://schemas.microsoft.com/office/drawing/2010/main" val="0"/>
+                        </a:ext>
+                      </a:extLst>
+                    </a:blip>
+                    <a:stretch>
+                      <a:fillRect/>
+                    </a:stretch>
+                  </pic:blipFill>
+                  <pic:spPr>
+                    <a:xfrm>
+                      <a:off x="0" y="0"/>
+                      <a:ext cx="4419600" cy="3911600"/>
+                    </a:xfrm>
+                    <a:prstGeom prst="rect">
+                      <a:avLst/>
+                    </a:prstGeom>
+                  </pic:spPr>
+                </pic:pic>
+              </a:graphicData>
+            </a:graphic>
+            <wp14:sizeRelH relativeFrom="margin">
+              <wp14:pctWidth>0</wp14:pctWidth>
+            </wp14:sizeRelH>
+            <wp14:sizeRelV relativeFrom="margin">
+              <wp14:pctHeight>0</wp14:pctHeight>
+            </wp14:sizeRelV>
+          </wp:anchor>
+        </w:drawing>
+      </w:r>
+      <w:r>
+        <w:rPr>
+          <w:lang w:val="es-MX"/>
+        </w:rPr>
+        <w:t>El ciclo de vida de una pagina el Blazor es el siguiente:</w:t>
+      </w:r>
+    </w:p>
+    <w:p>
+      <w:pPr>
+        <w:rPr>
+          <w:lang w:val="es-MX"/>
+        </w:rPr>
+      </w:pPr>
+    </w:p>
+    <w:p>
+      <w:pPr>
+        <w:rPr>
+          <w:lang w:val="es-MX"/>
+        </w:rPr>
+      </w:pPr>
+    </w:p>
+    <w:p>
+      <w:pPr>
+        <w:rPr>
+          <w:lang w:val="es-MX"/>
+        </w:rPr>
+      </w:pPr>
+    </w:p>
+    <w:p>
+      <w:pPr>
+        <w:rPr>
+          <w:lang w:val="es-MX"/>
+        </w:rPr>
+      </w:pPr>
+    </w:p>
+    <w:p>
+      <w:pPr>
+        <w:rPr>
+          <w:lang w:val="es-MX"/>
+        </w:rPr>
+      </w:pPr>
+    </w:p>
+    <w:p>
+      <w:pPr>
+        <w:rPr>
+          <w:lang w:val="es-MX"/>
+        </w:rPr>
+      </w:pPr>
+    </w:p>
+    <w:p>
+      <w:pPr>
+        <w:rPr>
+          <w:lang w:val="es-MX"/>
+        </w:rPr>
+      </w:pPr>
+    </w:p>
+    <w:p>
+      <w:pPr>
+        <w:rPr>
+          <w:lang w:val="es-MX"/>
+        </w:rPr>
+      </w:pPr>
+    </w:p>
+    <w:p>
+      <w:pPr>
+        <w:rPr>
+          <w:lang w:val="es-MX"/>
+        </w:rPr>
+      </w:pPr>
+    </w:p>
+    <w:p>
+      <w:pPr>
+        <w:rPr>
+          <w:lang w:val="es-MX"/>
+        </w:rPr>
+      </w:pPr>
+    </w:p>
+    <w:p>
+      <w:pPr>
+        <w:rPr>
+          <w:lang w:val="es-MX"/>
+        </w:rPr>
+      </w:pPr>
+    </w:p>
+    <w:p>
+      <w:pPr>
+        <w:rPr>
+          <w:lang w:val="es-MX"/>
+        </w:rPr>
+      </w:pPr>
+    </w:p>
+    <w:p>
+      <w:pPr>
+        <w:rPr>
+          <w:lang w:val="es-MX"/>
+        </w:rPr>
+      </w:pPr>
+    </w:p>
+    <w:p>
+      <w:pPr>
+        <w:rPr>
+          <w:lang w:val="es-MX"/>
+        </w:rPr>
+      </w:pPr>
+    </w:p>
+    <w:p>
+      <w:pPr>
+        <w:rPr>
+          <w:lang w:val="es-MX"/>
+        </w:rPr>
+      </w:pPr>
+      <w:r>
+        <w:rPr>
+          <w:lang w:val="es-MX"/>
+        </w:rPr>
+        <w:t xml:space="preserve">Tutorial 76 </w:t>
+      </w:r>
+      <w:r>
+        <w:rPr>
+          <w:lang w:val="es-MX"/>
+        </w:rPr>
+        <w:t>Parte 16, configuración de Backend y FrontEnd</w:t>
+      </w:r>
+    </w:p>
+    <w:p>
+      <w:pPr>
+        <w:rPr>
+          <w:lang w:val="es-MX"/>
+        </w:rPr>
+      </w:pPr>
+      <w:r>
+        <w:rPr>
+          <w:lang w:val="es-MX"/>
+        </w:rPr>
+        <w:t>Para esto vamos a instalar el Package de System.Net.Http para que pueda el FrontEnd consumir el Backen</w:t>
       </w:r>
     </w:p>
     <w:sectPr>

--- a/CRM2L.docx
+++ b/CRM2L.docx
@@ -271,7 +271,7 @@
               </mc:Choice>
               <mc:Fallback>
                 <w:pict>
-                  <v:group w14:anchorId="2A3102BC" id="Group 149" o:spid="_x0000_s1026" style="position:absolute;margin-left:0;margin-top:0;width:8in;height:95.7pt;z-index:251662336;mso-width-percent:941;mso-height-percent:121;mso-top-percent:23;mso-position-horizontal:center;mso-position-horizontal-relative:page;mso-position-vertical-relative:page;mso-width-percent:941;mso-height-percent:121;mso-top-percent:23" coordorigin="" coordsize="73152,12161" o:gfxdata="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">
+                  <v:group w14:anchorId="611E0374" id="Group 149" o:spid="_x0000_s1026" style="position:absolute;margin-left:0;margin-top:0;width:8in;height:95.7pt;z-index:251662336;mso-width-percent:941;mso-height-percent:121;mso-top-percent:23;mso-position-horizontal:center;mso-position-horizontal-relative:page;mso-position-vertical-relative:page;mso-width-percent:941;mso-height-percent:121;mso-top-percent:23" coordorigin="" coordsize="73152,12161" o:gfxdata="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">
                     <v:shape id="Rectangle 51" o:spid="_x0000_s1027" style="position:absolute;width:73152;height:11303;visibility:visible;mso-wrap-style:square;v-text-anchor:middle" coordsize="7312660,1129665" o:gfxdata="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" path="m,l7312660,r,1129665l3619500,733425,,1091565,,xe" fillcolor="#156082 [3204]" stroked="f" strokeweight="1pt">
                       <v:stroke joinstyle="miter"/>
                       <v:path arrowok="t" o:connecttype="custom" o:connectlocs="0,0;7315200,0;7315200,1130373;3620757,733885;0,1092249;0,0" o:connectangles="0,0,0,0,0,0"/>
@@ -937,8 +937,19 @@
                                         <w:szCs w:val="36"/>
                                         <w:lang w:val="es-MX"/>
                                       </w:rPr>
-                                      <w:t>Administración de ventas de LaDobleele</w:t>
+                                      <w:t xml:space="preserve">Administración de ventas de </w:t>
                                     </w:r>
+                                    <w:proofErr w:type="spellStart"/>
+                                    <w:r>
+                                      <w:rPr>
+                                        <w:color w:val="404040" w:themeColor="text1" w:themeTint="BF"/>
+                                        <w:sz w:val="36"/>
+                                        <w:szCs w:val="36"/>
+                                        <w:lang w:val="es-MX"/>
+                                      </w:rPr>
+                                      <w:t>LaDobleele</w:t>
+                                    </w:r>
+                                    <w:proofErr w:type="spellEnd"/>
                                   </w:p>
                                 </w:sdtContent>
                               </w:sdt>
@@ -1044,8 +1055,19 @@
                                   <w:szCs w:val="36"/>
                                   <w:lang w:val="es-MX"/>
                                 </w:rPr>
-                                <w:t>Administración de ventas de LaDobleele</w:t>
+                                <w:t xml:space="preserve">Administración de ventas de </w:t>
                               </w:r>
+                              <w:proofErr w:type="spellStart"/>
+                              <w:r>
+                                <w:rPr>
+                                  <w:color w:val="404040" w:themeColor="text1" w:themeTint="BF"/>
+                                  <w:sz w:val="36"/>
+                                  <w:szCs w:val="36"/>
+                                  <w:lang w:val="es-MX"/>
+                                </w:rPr>
+                                <w:t>LaDobleele</w:t>
+                              </w:r>
+                              <w:proofErr w:type="spellEnd"/>
                             </w:p>
                           </w:sdtContent>
                         </w:sdt>
@@ -1147,8 +1169,30 @@
             <w:rPr>
               <w:lang w:val="es-MX"/>
             </w:rPr>
-            <w:t>Table of Contents</w:t>
+            <w:t xml:space="preserve">Table </w:t>
           </w:r>
+          <w:proofErr w:type="spellStart"/>
+          <w:r>
+            <w:rPr>
+              <w:lang w:val="es-MX"/>
+            </w:rPr>
+            <w:t>of</w:t>
+          </w:r>
+          <w:proofErr w:type="spellEnd"/>
+          <w:r>
+            <w:rPr>
+              <w:lang w:val="es-MX"/>
+            </w:rPr>
+            <w:t xml:space="preserve"> </w:t>
+          </w:r>
+          <w:proofErr w:type="spellStart"/>
+          <w:r>
+            <w:rPr>
+              <w:lang w:val="es-MX"/>
+            </w:rPr>
+            <w:t>Contents</w:t>
+          </w:r>
+          <w:proofErr w:type="spellEnd"/>
         </w:p>
         <w:p>
           <w:pPr>
@@ -1335,6 +1379,7 @@
         <w:tab/>
         <w:t xml:space="preserve">Crearemos un repositorio llamado CRM2L con la cuenta </w:t>
       </w:r>
+      <w:proofErr w:type="spellStart"/>
       <w:r>
         <w:rPr>
           <w:b/>
@@ -1343,6 +1388,7 @@
         </w:rPr>
         <w:t>manolorin</w:t>
       </w:r>
+      <w:proofErr w:type="spellEnd"/>
       <w:r>
         <w:rPr>
           <w:b/>
@@ -1355,8 +1401,16 @@
         <w:rPr>
           <w:lang w:val="es-MX"/>
         </w:rPr>
-        <w:t>en la direacción</w:t>
-      </w:r>
+        <w:t xml:space="preserve">en la </w:t>
+      </w:r>
+      <w:proofErr w:type="spellStart"/>
+      <w:r>
+        <w:rPr>
+          <w:lang w:val="es-MX"/>
+        </w:rPr>
+        <w:t>direacción</w:t>
+      </w:r>
+      <w:proofErr w:type="spellEnd"/>
       <w:r>
         <w:rPr>
           <w:lang w:val="es-MX"/>
@@ -1447,8 +1501,16 @@
         <w:rPr>
           <w:lang w:val="es-MX"/>
         </w:rPr>
-        <w:t>Dentro de la solución creamos un nuevo proyecto ASP.NET Core Web Appi</w:t>
-      </w:r>
+        <w:t xml:space="preserve">Dentro de la solución creamos un nuevo proyecto ASP.NET Core Web </w:t>
+      </w:r>
+      <w:proofErr w:type="spellStart"/>
+      <w:r>
+        <w:rPr>
+          <w:lang w:val="es-MX"/>
+        </w:rPr>
+        <w:t>Appi</w:t>
+      </w:r>
+      <w:proofErr w:type="spellEnd"/>
     </w:p>
     <w:p>
       <w:pPr>
@@ -1473,8 +1535,100 @@
         <w:rPr>
           <w:lang w:val="es-MX"/>
         </w:rPr>
-        <w:t>Por ultimo una tipo Blazor, pero hay que instalar MudBlazor para construir la interface de usuario mas rápido y eso es copiar al nivel de Orders la siguiente línea de comando, para instalar los templates de MudBlazor</w:t>
-      </w:r>
+        <w:t xml:space="preserve">Por </w:t>
+      </w:r>
+      <w:proofErr w:type="gramStart"/>
+      <w:r>
+        <w:rPr>
+          <w:lang w:val="es-MX"/>
+        </w:rPr>
+        <w:t>ultimo</w:t>
+      </w:r>
+      <w:proofErr w:type="gramEnd"/>
+      <w:r>
+        <w:rPr>
+          <w:lang w:val="es-MX"/>
+        </w:rPr>
+        <w:t xml:space="preserve"> </w:t>
+      </w:r>
+      <w:proofErr w:type="gramStart"/>
+      <w:r>
+        <w:rPr>
+          <w:lang w:val="es-MX"/>
+        </w:rPr>
+        <w:t>una tipo</w:t>
+      </w:r>
+      <w:proofErr w:type="gramEnd"/>
+      <w:r>
+        <w:rPr>
+          <w:lang w:val="es-MX"/>
+        </w:rPr>
+        <w:t xml:space="preserve"> Blazor, pero hay que instalar </w:t>
+      </w:r>
+      <w:proofErr w:type="spellStart"/>
+      <w:r>
+        <w:rPr>
+          <w:lang w:val="es-MX"/>
+        </w:rPr>
+        <w:t>MudBlazor</w:t>
+      </w:r>
+      <w:proofErr w:type="spellEnd"/>
+      <w:r>
+        <w:rPr>
+          <w:lang w:val="es-MX"/>
+        </w:rPr>
+        <w:t xml:space="preserve"> para construir la </w:t>
+      </w:r>
+      <w:proofErr w:type="gramStart"/>
+      <w:r>
+        <w:rPr>
+          <w:lang w:val="es-MX"/>
+        </w:rPr>
+        <w:t>interface</w:t>
+      </w:r>
+      <w:proofErr w:type="gramEnd"/>
+      <w:r>
+        <w:rPr>
+          <w:lang w:val="es-MX"/>
+        </w:rPr>
+        <w:t xml:space="preserve"> de usuario </w:t>
+      </w:r>
+      <w:proofErr w:type="spellStart"/>
+      <w:r>
+        <w:rPr>
+          <w:lang w:val="es-MX"/>
+        </w:rPr>
+        <w:t>mas</w:t>
+      </w:r>
+      <w:proofErr w:type="spellEnd"/>
+      <w:r>
+        <w:rPr>
+          <w:lang w:val="es-MX"/>
+        </w:rPr>
+        <w:t xml:space="preserve"> rápido y eso es copiar al nivel de Orders la siguiente línea de comando, para instalar los </w:t>
+      </w:r>
+      <w:proofErr w:type="spellStart"/>
+      <w:r>
+        <w:rPr>
+          <w:lang w:val="es-MX"/>
+        </w:rPr>
+        <w:t>templates</w:t>
+      </w:r>
+      <w:proofErr w:type="spellEnd"/>
+      <w:r>
+        <w:rPr>
+          <w:lang w:val="es-MX"/>
+        </w:rPr>
+        <w:t xml:space="preserve"> de </w:t>
+      </w:r>
+      <w:proofErr w:type="spellStart"/>
+      <w:r>
+        <w:rPr>
+          <w:lang w:val="es-MX"/>
+        </w:rPr>
+        <w:t>MudBlazor</w:t>
+      </w:r>
+      <w:proofErr w:type="spellEnd"/>
     </w:p>
     <w:p>
       <w:pPr>
@@ -1488,8 +1642,17 @@
           <w:i/>
           <w:iCs/>
         </w:rPr>
-        <w:t>dotnet new install MudBlazor.Templates</w:t>
-      </w:r>
+        <w:t xml:space="preserve">dotnet new install </w:t>
+      </w:r>
+      <w:proofErr w:type="spellStart"/>
+      <w:r>
+        <w:rPr>
+          <w:i/>
+          <w:iCs/>
+        </w:rPr>
+        <w:t>MudBlazor.Templates</w:t>
+      </w:r>
+      <w:proofErr w:type="spellEnd"/>
     </w:p>
     <w:p>
       <w:pPr>
@@ -1563,11 +1726,19 @@
           <w:lang w:val="es-MX"/>
         </w:rPr>
       </w:pPr>
-      <w:r>
-        <w:rPr>
-          <w:lang w:val="es-MX"/>
-        </w:rPr>
-        <w:t>Despues hay que instalarlo e</w:t>
+      <w:proofErr w:type="spellStart"/>
+      <w:r>
+        <w:rPr>
+          <w:lang w:val="es-MX"/>
+        </w:rPr>
+        <w:t>Despues</w:t>
+      </w:r>
+      <w:proofErr w:type="spellEnd"/>
+      <w:r>
+        <w:rPr>
+          <w:lang w:val="es-MX"/>
+        </w:rPr>
+        <w:t xml:space="preserve"> hay que instalarlo e</w:t>
       </w:r>
       <w:r>
         <w:rPr>
@@ -1585,11 +1756,21 @@
     </w:p>
     <w:p>
       <w:r>
-        <w:t xml:space="preserve">dotnet new mudblazor --interactivity Server --name </w:t>
-      </w:r>
+        <w:t xml:space="preserve">dotnet new </w:t>
+      </w:r>
+      <w:proofErr w:type="spellStart"/>
+      <w:r>
+        <w:t>mudblazor</w:t>
+      </w:r>
+      <w:proofErr w:type="spellEnd"/>
+      <w:r>
+        <w:t xml:space="preserve"> --interactivity Server --name </w:t>
+      </w:r>
+      <w:proofErr w:type="spellStart"/>
       <w:r>
         <w:t>Orders.Fronted</w:t>
       </w:r>
+      <w:proofErr w:type="spellEnd"/>
       <w:r>
         <w:t xml:space="preserve"> --all-interactive</w:t>
       </w:r>
@@ -1610,7 +1791,35 @@
         <w:rPr>
           <w:lang w:val="es-MX"/>
         </w:rPr>
-        <w:t>royecto tipo MudBlazor, pero no se agrega automáticamente al Solution, por lo que hay que cerrar la solución y volver a abrirla</w:t>
+        <w:t xml:space="preserve">royecto tipo </w:t>
+      </w:r>
+      <w:proofErr w:type="spellStart"/>
+      <w:r>
+        <w:rPr>
+          <w:lang w:val="es-MX"/>
+        </w:rPr>
+        <w:t>MudBlazor</w:t>
+      </w:r>
+      <w:proofErr w:type="spellEnd"/>
+      <w:r>
+        <w:rPr>
+          <w:lang w:val="es-MX"/>
+        </w:rPr>
+        <w:t xml:space="preserve">, pero no se agrega automáticamente al </w:t>
+      </w:r>
+      <w:proofErr w:type="spellStart"/>
+      <w:r>
+        <w:rPr>
+          <w:lang w:val="es-MX"/>
+        </w:rPr>
+        <w:t>Solution</w:t>
+      </w:r>
+      <w:proofErr w:type="spellEnd"/>
+      <w:r>
+        <w:rPr>
+          <w:lang w:val="es-MX"/>
+        </w:rPr>
+        <w:t>, por lo que hay que cerrar la solución y volver a abrirla</w:t>
       </w:r>
       <w:r>
         <w:rPr>
@@ -1625,12 +1834,14 @@
           <w:lang w:val="es-MX"/>
         </w:rPr>
       </w:pPr>
+      <w:proofErr w:type="spellStart"/>
       <w:r>
         <w:rPr>
           <w:lang w:val="es-MX"/>
         </w:rPr>
         <w:t>Orders.Frontend</w:t>
       </w:r>
+      <w:proofErr w:type="spellEnd"/>
     </w:p>
     <w:p>
       <w:pPr>
@@ -1945,12 +2156,14 @@
                                 <w:lang w:val="es-MX"/>
                               </w:rPr>
                             </w:pPr>
+                            <w:proofErr w:type="spellStart"/>
                             <w:r>
                               <w:rPr>
                                 <w:lang w:val="es-MX"/>
                               </w:rPr>
                               <w:t>Backend</w:t>
                             </w:r>
+                            <w:proofErr w:type="spellEnd"/>
                           </w:p>
                         </w:txbxContent>
                       </wps:txbx>
@@ -1982,12 +2195,14 @@
                           <w:lang w:val="es-MX"/>
                         </w:rPr>
                       </w:pPr>
+                      <w:proofErr w:type="spellStart"/>
                       <w:r>
                         <w:rPr>
                           <w:lang w:val="es-MX"/>
                         </w:rPr>
                         <w:t>Backend</w:t>
                       </w:r>
+                      <w:proofErr w:type="spellEnd"/>
                     </w:p>
                   </w:txbxContent>
                 </v:textbox>
@@ -2053,12 +2268,14 @@
                                 <w:lang w:val="es-MX"/>
                               </w:rPr>
                             </w:pPr>
+                            <w:proofErr w:type="spellStart"/>
                             <w:r>
                               <w:rPr>
                                 <w:lang w:val="es-MX"/>
                               </w:rPr>
                               <w:t>Frontend</w:t>
                             </w:r>
+                            <w:proofErr w:type="spellEnd"/>
                           </w:p>
                         </w:txbxContent>
                       </wps:txbx>
@@ -2090,12 +2307,14 @@
                           <w:lang w:val="es-MX"/>
                         </w:rPr>
                       </w:pPr>
+                      <w:proofErr w:type="spellStart"/>
                       <w:r>
                         <w:rPr>
                           <w:lang w:val="es-MX"/>
                         </w:rPr>
                         <w:t>Frontend</w:t>
                       </w:r>
+                      <w:proofErr w:type="spellEnd"/>
                     </w:p>
                   </w:txbxContent>
                 </v:textbox>
@@ -2161,12 +2380,14 @@
                                 <w:lang w:val="es-MX"/>
                               </w:rPr>
                             </w:pPr>
+                            <w:proofErr w:type="spellStart"/>
                             <w:r>
                               <w:rPr>
                                 <w:lang w:val="es-MX"/>
                               </w:rPr>
                               <w:t>Shared</w:t>
                             </w:r>
+                            <w:proofErr w:type="spellEnd"/>
                           </w:p>
                         </w:txbxContent>
                       </wps:txbx>
@@ -2198,12 +2419,14 @@
                           <w:lang w:val="es-MX"/>
                         </w:rPr>
                       </w:pPr>
+                      <w:proofErr w:type="spellStart"/>
                       <w:r>
                         <w:rPr>
                           <w:lang w:val="es-MX"/>
                         </w:rPr>
                         <w:t>Shared</w:t>
                       </w:r>
+                      <w:proofErr w:type="spellEnd"/>
                     </w:p>
                   </w:txbxContent>
                 </v:textbox>
@@ -2238,12 +2461,14 @@
           <w:lang w:val="es-MX"/>
         </w:rPr>
       </w:pPr>
+      <w:proofErr w:type="spellStart"/>
       <w:r>
         <w:rPr>
           <w:lang w:val="es-MX"/>
         </w:rPr>
         <w:t>Orders.Backend</w:t>
       </w:r>
+      <w:proofErr w:type="spellEnd"/>
     </w:p>
     <w:p>
       <w:pPr>
@@ -2256,12 +2481,14 @@
           <w:lang w:val="es-MX"/>
         </w:rPr>
       </w:pPr>
+      <w:proofErr w:type="spellStart"/>
       <w:r>
         <w:rPr>
           <w:lang w:val="es-MX"/>
         </w:rPr>
         <w:t>Orders.Frontend</w:t>
       </w:r>
+      <w:proofErr w:type="spellEnd"/>
     </w:p>
     <w:p>
       <w:pPr>
@@ -2274,38 +2501,54 @@
           <w:lang w:val="es-MX"/>
         </w:rPr>
       </w:pPr>
+      <w:proofErr w:type="spellStart"/>
       <w:r>
         <w:rPr>
           <w:lang w:val="es-MX"/>
         </w:rPr>
         <w:t>Orders.Shared</w:t>
       </w:r>
-    </w:p>
-    <w:p>
-      <w:pPr>
-        <w:rPr>
-          <w:lang w:val="es-MX"/>
-        </w:rPr>
-      </w:pPr>
-    </w:p>
-    <w:p>
-      <w:pPr>
-        <w:rPr>
-          <w:lang w:val="es-MX"/>
-        </w:rPr>
-      </w:pPr>
-    </w:p>
-    <w:p>
-      <w:pPr>
-        <w:rPr>
-          <w:lang w:val="es-MX"/>
-        </w:rPr>
-      </w:pPr>
-      <w:r>
-        <w:rPr>
-          <w:lang w:val="es-MX"/>
-        </w:rPr>
-        <w:t>La conexión a la BD la haremos en el Backend en el archivo:</w:t>
+      <w:proofErr w:type="spellEnd"/>
+    </w:p>
+    <w:p>
+      <w:pPr>
+        <w:rPr>
+          <w:lang w:val="es-MX"/>
+        </w:rPr>
+      </w:pPr>
+    </w:p>
+    <w:p>
+      <w:pPr>
+        <w:rPr>
+          <w:lang w:val="es-MX"/>
+        </w:rPr>
+      </w:pPr>
+    </w:p>
+    <w:p>
+      <w:pPr>
+        <w:rPr>
+          <w:lang w:val="es-MX"/>
+        </w:rPr>
+      </w:pPr>
+      <w:r>
+        <w:rPr>
+          <w:lang w:val="es-MX"/>
+        </w:rPr>
+        <w:t xml:space="preserve">La conexión a la BD la haremos en el </w:t>
+      </w:r>
+      <w:proofErr w:type="spellStart"/>
+      <w:r>
+        <w:rPr>
+          <w:lang w:val="es-MX"/>
+        </w:rPr>
+        <w:t>Backend</w:t>
+      </w:r>
+      <w:proofErr w:type="spellEnd"/>
+      <w:r>
+        <w:rPr>
+          <w:lang w:val="es-MX"/>
+        </w:rPr>
+        <w:t xml:space="preserve"> en el archivo:</w:t>
       </w:r>
     </w:p>
     <w:p>
@@ -2320,6 +2563,7 @@
         </w:rPr>
         <w:tab/>
       </w:r>
+      <w:proofErr w:type="spellStart"/>
       <w:r>
         <w:rPr>
           <w:lang w:val="es-MX"/>
@@ -2332,18 +2576,47 @@
         </w:rPr>
         <w:t>.jason</w:t>
       </w:r>
-    </w:p>
-    <w:p>
-      <w:pPr>
-        <w:rPr>
-          <w:lang w:val="es-MX"/>
-        </w:rPr>
-      </w:pPr>
-      <w:r>
-        <w:rPr>
-          <w:lang w:val="es-MX"/>
-        </w:rPr>
-        <w:t>Y necesitamos agregar NugetPackages a Orders.Backend y estos son:</w:t>
+      <w:proofErr w:type="spellEnd"/>
+    </w:p>
+    <w:p>
+      <w:pPr>
+        <w:rPr>
+          <w:lang w:val="es-MX"/>
+        </w:rPr>
+      </w:pPr>
+      <w:r>
+        <w:rPr>
+          <w:lang w:val="es-MX"/>
+        </w:rPr>
+        <w:t xml:space="preserve">Y necesitamos agregar </w:t>
+      </w:r>
+      <w:proofErr w:type="spellStart"/>
+      <w:r>
+        <w:rPr>
+          <w:lang w:val="es-MX"/>
+        </w:rPr>
+        <w:t>NugetPackages</w:t>
+      </w:r>
+      <w:proofErr w:type="spellEnd"/>
+      <w:r>
+        <w:rPr>
+          <w:lang w:val="es-MX"/>
+        </w:rPr>
+        <w:t xml:space="preserve"> a </w:t>
+      </w:r>
+      <w:proofErr w:type="spellStart"/>
+      <w:r>
+        <w:rPr>
+          <w:lang w:val="es-MX"/>
+        </w:rPr>
+        <w:t>Orders.Backend</w:t>
+      </w:r>
+      <w:proofErr w:type="spellEnd"/>
+      <w:r>
+        <w:rPr>
+          <w:lang w:val="es-MX"/>
+        </w:rPr>
+        <w:t xml:space="preserve"> y estos son:</w:t>
       </w:r>
     </w:p>
     <w:p>
@@ -2354,11 +2627,18 @@
           <w:numId w:val="12"/>
         </w:numPr>
       </w:pPr>
+      <w:proofErr w:type="spellStart"/>
+      <w:proofErr w:type="gramStart"/>
       <w:r>
         <w:t>Microsoft.EntityFrameworkCore.SqlServe</w:t>
       </w:r>
       <w:r>
-        <w:t>r 9.0.8.</w:t>
+        <w:t>r</w:t>
+      </w:r>
+      <w:proofErr w:type="spellEnd"/>
+      <w:proofErr w:type="gramEnd"/>
+      <w:r>
+        <w:t xml:space="preserve"> 9.0.8.</w:t>
       </w:r>
     </w:p>
     <w:p>
@@ -2369,8 +2649,15 @@
           <w:numId w:val="12"/>
         </w:numPr>
       </w:pPr>
-      <w:r>
-        <w:t>Microsoft.EntityFrameworkCore.Tools 9.0.8.</w:t>
+      <w:proofErr w:type="spellStart"/>
+      <w:proofErr w:type="gramStart"/>
+      <w:r>
+        <w:t>Microsoft.EntityFrameworkCore.Tools</w:t>
+      </w:r>
+      <w:proofErr w:type="spellEnd"/>
+      <w:proofErr w:type="gramEnd"/>
+      <w:r>
+        <w:t xml:space="preserve"> 9.0.8.</w:t>
       </w:r>
     </w:p>
     <w:p>
@@ -2433,12 +2720,33 @@
         <w:rPr>
           <w:lang w:val="es-MX"/>
         </w:rPr>
-        <w:t>Y para inyectar la BD en el archivo Program.cs</w:t>
-      </w:r>
-    </w:p>
-    <w:p>
-      <w:r>
-        <w:t xml:space="preserve">builder.Services.AddDbContext&lt;DataContext&gt;(motordb=&gt;motordb.UseSqlServer("name=LocalConnection"));  </w:t>
+        <w:t xml:space="preserve">Y para inyectar la BD en el archivo </w:t>
+      </w:r>
+      <w:proofErr w:type="spellStart"/>
+      <w:r>
+        <w:rPr>
+          <w:lang w:val="es-MX"/>
+        </w:rPr>
+        <w:t>Program.cs</w:t>
+      </w:r>
+      <w:proofErr w:type="spellEnd"/>
+    </w:p>
+    <w:p>
+      <w:proofErr w:type="gramStart"/>
+      <w:r>
+        <w:t>builder.Services.AddDbContext</w:t>
+      </w:r>
+      <w:proofErr w:type="gramEnd"/>
+      <w:r>
+        <w:t>&lt;DataContext&gt;(motordb=&gt;</w:t>
+      </w:r>
+      <w:proofErr w:type="gramStart"/>
+      <w:r>
+        <w:t>motordb.UseSqlServer</w:t>
+      </w:r>
+      <w:proofErr w:type="gramEnd"/>
+      <w:r>
+        <w:t xml:space="preserve">("name=LocalConnection"));  </w:t>
       </w:r>
     </w:p>
     <w:p/>
@@ -2448,90 +2756,158 @@
           <w:lang w:val="es-MX"/>
         </w:rPr>
       </w:pPr>
-      <w:r>
-        <w:rPr>
-          <w:lang w:val="es-MX"/>
-        </w:rPr>
-        <w:t>Despues corremos los commandos:</w:t>
-      </w:r>
-    </w:p>
-    <w:p>
-      <w:pPr>
-        <w:rPr>
-          <w:lang w:val="es-MX"/>
-        </w:rPr>
-      </w:pPr>
-    </w:p>
-    <w:p>
-      <w:pPr>
-        <w:rPr>
-          <w:lang w:val="es-MX"/>
-        </w:rPr>
-      </w:pPr>
-      <w:r>
-        <w:rPr>
-          <w:lang w:val="es-MX"/>
-        </w:rPr>
-        <w:t>Add-Migration IntialDB</w:t>
-      </w:r>
-    </w:p>
-    <w:p>
-      <w:pPr>
-        <w:rPr>
-          <w:lang w:val="es-MX"/>
-        </w:rPr>
-      </w:pPr>
+      <w:proofErr w:type="spellStart"/>
+      <w:r>
+        <w:rPr>
+          <w:lang w:val="es-MX"/>
+        </w:rPr>
+        <w:t>Despues</w:t>
+      </w:r>
+      <w:proofErr w:type="spellEnd"/>
+      <w:r>
+        <w:rPr>
+          <w:lang w:val="es-MX"/>
+        </w:rPr>
+        <w:t xml:space="preserve"> corremos los </w:t>
+      </w:r>
+      <w:proofErr w:type="spellStart"/>
+      <w:r>
+        <w:rPr>
+          <w:lang w:val="es-MX"/>
+        </w:rPr>
+        <w:t>commandos</w:t>
+      </w:r>
+      <w:proofErr w:type="spellEnd"/>
+      <w:r>
+        <w:rPr>
+          <w:lang w:val="es-MX"/>
+        </w:rPr>
+        <w:t>:</w:t>
+      </w:r>
+    </w:p>
+    <w:p>
+      <w:pPr>
+        <w:rPr>
+          <w:lang w:val="es-MX"/>
+        </w:rPr>
+      </w:pPr>
+    </w:p>
+    <w:p>
+      <w:pPr>
+        <w:rPr>
+          <w:lang w:val="es-MX"/>
+        </w:rPr>
+      </w:pPr>
+      <w:r>
+        <w:rPr>
+          <w:lang w:val="es-MX"/>
+        </w:rPr>
+        <w:t xml:space="preserve">Add-Migration </w:t>
+      </w:r>
+      <w:proofErr w:type="spellStart"/>
+      <w:r>
+        <w:rPr>
+          <w:lang w:val="es-MX"/>
+        </w:rPr>
+        <w:t>IntialDB</w:t>
+      </w:r>
+      <w:proofErr w:type="spellEnd"/>
+    </w:p>
+    <w:p>
+      <w:pPr>
+        <w:rPr>
+          <w:lang w:val="es-MX"/>
+        </w:rPr>
+      </w:pPr>
+      <w:proofErr w:type="spellStart"/>
       <w:r>
         <w:rPr>
           <w:lang w:val="es-MX"/>
         </w:rPr>
         <w:t>Update-Database</w:t>
       </w:r>
-    </w:p>
-    <w:p>
-      <w:pPr>
-        <w:rPr>
-          <w:lang w:val="es-MX"/>
-        </w:rPr>
-      </w:pPr>
-    </w:p>
-    <w:p>
-      <w:pPr>
-        <w:rPr>
-          <w:lang w:val="es-MX"/>
-        </w:rPr>
-      </w:pPr>
-      <w:r>
-        <w:rPr>
-          <w:lang w:val="es-MX"/>
-        </w:rPr>
-        <w:t>Esto para crear la p</w:t>
-      </w:r>
-      <w:r>
-        <w:rPr>
-          <w:lang w:val="es-MX"/>
-        </w:rPr>
-        <w:t>rimer migración y después crear la BD (El comando Update-Database crea o actualiza la BD)</w:t>
-      </w:r>
-    </w:p>
-    <w:p>
-      <w:pPr>
-        <w:rPr>
-          <w:lang w:val="es-MX"/>
-        </w:rPr>
-      </w:pPr>
-    </w:p>
-    <w:p>
-      <w:pPr>
-        <w:rPr>
-          <w:lang w:val="es-MX"/>
-        </w:rPr>
-      </w:pPr>
-      <w:r>
-        <w:rPr>
-          <w:lang w:val="es-MX"/>
-        </w:rPr>
-        <w:t>Despues creamos el primer controlador</w:t>
+      <w:proofErr w:type="spellEnd"/>
+    </w:p>
+    <w:p>
+      <w:pPr>
+        <w:rPr>
+          <w:lang w:val="es-MX"/>
+        </w:rPr>
+      </w:pPr>
+    </w:p>
+    <w:p>
+      <w:pPr>
+        <w:rPr>
+          <w:lang w:val="es-MX"/>
+        </w:rPr>
+      </w:pPr>
+      <w:r>
+        <w:rPr>
+          <w:lang w:val="es-MX"/>
+        </w:rPr>
+        <w:t xml:space="preserve">Esto para crear la </w:t>
+      </w:r>
+      <w:proofErr w:type="gramStart"/>
+      <w:r>
+        <w:rPr>
+          <w:lang w:val="es-MX"/>
+        </w:rPr>
+        <w:t>p</w:t>
+      </w:r>
+      <w:r>
+        <w:rPr>
+          <w:lang w:val="es-MX"/>
+        </w:rPr>
+        <w:t>rimer migración</w:t>
+      </w:r>
+      <w:proofErr w:type="gramEnd"/>
+      <w:r>
+        <w:rPr>
+          <w:lang w:val="es-MX"/>
+        </w:rPr>
+        <w:t xml:space="preserve"> y después crear la BD (El comando </w:t>
+      </w:r>
+      <w:proofErr w:type="spellStart"/>
+      <w:r>
+        <w:rPr>
+          <w:lang w:val="es-MX"/>
+        </w:rPr>
+        <w:t>Update-Database</w:t>
+      </w:r>
+      <w:proofErr w:type="spellEnd"/>
+      <w:r>
+        <w:rPr>
+          <w:lang w:val="es-MX"/>
+        </w:rPr>
+        <w:t xml:space="preserve"> crea o actualiza la BD)</w:t>
+      </w:r>
+    </w:p>
+    <w:p>
+      <w:pPr>
+        <w:rPr>
+          <w:lang w:val="es-MX"/>
+        </w:rPr>
+      </w:pPr>
+    </w:p>
+    <w:p>
+      <w:pPr>
+        <w:rPr>
+          <w:lang w:val="es-MX"/>
+        </w:rPr>
+      </w:pPr>
+      <w:proofErr w:type="spellStart"/>
+      <w:r>
+        <w:rPr>
+          <w:lang w:val="es-MX"/>
+        </w:rPr>
+        <w:t>Despues</w:t>
+      </w:r>
+      <w:proofErr w:type="spellEnd"/>
+      <w:r>
+        <w:rPr>
+          <w:lang w:val="es-MX"/>
+        </w:rPr>
+        <w:t xml:space="preserve"> creamos el primer controlador</w:t>
       </w:r>
     </w:p>
     <w:p>
@@ -2545,7 +2921,35 @@
           <w:lang w:val="es-MX"/>
         </w:rPr>
         <w:lastRenderedPageBreak/>
-        <w:t>Cada controlador lo creamos como una Clase en lugar de crearlo con Scaffolding y solo hay que agegar unas propiedades</w:t>
+        <w:t xml:space="preserve">Cada controlador lo creamos como una Clase en lugar de crearlo con </w:t>
+      </w:r>
+      <w:proofErr w:type="spellStart"/>
+      <w:r>
+        <w:rPr>
+          <w:lang w:val="es-MX"/>
+        </w:rPr>
+        <w:t>Scaffolding</w:t>
+      </w:r>
+      <w:proofErr w:type="spellEnd"/>
+      <w:r>
+        <w:rPr>
+          <w:lang w:val="es-MX"/>
+        </w:rPr>
+        <w:t xml:space="preserve"> y solo hay que </w:t>
+      </w:r>
+      <w:proofErr w:type="spellStart"/>
+      <w:r>
+        <w:rPr>
+          <w:lang w:val="es-MX"/>
+        </w:rPr>
+        <w:t>agegar</w:t>
+      </w:r>
+      <w:proofErr w:type="spellEnd"/>
+      <w:r>
+        <w:rPr>
+          <w:lang w:val="es-MX"/>
+        </w:rPr>
+        <w:t xml:space="preserve"> unas propiedades</w:t>
       </w:r>
     </w:p>
     <w:p>
@@ -2591,6 +2995,7 @@
         </w:rPr>
         <w:t>[</w:t>
       </w:r>
+      <w:proofErr w:type="spellStart"/>
       <w:r>
         <w:rPr>
           <w:rFonts w:ascii="Cascadia Mono" w:eastAsia="Times New Roman" w:hAnsi="Cascadia Mono" w:cs="Cascadia Mono"/>
@@ -2601,6 +3006,7 @@
         </w:rPr>
         <w:t>ApiController</w:t>
       </w:r>
+      <w:proofErr w:type="spellEnd"/>
       <w:r>
         <w:rPr>
           <w:rFonts w:ascii="Cascadia Mono" w:eastAsia="Times New Roman" w:hAnsi="Cascadia Mono" w:cs="Cascadia Mono"/>
@@ -2684,7 +3090,29 @@
           <w:szCs w:val="18"/>
           <w:highlight w:val="yellow"/>
         </w:rPr>
-        <w:t>"api/</w:t>
+        <w:t>"</w:t>
+      </w:r>
+      <w:proofErr w:type="spellStart"/>
+      <w:r>
+        <w:rPr>
+          <w:rFonts w:ascii="Cascadia Mono" w:eastAsia="Times New Roman" w:hAnsi="Cascadia Mono" w:cs="Cascadia Mono"/>
+          <w:color w:val="A31515"/>
+          <w:sz w:val="18"/>
+          <w:szCs w:val="18"/>
+          <w:highlight w:val="yellow"/>
+        </w:rPr>
+        <w:t>api</w:t>
+      </w:r>
+      <w:proofErr w:type="spellEnd"/>
+      <w:r>
+        <w:rPr>
+          <w:rFonts w:ascii="Cascadia Mono" w:eastAsia="Times New Roman" w:hAnsi="Cascadia Mono" w:cs="Cascadia Mono"/>
+          <w:color w:val="A31515"/>
+          <w:sz w:val="18"/>
+          <w:szCs w:val="18"/>
+          <w:highlight w:val="yellow"/>
+        </w:rPr>
+        <w:t>/</w:t>
       </w:r>
       <w:r>
         <w:rPr>
@@ -2739,6 +3167,7 @@
         </w:rPr>
         <w:t xml:space="preserve"> </w:t>
       </w:r>
+      <w:proofErr w:type="spellStart"/>
       <w:r>
         <w:rPr>
           <w:b/>
@@ -2747,6 +3176,7 @@
         </w:rPr>
         <w:t>ControllerBase</w:t>
       </w:r>
+      <w:proofErr w:type="spellEnd"/>
     </w:p>
     <w:p>
       <w:pPr>
@@ -2852,8 +3282,13 @@
       </w:pPr>
     </w:p>
     <w:p>
-      <w:r>
-        <w:t xml:space="preserve">HttpPost  </w:t>
+      <w:proofErr w:type="spellStart"/>
+      <w:r>
+        <w:t>HttpPost</w:t>
+      </w:r>
+      <w:proofErr w:type="spellEnd"/>
+      <w:r>
+        <w:t xml:space="preserve">  </w:t>
       </w:r>
       <w:r>
         <w:rPr>
@@ -2866,8 +3301,13 @@
       </w:r>
     </w:p>
     <w:p>
-      <w:r>
-        <w:t xml:space="preserve">HttpGet </w:t>
+      <w:proofErr w:type="spellStart"/>
+      <w:r>
+        <w:t>HttpGet</w:t>
+      </w:r>
+      <w:proofErr w:type="spellEnd"/>
+      <w:r>
+        <w:t xml:space="preserve"> </w:t>
       </w:r>
       <w:r>
         <w:rPr>
@@ -2880,8 +3320,13 @@
       </w:r>
     </w:p>
     <w:p>
-      <w:r>
-        <w:t xml:space="preserve">HttPut </w:t>
+      <w:proofErr w:type="spellStart"/>
+      <w:r>
+        <w:t>HttPut</w:t>
+      </w:r>
+      <w:proofErr w:type="spellEnd"/>
+      <w:r>
+        <w:t xml:space="preserve"> </w:t>
       </w:r>
       <w:r>
         <w:rPr>
@@ -2890,20 +3335,33 @@
         <w:sym w:font="Wingdings" w:char="F0E0"/>
       </w:r>
       <w:r>
-        <w:t xml:space="preserve"> Modificar</w:t>
-      </w:r>
-    </w:p>
-    <w:p>
-      <w:pPr>
-        <w:rPr>
-          <w:lang w:val="es-MX"/>
-        </w:rPr>
-      </w:pPr>
-      <w:r>
-        <w:rPr>
-          <w:lang w:val="es-MX"/>
-        </w:rPr>
-        <w:t xml:space="preserve">HttpDelete </w:t>
+        <w:t xml:space="preserve"> </w:t>
+      </w:r>
+      <w:proofErr w:type="spellStart"/>
+      <w:r>
+        <w:t>Modificar</w:t>
+      </w:r>
+      <w:proofErr w:type="spellEnd"/>
+    </w:p>
+    <w:p>
+      <w:pPr>
+        <w:rPr>
+          <w:lang w:val="es-MX"/>
+        </w:rPr>
+      </w:pPr>
+      <w:proofErr w:type="spellStart"/>
+      <w:r>
+        <w:rPr>
+          <w:lang w:val="es-MX"/>
+        </w:rPr>
+        <w:t>HttpDelete</w:t>
+      </w:r>
+      <w:proofErr w:type="spellEnd"/>
+      <w:r>
+        <w:rPr>
+          <w:lang w:val="es-MX"/>
+        </w:rPr>
+        <w:t xml:space="preserve"> </w:t>
       </w:r>
       <w:r>
         <w:rPr>
@@ -2986,24 +3444,89 @@
         <w:rPr>
           <w:lang w:val="es-MX"/>
         </w:rPr>
-        <w:t>Mapearla en el DataContext</w:t>
-      </w:r>
-    </w:p>
-    <w:p>
-      <w:pPr>
-        <w:rPr>
-          <w:lang w:val="es-MX"/>
-        </w:rPr>
-      </w:pPr>
-    </w:p>
-    <w:p>
-      <w:r>
-        <w:t xml:space="preserve">  public DbSet&lt;Category&gt; Categories { get; set; }</w:t>
-      </w:r>
-    </w:p>
-    <w:p>
-      <w:r>
-        <w:t>modelBuilder.Entity&lt;Category&gt;().HasIndex(c =&gt; c.Name).IsUnique();</w:t>
+        <w:t xml:space="preserve">Mapearla en el </w:t>
+      </w:r>
+      <w:proofErr w:type="spellStart"/>
+      <w:r>
+        <w:rPr>
+          <w:lang w:val="es-MX"/>
+        </w:rPr>
+        <w:t>DataContext</w:t>
+      </w:r>
+      <w:proofErr w:type="spellEnd"/>
+    </w:p>
+    <w:p>
+      <w:pPr>
+        <w:rPr>
+          <w:lang w:val="es-MX"/>
+        </w:rPr>
+      </w:pPr>
+    </w:p>
+    <w:p>
+      <w:r>
+        <w:t xml:space="preserve">  public </w:t>
+      </w:r>
+      <w:proofErr w:type="spellStart"/>
+      <w:r>
+        <w:t>DbSet</w:t>
+      </w:r>
+      <w:proofErr w:type="spellEnd"/>
+      <w:r>
+        <w:t xml:space="preserve">&lt;Category&gt; Categories </w:t>
+      </w:r>
+      <w:proofErr w:type="gramStart"/>
+      <w:r>
+        <w:t>{ get</w:t>
+      </w:r>
+      <w:proofErr w:type="gramEnd"/>
+      <w:r>
+        <w:t>; set</w:t>
+      </w:r>
+      <w:proofErr w:type="gramStart"/>
+      <w:r>
+        <w:t>; }</w:t>
+      </w:r>
+      <w:proofErr w:type="gramEnd"/>
+    </w:p>
+    <w:p>
+      <w:proofErr w:type="spellStart"/>
+      <w:r>
+        <w:t>modelBuilder.Entity</w:t>
+      </w:r>
+      <w:proofErr w:type="spellEnd"/>
+      <w:r>
+        <w:t>&lt;Category</w:t>
+      </w:r>
+      <w:proofErr w:type="gramStart"/>
+      <w:r>
+        <w:t>&gt;().</w:t>
+      </w:r>
+      <w:proofErr w:type="spellStart"/>
+      <w:r>
+        <w:t>HasIndex</w:t>
+      </w:r>
+      <w:proofErr w:type="spellEnd"/>
+      <w:proofErr w:type="gramEnd"/>
+      <w:r>
+        <w:t xml:space="preserve">(c =&gt; </w:t>
+      </w:r>
+      <w:proofErr w:type="spellStart"/>
+      <w:proofErr w:type="gramStart"/>
+      <w:r>
+        <w:t>c.Name</w:t>
+      </w:r>
+      <w:proofErr w:type="spellEnd"/>
+      <w:r>
+        <w:t>).</w:t>
+      </w:r>
+      <w:proofErr w:type="spellStart"/>
+      <w:r>
+        <w:t>IsUnique</w:t>
+      </w:r>
+      <w:proofErr w:type="spellEnd"/>
+      <w:proofErr w:type="gramEnd"/>
+      <w:r>
+        <w:t>();</w:t>
       </w:r>
     </w:p>
     <w:p/>
@@ -3014,51 +3537,109 @@
           <w:lang w:val="es-MX"/>
         </w:rPr>
       </w:pPr>
-      <w:r>
-        <w:rPr>
-          <w:lang w:val="es-MX"/>
-        </w:rPr>
-        <w:t>Despues de esto trabajaremos c</w:t>
-      </w:r>
-      <w:r>
-        <w:rPr>
-          <w:lang w:val="es-MX"/>
-        </w:rPr>
-        <w:t>on Respuestas Genericas:</w:t>
-      </w:r>
-    </w:p>
-    <w:p>
-      <w:pPr>
-        <w:rPr>
-          <w:lang w:val="es-MX"/>
-        </w:rPr>
-      </w:pPr>
-    </w:p>
-    <w:p>
-      <w:pPr>
-        <w:rPr>
-          <w:lang w:val="es-MX"/>
-        </w:rPr>
-      </w:pPr>
-      <w:r>
-        <w:rPr>
-          <w:lang w:val="es-MX"/>
-        </w:rPr>
-        <w:t>Para que todas las respuestas sean genéricas usaremos un ActionResponse&lt;T&gt;</w:t>
-      </w:r>
-    </w:p>
-    <w:p>
-      <w:pPr>
-        <w:rPr>
-          <w:lang w:val="es-MX"/>
-        </w:rPr>
-      </w:pPr>
-      <w:r>
-        <w:rPr>
-          <w:lang w:val="es-MX"/>
-        </w:rPr>
-        <w:t>Y podamos devolver por ahí Pais, Estado, Ciudad, Categoría, etc</w:t>
-      </w:r>
+      <w:proofErr w:type="spellStart"/>
+      <w:r>
+        <w:rPr>
+          <w:lang w:val="es-MX"/>
+        </w:rPr>
+        <w:t>Despues</w:t>
+      </w:r>
+      <w:proofErr w:type="spellEnd"/>
+      <w:r>
+        <w:rPr>
+          <w:lang w:val="es-MX"/>
+        </w:rPr>
+        <w:t xml:space="preserve"> de esto trabajaremos c</w:t>
+      </w:r>
+      <w:r>
+        <w:rPr>
+          <w:lang w:val="es-MX"/>
+        </w:rPr>
+        <w:t xml:space="preserve">on Respuestas </w:t>
+      </w:r>
+      <w:proofErr w:type="spellStart"/>
+      <w:r>
+        <w:rPr>
+          <w:lang w:val="es-MX"/>
+        </w:rPr>
+        <w:t>Genericas</w:t>
+      </w:r>
+      <w:proofErr w:type="spellEnd"/>
+      <w:r>
+        <w:rPr>
+          <w:lang w:val="es-MX"/>
+        </w:rPr>
+        <w:t>:</w:t>
+      </w:r>
+    </w:p>
+    <w:p>
+      <w:pPr>
+        <w:rPr>
+          <w:lang w:val="es-MX"/>
+        </w:rPr>
+      </w:pPr>
+    </w:p>
+    <w:p>
+      <w:pPr>
+        <w:rPr>
+          <w:lang w:val="es-MX"/>
+        </w:rPr>
+      </w:pPr>
+      <w:r>
+        <w:rPr>
+          <w:lang w:val="es-MX"/>
+        </w:rPr>
+        <w:t xml:space="preserve">Para que todas las respuestas sean genéricas usaremos un </w:t>
+      </w:r>
+      <w:proofErr w:type="spellStart"/>
+      <w:r>
+        <w:rPr>
+          <w:lang w:val="es-MX"/>
+        </w:rPr>
+        <w:t>ActionResponse</w:t>
+      </w:r>
+      <w:proofErr w:type="spellEnd"/>
+      <w:r>
+        <w:rPr>
+          <w:lang w:val="es-MX"/>
+        </w:rPr>
+        <w:t>&lt;T&gt;</w:t>
+      </w:r>
+    </w:p>
+    <w:p>
+      <w:pPr>
+        <w:rPr>
+          <w:lang w:val="es-MX"/>
+        </w:rPr>
+      </w:pPr>
+      <w:r>
+        <w:rPr>
+          <w:lang w:val="es-MX"/>
+        </w:rPr>
+        <w:t xml:space="preserve">Y podamos devolver por ahí </w:t>
+      </w:r>
+      <w:proofErr w:type="spellStart"/>
+      <w:r>
+        <w:rPr>
+          <w:lang w:val="es-MX"/>
+        </w:rPr>
+        <w:t>Pais</w:t>
+      </w:r>
+      <w:proofErr w:type="spellEnd"/>
+      <w:r>
+        <w:rPr>
+          <w:lang w:val="es-MX"/>
+        </w:rPr>
+        <w:t xml:space="preserve">, Estado, Ciudad, Categoría, </w:t>
+      </w:r>
+      <w:proofErr w:type="spellStart"/>
+      <w:r>
+        <w:rPr>
+          <w:lang w:val="es-MX"/>
+        </w:rPr>
+        <w:t>etc</w:t>
+      </w:r>
+      <w:proofErr w:type="spellEnd"/>
     </w:p>
     <w:p>
       <w:pPr>
@@ -3292,6 +3873,7 @@
                                 <w:lang w:val="es-MX"/>
                               </w:rPr>
                             </w:pPr>
+                            <w:proofErr w:type="spellStart"/>
                             <w:r>
                               <w:rPr>
                                 <w:rFonts w:hAnsi="Aptos"/>
@@ -3303,6 +3885,7 @@
                               </w:rPr>
                               <w:t>DataContext</w:t>
                             </w:r>
+                            <w:proofErr w:type="spellEnd"/>
                           </w:p>
                         </w:txbxContent>
                       </wps:txbx>
@@ -3331,6 +3914,7 @@
                           <w:lang w:val="es-MX"/>
                         </w:rPr>
                       </w:pPr>
+                      <w:proofErr w:type="spellStart"/>
                       <w:r>
                         <w:rPr>
                           <w:rFonts w:hAnsi="Aptos"/>
@@ -3342,6 +3926,7 @@
                         </w:rPr>
                         <w:t>DataContext</w:t>
                       </w:r>
+                      <w:proofErr w:type="spellEnd"/>
                     </w:p>
                   </w:txbxContent>
                 </v:textbox>
@@ -3417,6 +4002,7 @@
                                 <w:lang w:val="es-MX"/>
                               </w:rPr>
                             </w:pPr>
+                            <w:proofErr w:type="spellStart"/>
                             <w:r>
                               <w:rPr>
                                 <w:rFonts w:hAnsi="Aptos"/>
@@ -3428,6 +4014,7 @@
                               </w:rPr>
                               <w:t>Repository</w:t>
                             </w:r>
+                            <w:proofErr w:type="spellEnd"/>
                           </w:p>
                         </w:txbxContent>
                       </wps:txbx>
@@ -3459,6 +4046,7 @@
                           <w:lang w:val="es-MX"/>
                         </w:rPr>
                       </w:pPr>
+                      <w:proofErr w:type="spellStart"/>
                       <w:r>
                         <w:rPr>
                           <w:rFonts w:hAnsi="Aptos"/>
@@ -3470,6 +4058,7 @@
                         </w:rPr>
                         <w:t>Repository</w:t>
                       </w:r>
+                      <w:proofErr w:type="spellEnd"/>
                     </w:p>
                   </w:txbxContent>
                 </v:textbox>
@@ -3545,6 +4134,7 @@
                                 <w:lang w:val="es-MX"/>
                               </w:rPr>
                             </w:pPr>
+                            <w:proofErr w:type="spellStart"/>
                             <w:r>
                               <w:rPr>
                                 <w:rFonts w:hAnsi="Aptos"/>
@@ -3556,6 +4146,7 @@
                               </w:rPr>
                               <w:t>UnitOfWork</w:t>
                             </w:r>
+                            <w:proofErr w:type="spellEnd"/>
                           </w:p>
                         </w:txbxContent>
                       </wps:txbx>
@@ -3587,6 +4178,7 @@
                           <w:lang w:val="es-MX"/>
                         </w:rPr>
                       </w:pPr>
+                      <w:proofErr w:type="spellStart"/>
                       <w:r>
                         <w:rPr>
                           <w:rFonts w:hAnsi="Aptos"/>
@@ -3598,6 +4190,7 @@
                         </w:rPr>
                         <w:t>UnitOfWork</w:t>
                       </w:r>
+                      <w:proofErr w:type="spellEnd"/>
                     </w:p>
                   </w:txbxContent>
                 </v:textbox>
@@ -3673,6 +4266,7 @@
                                 <w:lang w:val="es-MX"/>
                               </w:rPr>
                             </w:pPr>
+                            <w:proofErr w:type="spellStart"/>
                             <w:r>
                               <w:rPr>
                                 <w:rFonts w:hAnsi="Aptos"/>
@@ -3684,6 +4278,7 @@
                               </w:rPr>
                               <w:t>Controller</w:t>
                             </w:r>
+                            <w:proofErr w:type="spellEnd"/>
                           </w:p>
                         </w:txbxContent>
                       </wps:txbx>
@@ -3712,6 +4307,7 @@
                           <w:lang w:val="es-MX"/>
                         </w:rPr>
                       </w:pPr>
+                      <w:proofErr w:type="spellStart"/>
                       <w:r>
                         <w:rPr>
                           <w:rFonts w:hAnsi="Aptos"/>
@@ -3723,6 +4319,7 @@
                         </w:rPr>
                         <w:t>Controller</w:t>
                       </w:r>
+                      <w:proofErr w:type="spellEnd"/>
                     </w:p>
                   </w:txbxContent>
                 </v:textbox>
@@ -3800,7 +4397,7 @@
           </mc:Choice>
           <mc:Fallback>
             <w:pict>
-              <v:shapetype w14:anchorId="260A54AE" id="_x0000_t32" coordsize="21600,21600" o:spt="32" o:oned="t" path="m,l21600,21600e" filled="f">
+              <v:shapetype w14:anchorId="26B1F1E5" id="_x0000_t32" coordsize="21600,21600" o:spt="32" o:oned="t" path="m,l21600,21600e" filled="f">
                 <v:path arrowok="t" fillok="f" o:connecttype="none"/>
                 <o:lock v:ext="edit" shapetype="t"/>
               </v:shapetype>
@@ -3881,7 +4478,7 @@
           </mc:Choice>
           <mc:Fallback>
             <w:pict>
-              <v:shape w14:anchorId="6833EBD2" id="Conector recto de flecha 32" o:spid="_x0000_s1026" type="#_x0000_t32" style="position:absolute;margin-left:235.3pt;margin-top:130.05pt;width:0;height:19.4pt;z-index:251677696;visibility:visible;mso-wrap-style:square;mso-wrap-distance-left:9pt;mso-wrap-distance-top:0;mso-wrap-distance-right:9pt;mso-wrap-distance-bottom:0;mso-position-horizontal:absolute;mso-position-horizontal-relative:text;mso-position-vertical:absolute;mso-position-vertical-relative:text" o:gfxdata="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" strokecolor="#156082 [3204]" strokeweight="1pt">
+              <v:shape w14:anchorId="68E6B8F3" id="Conector recto de flecha 32" o:spid="_x0000_s1026" type="#_x0000_t32" style="position:absolute;margin-left:235.3pt;margin-top:130.05pt;width:0;height:19.4pt;z-index:251677696;visibility:visible;mso-wrap-style:square;mso-wrap-distance-left:9pt;mso-wrap-distance-top:0;mso-wrap-distance-right:9pt;mso-wrap-distance-bottom:0;mso-position-horizontal:absolute;mso-position-horizontal-relative:text;mso-position-vertical:absolute;mso-position-vertical-relative:text" o:gfxdata="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" strokecolor="#156082 [3204]" strokeweight="1pt">
                 <v:stroke endarrow="block" joinstyle="miter"/>
                 <o:lock v:ext="edit" shapetype="f"/>
               </v:shape>
@@ -3958,7 +4555,7 @@
           </mc:Choice>
           <mc:Fallback>
             <w:pict>
-              <v:shape w14:anchorId="3607BADA" id="Conector recto de flecha 37" o:spid="_x0000_s1026" type="#_x0000_t32" style="position:absolute;margin-left:235.3pt;margin-top:60pt;width:0;height:19.4pt;z-index:251678720;visibility:visible;mso-wrap-style:square;mso-wrap-distance-left:9pt;mso-wrap-distance-top:0;mso-wrap-distance-right:9pt;mso-wrap-distance-bottom:0;mso-position-horizontal:absolute;mso-position-horizontal-relative:text;mso-position-vertical:absolute;mso-position-vertical-relative:text" o:gfxdata="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" strokecolor="#156082 [3204]" strokeweight="1pt">
+              <v:shape w14:anchorId="639F0D47" id="Conector recto de flecha 37" o:spid="_x0000_s1026" type="#_x0000_t32" style="position:absolute;margin-left:235.3pt;margin-top:60pt;width:0;height:19.4pt;z-index:251678720;visibility:visible;mso-wrap-style:square;mso-wrap-distance-left:9pt;mso-wrap-distance-top:0;mso-wrap-distance-right:9pt;mso-wrap-distance-bottom:0;mso-position-horizontal:absolute;mso-position-horizontal-relative:text;mso-position-vertical:absolute;mso-position-vertical-relative:text" o:gfxdata="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" strokecolor="#156082 [3204]" strokeweight="1pt">
                 <v:stroke endarrow="block" joinstyle="miter"/>
                 <o:lock v:ext="edit" shapetype="f"/>
               </v:shape>
@@ -4031,7 +4628,7 @@
           </mc:Choice>
           <mc:Fallback>
             <w:pict>
-              <v:shape w14:anchorId="6EECE620" id="Conector recto de flecha 45" o:spid="_x0000_s1026" type="#_x0000_t32" style="position:absolute;margin-left:121.7pt;margin-top:184.45pt;width:33.25pt;height:0;flip:x;z-index:251679744;visibility:visible;mso-wrap-style:square;mso-wrap-distance-left:9pt;mso-wrap-distance-top:0;mso-wrap-distance-right:9pt;mso-wrap-distance-bottom:0;mso-position-horizontal:absolute;mso-position-horizontal-relative:text;mso-position-vertical:absolute;mso-position-vertical-relative:text" o:gfxdata="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" strokecolor="#156082 [3204]" strokeweight="1pt">
+              <v:shape w14:anchorId="543B5D33" id="Conector recto de flecha 45" o:spid="_x0000_s1026" type="#_x0000_t32" style="position:absolute;margin-left:121.7pt;margin-top:184.45pt;width:33.25pt;height:0;flip:x;z-index:251679744;visibility:visible;mso-wrap-style:square;mso-wrap-distance-left:9pt;mso-wrap-distance-top:0;mso-wrap-distance-right:9pt;mso-wrap-distance-bottom:0;mso-position-horizontal:absolute;mso-position-horizontal-relative:text;mso-position-vertical:absolute;mso-position-vertical-relative:text" o:gfxdata="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" strokecolor="#156082 [3204]" strokeweight="1pt">
                 <v:stroke endarrow="block" joinstyle="miter"/>
               </v:shape>
             </w:pict>
@@ -4126,7 +4723,35 @@
         <w:rPr>
           <w:lang w:val="es-MX"/>
         </w:rPr>
-        <w:t>Debido a que las Inyecciones en el Programm no pueden hacerse con un constructor para el SeedDB, toca hacer una forma diferente para inyectarlo</w:t>
+        <w:t xml:space="preserve">Debido a que las Inyecciones en el </w:t>
+      </w:r>
+      <w:proofErr w:type="spellStart"/>
+      <w:r>
+        <w:rPr>
+          <w:lang w:val="es-MX"/>
+        </w:rPr>
+        <w:t>Programm</w:t>
+      </w:r>
+      <w:proofErr w:type="spellEnd"/>
+      <w:r>
+        <w:rPr>
+          <w:lang w:val="es-MX"/>
+        </w:rPr>
+        <w:t xml:space="preserve"> no pueden hacerse con un constructor para el </w:t>
+      </w:r>
+      <w:proofErr w:type="spellStart"/>
+      <w:r>
+        <w:rPr>
+          <w:lang w:val="es-MX"/>
+        </w:rPr>
+        <w:t>SeedDB</w:t>
+      </w:r>
+      <w:proofErr w:type="spellEnd"/>
+      <w:r>
+        <w:rPr>
+          <w:lang w:val="es-MX"/>
+        </w:rPr>
+        <w:t>, toca hacer una forma diferente para inyectarlo</w:t>
       </w:r>
     </w:p>
     <w:p>
@@ -4218,11 +4843,19 @@
           <w:lang w:val="es-MX"/>
         </w:rPr>
       </w:pPr>
-      <w:r>
-        <w:rPr>
-          <w:lang w:val="es-MX"/>
-        </w:rPr>
-        <w:t>QueryableExtension, que lo que realmente hace es extender la colección que proviene de una BD</w:t>
+      <w:proofErr w:type="spellStart"/>
+      <w:r>
+        <w:rPr>
+          <w:lang w:val="es-MX"/>
+        </w:rPr>
+        <w:t>QueryableExtension</w:t>
+      </w:r>
+      <w:proofErr w:type="spellEnd"/>
+      <w:r>
+        <w:rPr>
+          <w:lang w:val="es-MX"/>
+        </w:rPr>
+        <w:t>, que lo que realmente hace es extender la colección que proviene de una BD</w:t>
       </w:r>
     </w:p>
     <w:p>
@@ -4255,101 +4888,116 @@
         <w:rPr>
           <w:lang w:val="es-MX"/>
         </w:rPr>
-        <w:t>2) El primer parámetro tiene que empezar por “this”</w:t>
-      </w:r>
-    </w:p>
-    <w:p>
-      <w:pPr>
-        <w:rPr>
-          <w:lang w:val="es-MX"/>
-        </w:rPr>
-      </w:pPr>
-    </w:p>
-    <w:p>
-      <w:pPr>
-        <w:rPr>
-          <w:lang w:val="es-MX"/>
-        </w:rPr>
-      </w:pPr>
-    </w:p>
-    <w:p>
-      <w:pPr>
-        <w:rPr>
-          <w:lang w:val="es-MX"/>
-        </w:rPr>
-      </w:pPr>
-    </w:p>
-    <w:p>
-      <w:pPr>
-        <w:rPr>
-          <w:lang w:val="es-MX"/>
-        </w:rPr>
-      </w:pPr>
-    </w:p>
-    <w:p>
-      <w:pPr>
-        <w:rPr>
-          <w:lang w:val="es-MX"/>
-        </w:rPr>
-      </w:pPr>
-    </w:p>
-    <w:p>
-      <w:pPr>
-        <w:rPr>
-          <w:lang w:val="es-MX"/>
-        </w:rPr>
-      </w:pPr>
-    </w:p>
-    <w:p>
-      <w:pPr>
-        <w:rPr>
-          <w:lang w:val="es-MX"/>
-        </w:rPr>
-      </w:pPr>
-    </w:p>
-    <w:p>
-      <w:pPr>
-        <w:rPr>
-          <w:lang w:val="es-MX"/>
-        </w:rPr>
-      </w:pPr>
-    </w:p>
-    <w:p>
-      <w:pPr>
-        <w:rPr>
-          <w:lang w:val="es-MX"/>
-        </w:rPr>
-      </w:pPr>
-    </w:p>
-    <w:p>
-      <w:pPr>
-        <w:rPr>
-          <w:lang w:val="es-MX"/>
-        </w:rPr>
-      </w:pPr>
-    </w:p>
-    <w:p>
-      <w:pPr>
-        <w:rPr>
-          <w:lang w:val="es-MX"/>
-        </w:rPr>
-      </w:pPr>
-    </w:p>
-    <w:p>
-      <w:pPr>
-        <w:rPr>
-          <w:lang w:val="es-MX"/>
-        </w:rPr>
-      </w:pPr>
-    </w:p>
-    <w:p>
-      <w:pPr>
-        <w:rPr>
-          <w:lang w:val="es-MX"/>
-        </w:rPr>
-      </w:pPr>
-      <w:r>
-        <w:rPr>
+        <w:t>2) El primer parámetro tiene que empezar por “</w:t>
+      </w:r>
+      <w:proofErr w:type="spellStart"/>
+      <w:r>
+        <w:rPr>
+          <w:lang w:val="es-MX"/>
+        </w:rPr>
+        <w:t>this</w:t>
+      </w:r>
+      <w:proofErr w:type="spellEnd"/>
+      <w:r>
+        <w:rPr>
+          <w:lang w:val="es-MX"/>
+        </w:rPr>
+        <w:t>”</w:t>
+      </w:r>
+    </w:p>
+    <w:p>
+      <w:pPr>
+        <w:rPr>
+          <w:lang w:val="es-MX"/>
+        </w:rPr>
+      </w:pPr>
+    </w:p>
+    <w:p>
+      <w:pPr>
+        <w:rPr>
+          <w:lang w:val="es-MX"/>
+        </w:rPr>
+      </w:pPr>
+    </w:p>
+    <w:p>
+      <w:pPr>
+        <w:rPr>
+          <w:lang w:val="es-MX"/>
+        </w:rPr>
+      </w:pPr>
+    </w:p>
+    <w:p>
+      <w:pPr>
+        <w:rPr>
+          <w:lang w:val="es-MX"/>
+        </w:rPr>
+      </w:pPr>
+    </w:p>
+    <w:p>
+      <w:pPr>
+        <w:rPr>
+          <w:lang w:val="es-MX"/>
+        </w:rPr>
+      </w:pPr>
+    </w:p>
+    <w:p>
+      <w:pPr>
+        <w:rPr>
+          <w:lang w:val="es-MX"/>
+        </w:rPr>
+      </w:pPr>
+    </w:p>
+    <w:p>
+      <w:pPr>
+        <w:rPr>
+          <w:lang w:val="es-MX"/>
+        </w:rPr>
+      </w:pPr>
+    </w:p>
+    <w:p>
+      <w:pPr>
+        <w:rPr>
+          <w:lang w:val="es-MX"/>
+        </w:rPr>
+      </w:pPr>
+    </w:p>
+    <w:p>
+      <w:pPr>
+        <w:rPr>
+          <w:lang w:val="es-MX"/>
+        </w:rPr>
+      </w:pPr>
+    </w:p>
+    <w:p>
+      <w:pPr>
+        <w:rPr>
+          <w:lang w:val="es-MX"/>
+        </w:rPr>
+      </w:pPr>
+    </w:p>
+    <w:p>
+      <w:pPr>
+        <w:rPr>
+          <w:lang w:val="es-MX"/>
+        </w:rPr>
+      </w:pPr>
+    </w:p>
+    <w:p>
+      <w:pPr>
+        <w:rPr>
+          <w:lang w:val="es-MX"/>
+        </w:rPr>
+      </w:pPr>
+    </w:p>
+    <w:p>
+      <w:pPr>
+        <w:rPr>
+          <w:lang w:val="es-MX"/>
+        </w:rPr>
+      </w:pPr>
+      <w:r>
+        <w:rPr>
+          <w:noProof/>
           <w:lang w:val="es-MX"/>
         </w:rPr>
         <w:lastRenderedPageBreak/>
@@ -4421,7 +5069,21 @@
         <w:rPr>
           <w:lang w:val="es-MX"/>
         </w:rPr>
-        <w:t>El ciclo de vida de una pagina el Blazor es el siguiente:</w:t>
+        <w:t xml:space="preserve">El ciclo de vida de una </w:t>
+      </w:r>
+      <w:proofErr w:type="spellStart"/>
+      <w:r>
+        <w:rPr>
+          <w:lang w:val="es-MX"/>
+        </w:rPr>
+        <w:t>pagina</w:t>
+      </w:r>
+      <w:proofErr w:type="spellEnd"/>
+      <w:r>
+        <w:rPr>
+          <w:lang w:val="es-MX"/>
+        </w:rPr>
+        <w:t xml:space="preserve"> el Blazor es el siguiente:</w:t>
       </w:r>
     </w:p>
     <w:p>
@@ -4538,20 +5200,3325 @@
         <w:rPr>
           <w:lang w:val="es-MX"/>
         </w:rPr>
-        <w:t>Parte 16, configuración de Backend y FrontEnd</w:t>
-      </w:r>
-    </w:p>
-    <w:p>
-      <w:pPr>
-        <w:rPr>
-          <w:lang w:val="es-MX"/>
-        </w:rPr>
-      </w:pPr>
-      <w:r>
-        <w:rPr>
-          <w:lang w:val="es-MX"/>
-        </w:rPr>
-        <w:t>Para esto vamos a instalar el Package de System.Net.Http para que pueda el FrontEnd consumir el Backen</w:t>
+        <w:t xml:space="preserve">Parte 16, configuración de </w:t>
+      </w:r>
+      <w:proofErr w:type="spellStart"/>
+      <w:r>
+        <w:rPr>
+          <w:lang w:val="es-MX"/>
+        </w:rPr>
+        <w:t>Backend</w:t>
+      </w:r>
+      <w:proofErr w:type="spellEnd"/>
+      <w:r>
+        <w:rPr>
+          <w:lang w:val="es-MX"/>
+        </w:rPr>
+        <w:t xml:space="preserve"> y </w:t>
+      </w:r>
+      <w:proofErr w:type="spellStart"/>
+      <w:r>
+        <w:rPr>
+          <w:lang w:val="es-MX"/>
+        </w:rPr>
+        <w:t>FrontEnd</w:t>
+      </w:r>
+      <w:proofErr w:type="spellEnd"/>
+    </w:p>
+    <w:p>
+      <w:pPr>
+        <w:rPr>
+          <w:lang w:val="es-MX"/>
+        </w:rPr>
+      </w:pPr>
+      <w:r>
+        <w:rPr>
+          <w:lang w:val="es-MX"/>
+        </w:rPr>
+        <w:t xml:space="preserve">Para esto vamos a instalar el Package de </w:t>
+      </w:r>
+      <w:proofErr w:type="spellStart"/>
+      <w:r>
+        <w:rPr>
+          <w:lang w:val="es-MX"/>
+        </w:rPr>
+        <w:t>System.Net.Http</w:t>
+      </w:r>
+      <w:proofErr w:type="spellEnd"/>
+      <w:r>
+        <w:rPr>
+          <w:lang w:val="es-MX"/>
+        </w:rPr>
+        <w:t xml:space="preserve"> para que pueda el </w:t>
+      </w:r>
+      <w:proofErr w:type="spellStart"/>
+      <w:r>
+        <w:rPr>
+          <w:lang w:val="es-MX"/>
+        </w:rPr>
+        <w:t>FrontEnd</w:t>
+      </w:r>
+      <w:proofErr w:type="spellEnd"/>
+      <w:r>
+        <w:rPr>
+          <w:lang w:val="es-MX"/>
+        </w:rPr>
+        <w:t xml:space="preserve"> consumir el Backen</w:t>
+      </w:r>
+    </w:p>
+    <w:p>
+      <w:pPr>
+        <w:rPr>
+          <w:lang w:val="es-MX"/>
+        </w:rPr>
+      </w:pPr>
+    </w:p>
+    <w:p>
+      <w:pPr>
+        <w:rPr>
+          <w:lang w:val="es-MX"/>
+        </w:rPr>
+      </w:pPr>
+      <w:r>
+        <w:rPr>
+          <w:lang w:val="es-MX"/>
+        </w:rPr>
+        <w:t>Video Tutorial 76 video 36 Registro de usuario</w:t>
+      </w:r>
+    </w:p>
+    <w:p>
+      <w:pPr>
+        <w:rPr>
+          <w:lang w:val="es-MX"/>
+        </w:rPr>
+      </w:pPr>
+      <w:r>
+        <w:rPr>
+          <w:lang w:val="es-MX"/>
+        </w:rPr>
+        <w:t xml:space="preserve">Explica el Register de usuario donde aplica crear formulario en 2 columnas basado en </w:t>
+      </w:r>
+      <w:proofErr w:type="spellStart"/>
+      <w:r>
+        <w:rPr>
+          <w:lang w:val="es-MX"/>
+        </w:rPr>
+        <w:t>Boostrap</w:t>
+      </w:r>
+      <w:proofErr w:type="spellEnd"/>
+      <w:r>
+        <w:rPr>
+          <w:lang w:val="es-MX"/>
+        </w:rPr>
+        <w:t xml:space="preserve"> donde dice que las columnas son 12</w:t>
+      </w:r>
+    </w:p>
+    <w:p>
+      <w:pPr>
+        <w:rPr>
+          <w:lang w:val="es-MX"/>
+        </w:rPr>
+      </w:pPr>
+    </w:p>
+    <w:p>
+      <w:pPr>
+        <w:rPr>
+          <w:lang w:val="es-MX"/>
+        </w:rPr>
+      </w:pPr>
+    </w:p>
+    <w:p>
+      <w:pPr>
+        <w:rPr>
+          <w:lang w:val="es-MX"/>
+        </w:rPr>
+      </w:pPr>
+    </w:p>
+    <w:p>
+      <w:pPr>
+        <w:rPr>
+          <w:lang w:val="es-MX"/>
+        </w:rPr>
+      </w:pPr>
+    </w:p>
+    <w:p>
+      <w:pPr>
+        <w:rPr>
+          <w:lang w:val="es-MX"/>
+        </w:rPr>
+      </w:pPr>
+    </w:p>
+    <w:p>
+      <w:pPr>
+        <w:rPr>
+          <w:lang w:val="es-MX"/>
+        </w:rPr>
+      </w:pPr>
+    </w:p>
+    <w:p>
+      <w:pPr>
+        <w:rPr>
+          <w:lang w:val="es-MX"/>
+        </w:rPr>
+      </w:pPr>
+    </w:p>
+    <w:p>
+      <w:pPr>
+        <w:rPr>
+          <w:lang w:val="es-MX"/>
+        </w:rPr>
+      </w:pPr>
+      <w:r>
+        <w:rPr>
+          <w:lang w:val="es-MX"/>
+        </w:rPr>
+        <w:lastRenderedPageBreak/>
+        <w:t xml:space="preserve">REGLAS </w:t>
+      </w:r>
+      <w:r>
+        <w:rPr>
+          <w:lang w:val="es-MX"/>
+        </w:rPr>
+        <w:t>DE NEGOCIO</w:t>
+      </w:r>
+    </w:p>
+    <w:p>
+      <w:pPr>
+        <w:rPr>
+          <w:lang w:val="es-MX"/>
+        </w:rPr>
+      </w:pPr>
+      <w:r>
+        <w:rPr>
+          <w:lang w:val="es-MX"/>
+        </w:rPr>
+        <w:t>DEFINICIONES</w:t>
+      </w:r>
+    </w:p>
+    <w:p>
+      <w:pPr>
+        <w:pStyle w:val="Prrafodelista"/>
+        <w:numPr>
+          <w:ilvl w:val="0"/>
+          <w:numId w:val="15"/>
+        </w:numPr>
+        <w:rPr>
+          <w:lang w:val="es-MX"/>
+        </w:rPr>
+      </w:pPr>
+      <w:r>
+        <w:rPr>
+          <w:lang w:val="es-MX"/>
+        </w:rPr>
+        <w:t>PROSPECTO: Persona Física o Moral a la cual intentaremos vender servicio o producto</w:t>
+      </w:r>
+    </w:p>
+    <w:p>
+      <w:pPr>
+        <w:pStyle w:val="Prrafodelista"/>
+        <w:numPr>
+          <w:ilvl w:val="0"/>
+          <w:numId w:val="15"/>
+        </w:numPr>
+        <w:rPr>
+          <w:lang w:val="es-MX"/>
+        </w:rPr>
+      </w:pPr>
+      <w:r>
+        <w:rPr>
+          <w:lang w:val="es-MX"/>
+        </w:rPr>
+        <w:t>CATEGORIA: Estado del prospecto y que esta definido por un Catálogo, ejemplo:</w:t>
+      </w:r>
+    </w:p>
+    <w:p>
+      <w:pPr>
+        <w:pStyle w:val="Prrafodelista"/>
+        <w:numPr>
+          <w:ilvl w:val="1"/>
+          <w:numId w:val="15"/>
+        </w:numPr>
+        <w:rPr>
+          <w:lang w:val="es-MX"/>
+        </w:rPr>
+      </w:pPr>
+      <w:r>
+        <w:rPr>
+          <w:lang w:val="es-MX"/>
+        </w:rPr>
+        <w:t>Activo</w:t>
+      </w:r>
+    </w:p>
+    <w:p>
+      <w:pPr>
+        <w:pStyle w:val="Prrafodelista"/>
+        <w:numPr>
+          <w:ilvl w:val="1"/>
+          <w:numId w:val="15"/>
+        </w:numPr>
+        <w:rPr>
+          <w:lang w:val="es-MX"/>
+        </w:rPr>
+      </w:pPr>
+      <w:r>
+        <w:rPr>
+          <w:lang w:val="es-MX"/>
+        </w:rPr>
+        <w:t>Campaña Activa</w:t>
+      </w:r>
+    </w:p>
+    <w:p>
+      <w:pPr>
+        <w:pStyle w:val="Prrafodelista"/>
+        <w:numPr>
+          <w:ilvl w:val="1"/>
+          <w:numId w:val="15"/>
+        </w:numPr>
+        <w:rPr>
+          <w:lang w:val="es-MX"/>
+        </w:rPr>
+      </w:pPr>
+      <w:r>
+        <w:rPr>
+          <w:lang w:val="es-MX"/>
+        </w:rPr>
+        <w:t>Campaña por terminar</w:t>
+      </w:r>
+    </w:p>
+    <w:p>
+      <w:pPr>
+        <w:pStyle w:val="Prrafodelista"/>
+        <w:numPr>
+          <w:ilvl w:val="1"/>
+          <w:numId w:val="15"/>
+        </w:numPr>
+        <w:rPr>
+          <w:lang w:val="es-MX"/>
+        </w:rPr>
+      </w:pPr>
+      <w:r>
+        <w:rPr>
+          <w:lang w:val="es-MX"/>
+        </w:rPr>
+        <w:t>Primer Acercamiento</w:t>
+      </w:r>
+    </w:p>
+    <w:p>
+      <w:pPr>
+        <w:pStyle w:val="Prrafodelista"/>
+        <w:numPr>
+          <w:ilvl w:val="1"/>
+          <w:numId w:val="15"/>
+        </w:numPr>
+        <w:rPr>
+          <w:lang w:val="es-MX"/>
+        </w:rPr>
+      </w:pPr>
+      <w:r>
+        <w:rPr>
+          <w:lang w:val="es-MX"/>
+        </w:rPr>
+        <w:t xml:space="preserve">Sin </w:t>
+      </w:r>
+      <w:proofErr w:type="spellStart"/>
+      <w:r>
+        <w:rPr>
+          <w:lang w:val="es-MX"/>
+        </w:rPr>
+        <w:t>Interes</w:t>
+      </w:r>
+      <w:proofErr w:type="spellEnd"/>
+    </w:p>
+    <w:p>
+      <w:pPr>
+        <w:pStyle w:val="Prrafodelista"/>
+        <w:ind w:left="2160"/>
+        <w:rPr>
+          <w:lang w:val="es-MX"/>
+        </w:rPr>
+      </w:pPr>
+      <w:r>
+        <w:rPr>
+          <w:highlight w:val="yellow"/>
+          <w:lang w:val="es-MX"/>
+        </w:rPr>
+        <w:t>(Es necesario definir correctamente el ciclo de vida del prospecto</w:t>
+      </w:r>
+      <w:r>
+        <w:rPr>
+          <w:highlight w:val="yellow"/>
+          <w:lang w:val="es-MX"/>
+        </w:rPr>
+        <w:t xml:space="preserve"> yo lo cambiaria a Estatus</w:t>
+      </w:r>
+      <w:r>
+        <w:rPr>
+          <w:highlight w:val="yellow"/>
+          <w:lang w:val="es-MX"/>
+        </w:rPr>
+        <w:t>)</w:t>
+      </w:r>
+    </w:p>
+    <w:p>
+      <w:pPr>
+        <w:pStyle w:val="Prrafodelista"/>
+        <w:numPr>
+          <w:ilvl w:val="0"/>
+          <w:numId w:val="15"/>
+        </w:numPr>
+        <w:rPr>
+          <w:lang w:val="es-MX"/>
+        </w:rPr>
+      </w:pPr>
+      <w:r>
+        <w:rPr>
+          <w:lang w:val="es-MX"/>
+        </w:rPr>
+        <w:t>VERTICAL DE NOGOCIO</w:t>
+      </w:r>
+    </w:p>
+    <w:p>
+      <w:pPr>
+        <w:pStyle w:val="Prrafodelista"/>
+        <w:numPr>
+          <w:ilvl w:val="1"/>
+          <w:numId w:val="15"/>
+        </w:numPr>
+        <w:rPr>
+          <w:lang w:val="es-MX"/>
+        </w:rPr>
+      </w:pPr>
+      <w:r>
+        <w:rPr>
+          <w:lang w:val="es-MX"/>
+        </w:rPr>
+        <w:t>Servicios financieros</w:t>
+      </w:r>
+    </w:p>
+    <w:p>
+      <w:pPr>
+        <w:pStyle w:val="Prrafodelista"/>
+        <w:numPr>
+          <w:ilvl w:val="1"/>
+          <w:numId w:val="15"/>
+        </w:numPr>
+        <w:rPr>
+          <w:lang w:val="es-MX"/>
+        </w:rPr>
+      </w:pPr>
+      <w:r>
+        <w:rPr>
+          <w:lang w:val="es-MX"/>
+        </w:rPr>
+        <w:t>Manufactura</w:t>
+      </w:r>
+    </w:p>
+    <w:p>
+      <w:pPr>
+        <w:pStyle w:val="Prrafodelista"/>
+        <w:numPr>
+          <w:ilvl w:val="1"/>
+          <w:numId w:val="15"/>
+        </w:numPr>
+        <w:rPr>
+          <w:lang w:val="es-MX"/>
+        </w:rPr>
+      </w:pPr>
+      <w:r>
+        <w:rPr>
+          <w:lang w:val="es-MX"/>
+        </w:rPr>
+        <w:t>Comercio minorista (Retail)</w:t>
+      </w:r>
+    </w:p>
+    <w:p>
+      <w:pPr>
+        <w:pStyle w:val="Prrafodelista"/>
+        <w:numPr>
+          <w:ilvl w:val="1"/>
+          <w:numId w:val="15"/>
+        </w:numPr>
+        <w:rPr>
+          <w:lang w:val="es-MX"/>
+        </w:rPr>
+      </w:pPr>
+      <w:r>
+        <w:rPr>
+          <w:lang w:val="es-MX"/>
+        </w:rPr>
+        <w:t>Educación</w:t>
+      </w:r>
+    </w:p>
+    <w:p>
+      <w:pPr>
+        <w:pStyle w:val="Prrafodelista"/>
+        <w:numPr>
+          <w:ilvl w:val="1"/>
+          <w:numId w:val="15"/>
+        </w:numPr>
+        <w:rPr>
+          <w:lang w:val="es-MX"/>
+        </w:rPr>
+      </w:pPr>
+      <w:r>
+        <w:rPr>
+          <w:lang w:val="es-MX"/>
+        </w:rPr>
+        <w:t xml:space="preserve">Tecnología y energía </w:t>
+      </w:r>
+    </w:p>
+    <w:p>
+      <w:pPr>
+        <w:pStyle w:val="Prrafodelista"/>
+        <w:numPr>
+          <w:ilvl w:val="1"/>
+          <w:numId w:val="15"/>
+        </w:numPr>
+        <w:rPr>
+          <w:lang w:val="es-MX"/>
+        </w:rPr>
+      </w:pPr>
+      <w:r>
+        <w:rPr>
+          <w:lang w:val="es-MX"/>
+        </w:rPr>
+        <w:t>Política</w:t>
+      </w:r>
+    </w:p>
+    <w:p>
+      <w:pPr>
+        <w:pStyle w:val="Prrafodelista"/>
+        <w:numPr>
+          <w:ilvl w:val="1"/>
+          <w:numId w:val="15"/>
+        </w:numPr>
+        <w:rPr>
+          <w:lang w:val="es-MX"/>
+        </w:rPr>
+      </w:pPr>
+      <w:r>
+        <w:rPr>
+          <w:lang w:val="es-MX"/>
+        </w:rPr>
+        <w:t>Periodismo</w:t>
+      </w:r>
+    </w:p>
+    <w:p>
+      <w:pPr>
+        <w:pStyle w:val="Prrafodelista"/>
+        <w:numPr>
+          <w:ilvl w:val="1"/>
+          <w:numId w:val="15"/>
+        </w:numPr>
+        <w:rPr>
+          <w:lang w:val="es-MX"/>
+        </w:rPr>
+      </w:pPr>
+      <w:r>
+        <w:rPr>
+          <w:lang w:val="es-MX"/>
+        </w:rPr>
+        <w:t>Religioso (Deberá ser un catalogo que pueda crecer y ser manejado por el administrador del sistema)</w:t>
+      </w:r>
+    </w:p>
+    <w:p>
+      <w:pPr>
+        <w:pStyle w:val="Prrafodelista"/>
+        <w:numPr>
+          <w:ilvl w:val="0"/>
+          <w:numId w:val="15"/>
+        </w:numPr>
+        <w:rPr>
+          <w:lang w:val="es-MX"/>
+        </w:rPr>
+      </w:pPr>
+      <w:r>
+        <w:rPr>
+          <w:lang w:val="es-MX"/>
+        </w:rPr>
+        <w:t>OPORTUNIDAD</w:t>
+      </w:r>
+    </w:p>
+    <w:p>
+      <w:pPr>
+        <w:pStyle w:val="Prrafodelista"/>
+        <w:numPr>
+          <w:ilvl w:val="1"/>
+          <w:numId w:val="15"/>
+        </w:numPr>
+        <w:rPr>
+          <w:lang w:val="es-MX"/>
+        </w:rPr>
+      </w:pPr>
+      <w:r>
+        <w:rPr>
+          <w:lang w:val="es-MX"/>
+        </w:rPr>
+        <w:t>S</w:t>
+      </w:r>
+      <w:r>
+        <w:rPr>
+          <w:lang w:val="es-MX"/>
+        </w:rPr>
+        <w:t>ituación favorable en el mercado donde se puede ofrecer un producto o servicio para ganar dinero</w:t>
+      </w:r>
+      <w:r>
+        <w:rPr>
+          <w:lang w:val="es-MX"/>
+        </w:rPr>
+        <w:t xml:space="preserve"> (</w:t>
+      </w:r>
+      <w:r>
+        <w:rPr>
+          <w:highlight w:val="yellow"/>
+          <w:lang w:val="es-MX"/>
+        </w:rPr>
+        <w:t>unidad básica del sistema</w:t>
+      </w:r>
+      <w:r>
+        <w:rPr>
+          <w:lang w:val="es-MX"/>
+        </w:rPr>
+        <w:t xml:space="preserve"> y que tendrá un ciclo de vida)</w:t>
+      </w:r>
+    </w:p>
+    <w:p>
+      <w:pPr>
+        <w:pStyle w:val="Prrafodelista"/>
+        <w:numPr>
+          <w:ilvl w:val="0"/>
+          <w:numId w:val="15"/>
+        </w:numPr>
+        <w:rPr>
+          <w:lang w:val="es-MX"/>
+        </w:rPr>
+      </w:pPr>
+      <w:r>
+        <w:rPr>
+          <w:lang w:val="es-MX"/>
+        </w:rPr>
+        <w:t>SERVICIOS (De interés)</w:t>
+      </w:r>
+    </w:p>
+    <w:p>
+      <w:pPr>
+        <w:pStyle w:val="Prrafodelista"/>
+        <w:numPr>
+          <w:ilvl w:val="1"/>
+          <w:numId w:val="15"/>
+        </w:numPr>
+        <w:rPr>
+          <w:lang w:val="es-MX"/>
+        </w:rPr>
+      </w:pPr>
+      <w:r>
+        <w:rPr>
+          <w:lang w:val="es-MX"/>
+        </w:rPr>
+        <w:t xml:space="preserve">Son los productos o servicios que puede ofrecer La </w:t>
+      </w:r>
+      <w:proofErr w:type="spellStart"/>
+      <w:r>
+        <w:rPr>
+          <w:lang w:val="es-MX"/>
+        </w:rPr>
+        <w:t>Dobleele</w:t>
+      </w:r>
+      <w:proofErr w:type="spellEnd"/>
+      <w:r>
+        <w:rPr>
+          <w:lang w:val="es-MX"/>
+        </w:rPr>
+        <w:t xml:space="preserve"> (Debe ser un catálogo que pueda crecer y ser manejado por el administrador del sistema)</w:t>
+      </w:r>
+    </w:p>
+    <w:p>
+      <w:pPr>
+        <w:pStyle w:val="Prrafodelista"/>
+        <w:numPr>
+          <w:ilvl w:val="1"/>
+          <w:numId w:val="15"/>
+        </w:numPr>
+        <w:rPr>
+          <w:highlight w:val="yellow"/>
+          <w:lang w:val="es-MX"/>
+        </w:rPr>
+      </w:pPr>
+      <w:r>
+        <w:rPr>
+          <w:highlight w:val="yellow"/>
+          <w:lang w:val="es-MX"/>
+        </w:rPr>
+        <w:t>Puede ser 1 o más ya que puede manejarse un paquete ¿?</w:t>
+      </w:r>
+    </w:p>
+    <w:p>
+      <w:pPr>
+        <w:pStyle w:val="Prrafodelista"/>
+        <w:numPr>
+          <w:ilvl w:val="0"/>
+          <w:numId w:val="15"/>
+        </w:numPr>
+        <w:rPr>
+          <w:lang w:val="es-MX"/>
+        </w:rPr>
+      </w:pPr>
+      <w:r>
+        <w:rPr>
+          <w:lang w:val="es-MX"/>
+        </w:rPr>
+        <w:t>ASESOR (VENDEDOR)</w:t>
+      </w:r>
+    </w:p>
+    <w:p>
+      <w:pPr>
+        <w:pStyle w:val="Prrafodelista"/>
+        <w:numPr>
+          <w:ilvl w:val="1"/>
+          <w:numId w:val="15"/>
+        </w:numPr>
+        <w:rPr>
+          <w:lang w:val="es-MX"/>
+        </w:rPr>
+      </w:pPr>
+      <w:r>
+        <w:rPr>
+          <w:lang w:val="es-MX"/>
+        </w:rPr>
+        <w:t>Responsable de una oportunidad</w:t>
+      </w:r>
+    </w:p>
+    <w:p>
+      <w:pPr>
+        <w:pStyle w:val="Prrafodelista"/>
+        <w:numPr>
+          <w:ilvl w:val="0"/>
+          <w:numId w:val="15"/>
+        </w:numPr>
+        <w:rPr>
+          <w:lang w:val="es-MX"/>
+        </w:rPr>
+      </w:pPr>
+      <w:r>
+        <w:rPr>
+          <w:lang w:val="es-MX"/>
+        </w:rPr>
+        <w:t xml:space="preserve">AUXILIAR </w:t>
+      </w:r>
+    </w:p>
+    <w:p>
+      <w:pPr>
+        <w:pStyle w:val="Prrafodelista"/>
+        <w:numPr>
+          <w:ilvl w:val="1"/>
+          <w:numId w:val="15"/>
+        </w:numPr>
+        <w:rPr>
+          <w:lang w:val="es-MX"/>
+        </w:rPr>
+      </w:pPr>
+      <w:r>
+        <w:rPr>
+          <w:lang w:val="es-MX"/>
+        </w:rPr>
+        <w:t>Asiste al vendedor para dar tracking a las oportunidades</w:t>
+      </w:r>
+    </w:p>
+    <w:p>
+      <w:pPr>
+        <w:pStyle w:val="Prrafodelista"/>
+        <w:numPr>
+          <w:ilvl w:val="0"/>
+          <w:numId w:val="15"/>
+        </w:numPr>
+        <w:rPr>
+          <w:lang w:val="es-MX"/>
+        </w:rPr>
+      </w:pPr>
+      <w:r>
+        <w:rPr>
+          <w:lang w:val="es-MX"/>
+        </w:rPr>
+        <w:t>G</w:t>
+      </w:r>
+      <w:r>
+        <w:rPr>
+          <w:lang w:val="es-MX"/>
+        </w:rPr>
+        <w:t>E</w:t>
+      </w:r>
+      <w:r>
+        <w:rPr>
+          <w:lang w:val="es-MX"/>
+        </w:rPr>
+        <w:t xml:space="preserve">RENCIA </w:t>
+      </w:r>
+    </w:p>
+    <w:p>
+      <w:pPr>
+        <w:pStyle w:val="Prrafodelista"/>
+        <w:numPr>
+          <w:ilvl w:val="1"/>
+          <w:numId w:val="15"/>
+        </w:numPr>
+        <w:rPr>
+          <w:lang w:val="es-MX"/>
+        </w:rPr>
+      </w:pPr>
+      <w:r>
+        <w:rPr>
+          <w:lang w:val="es-MX"/>
+        </w:rPr>
+        <w:t>Puede ver todas las Oportunidades</w:t>
+      </w:r>
+    </w:p>
+    <w:p>
+      <w:pPr>
+        <w:pStyle w:val="Prrafodelista"/>
+        <w:ind w:left="1440"/>
+        <w:rPr>
+          <w:lang w:val="es-MX"/>
+        </w:rPr>
+      </w:pPr>
+    </w:p>
+    <w:p>
+      <w:pPr>
+        <w:rPr>
+          <w:lang w:val="es-MX"/>
+        </w:rPr>
+      </w:pPr>
+    </w:p>
+    <w:p>
+      <w:pPr>
+        <w:rPr>
+          <w:lang w:val="es-MX"/>
+        </w:rPr>
+      </w:pPr>
+    </w:p>
+    <w:p>
+      <w:pPr>
+        <w:rPr>
+          <w:lang w:val="es-MX"/>
+        </w:rPr>
+      </w:pPr>
+    </w:p>
+    <w:p>
+      <w:pPr>
+        <w:rPr>
+          <w:lang w:val="es-MX"/>
+        </w:rPr>
+      </w:pPr>
+    </w:p>
+    <w:p>
+      <w:pPr>
+        <w:rPr>
+          <w:lang w:val="es-MX"/>
+        </w:rPr>
+      </w:pPr>
+      <w:r>
+        <w:rPr>
+          <w:lang w:val="es-MX"/>
+        </w:rPr>
+        <w:lastRenderedPageBreak/>
+        <w:t>CICLO DE VIDA DE UNA OPORTUNIDAD</w:t>
+      </w:r>
+    </w:p>
+    <w:p>
+      <w:pPr>
+        <w:rPr>
+          <w:lang w:val="es-MX"/>
+        </w:rPr>
+      </w:pPr>
+      <w:r>
+        <w:rPr>
+          <w:lang w:val="es-MX"/>
+        </w:rPr>
+        <w:tab/>
+        <w:t xml:space="preserve">Es necesario definir el ciclo de </w:t>
+      </w:r>
+      <w:proofErr w:type="spellStart"/>
+      <w:r>
+        <w:rPr>
+          <w:lang w:val="es-MX"/>
+        </w:rPr>
+        <w:t>vidad</w:t>
+      </w:r>
+      <w:proofErr w:type="spellEnd"/>
+      <w:r>
+        <w:rPr>
+          <w:lang w:val="es-MX"/>
+        </w:rPr>
+        <w:t xml:space="preserve"> de una oportunidad y las propiedades de </w:t>
+      </w:r>
+      <w:proofErr w:type="gramStart"/>
+      <w:r>
+        <w:rPr>
+          <w:lang w:val="es-MX"/>
+        </w:rPr>
+        <w:t>la misma</w:t>
+      </w:r>
+      <w:proofErr w:type="gramEnd"/>
+    </w:p>
+    <w:p>
+      <w:pPr>
+        <w:pStyle w:val="Prrafodelista"/>
+        <w:numPr>
+          <w:ilvl w:val="0"/>
+          <w:numId w:val="17"/>
+        </w:numPr>
+        <w:rPr>
+          <w:lang w:val="es-MX"/>
+        </w:rPr>
+      </w:pPr>
+      <w:r>
+        <w:rPr>
+          <w:lang w:val="es-MX"/>
+        </w:rPr>
+        <w:t>Nuevo</w:t>
+      </w:r>
+    </w:p>
+    <w:p>
+      <w:pPr>
+        <w:pStyle w:val="Prrafodelista"/>
+        <w:numPr>
+          <w:ilvl w:val="0"/>
+          <w:numId w:val="17"/>
+        </w:numPr>
+        <w:rPr>
+          <w:lang w:val="es-MX"/>
+        </w:rPr>
+      </w:pPr>
+      <w:r>
+        <w:rPr>
+          <w:lang w:val="es-MX"/>
+        </w:rPr>
+        <w:t>Sin contacto</w:t>
+      </w:r>
+    </w:p>
+    <w:p>
+      <w:pPr>
+        <w:pStyle w:val="Prrafodelista"/>
+        <w:numPr>
+          <w:ilvl w:val="0"/>
+          <w:numId w:val="17"/>
+        </w:numPr>
+        <w:rPr>
+          <w:lang w:val="es-MX"/>
+        </w:rPr>
+      </w:pPr>
+      <w:r>
+        <w:rPr>
+          <w:lang w:val="es-MX"/>
+        </w:rPr>
+        <w:t>Contacto</w:t>
+      </w:r>
+    </w:p>
+    <w:p>
+      <w:pPr>
+        <w:pStyle w:val="Prrafodelista"/>
+        <w:numPr>
+          <w:ilvl w:val="0"/>
+          <w:numId w:val="17"/>
+        </w:numPr>
+        <w:rPr>
+          <w:lang w:val="es-MX"/>
+        </w:rPr>
+      </w:pPr>
+      <w:r>
+        <w:rPr>
+          <w:lang w:val="es-MX"/>
+        </w:rPr>
+        <w:t xml:space="preserve">Sin </w:t>
+      </w:r>
+      <w:proofErr w:type="spellStart"/>
+      <w:r>
+        <w:rPr>
+          <w:lang w:val="es-MX"/>
+        </w:rPr>
+        <w:t>Interes</w:t>
+      </w:r>
+      <w:proofErr w:type="spellEnd"/>
+    </w:p>
+    <w:p>
+      <w:pPr>
+        <w:pStyle w:val="Prrafodelista"/>
+        <w:numPr>
+          <w:ilvl w:val="0"/>
+          <w:numId w:val="17"/>
+        </w:numPr>
+        <w:rPr>
+          <w:lang w:val="es-MX"/>
+        </w:rPr>
+      </w:pPr>
+      <w:proofErr w:type="spellStart"/>
+      <w:r>
+        <w:rPr>
+          <w:lang w:val="es-MX"/>
+        </w:rPr>
+        <w:t>Calificacion</w:t>
+      </w:r>
+      <w:proofErr w:type="spellEnd"/>
+    </w:p>
+    <w:p>
+      <w:pPr>
+        <w:pStyle w:val="Prrafodelista"/>
+        <w:numPr>
+          <w:ilvl w:val="0"/>
+          <w:numId w:val="17"/>
+        </w:numPr>
+        <w:rPr>
+          <w:lang w:val="es-MX"/>
+        </w:rPr>
+      </w:pPr>
+      <w:r>
+        <w:rPr>
+          <w:lang w:val="es-MX"/>
+        </w:rPr>
+        <w:t>Propuesta Enviada</w:t>
+      </w:r>
+    </w:p>
+    <w:p>
+      <w:pPr>
+        <w:pStyle w:val="Prrafodelista"/>
+        <w:numPr>
+          <w:ilvl w:val="0"/>
+          <w:numId w:val="17"/>
+        </w:numPr>
+        <w:rPr>
+          <w:lang w:val="es-MX"/>
+        </w:rPr>
+      </w:pPr>
+      <w:r>
+        <w:rPr>
+          <w:lang w:val="es-MX"/>
+        </w:rPr>
+        <w:t>Negociación</w:t>
+      </w:r>
+    </w:p>
+    <w:p>
+      <w:pPr>
+        <w:pStyle w:val="Prrafodelista"/>
+        <w:numPr>
+          <w:ilvl w:val="0"/>
+          <w:numId w:val="17"/>
+        </w:numPr>
+        <w:rPr>
+          <w:lang w:val="es-MX"/>
+        </w:rPr>
+      </w:pPr>
+      <w:r>
+        <w:rPr>
+          <w:lang w:val="es-MX"/>
+        </w:rPr>
+        <w:t>Ganado</w:t>
+      </w:r>
+    </w:p>
+    <w:p>
+      <w:pPr>
+        <w:pStyle w:val="Prrafodelista"/>
+        <w:numPr>
+          <w:ilvl w:val="0"/>
+          <w:numId w:val="17"/>
+        </w:numPr>
+        <w:rPr>
+          <w:lang w:val="es-MX"/>
+        </w:rPr>
+      </w:pPr>
+      <w:r>
+        <w:rPr>
+          <w:lang w:val="es-MX"/>
+        </w:rPr>
+        <w:t>Perdido</w:t>
+      </w:r>
+    </w:p>
+    <w:p>
+      <w:pPr>
+        <w:pStyle w:val="Prrafodelista"/>
+        <w:numPr>
+          <w:ilvl w:val="0"/>
+          <w:numId w:val="17"/>
+        </w:numPr>
+        <w:rPr>
+          <w:lang w:val="es-MX"/>
+        </w:rPr>
+      </w:pPr>
+      <w:r>
+        <w:rPr>
+          <w:lang w:val="es-MX"/>
+        </w:rPr>
+        <w:t>Desactivar (no es estatus solo me sirve para quitar de mi vista oportunidades activas, para poder desactivar es necesario estar en estatus Ganada o Perdida)</w:t>
+      </w:r>
+    </w:p>
+    <w:p>
+      <w:pPr>
+        <w:rPr>
+          <w:lang w:val="es-MX"/>
+        </w:rPr>
+      </w:pPr>
+      <w:r>
+        <w:rPr>
+          <w:noProof/>
+          <w:lang w:val="es-MX"/>
+        </w:rPr>
+        <mc:AlternateContent>
+          <mc:Choice Requires="wps">
+            <w:drawing>
+              <wp:anchor distT="0" distB="0" distL="114300" distR="114300" simplePos="0" relativeHeight="251718656" behindDoc="0" locked="0" layoutInCell="1" allowOverlap="1" wp14:anchorId="78D991A0" wp14:editId="021CAF9B">
+                <wp:simplePos x="0" y="0"/>
+                <wp:positionH relativeFrom="column">
+                  <wp:posOffset>1285009</wp:posOffset>
+                </wp:positionH>
+                <wp:positionV relativeFrom="paragraph">
+                  <wp:posOffset>1729047</wp:posOffset>
+                </wp:positionV>
+                <wp:extent cx="3474027" cy="1170421"/>
+                <wp:effectExtent l="38100" t="0" r="12700" b="86995"/>
+                <wp:wrapNone/>
+                <wp:docPr id="2129817591" name="Conector: angular 33"/>
+                <wp:cNvGraphicFramePr/>
+                <a:graphic xmlns:a="http://schemas.openxmlformats.org/drawingml/2006/main">
+                  <a:graphicData uri="http://schemas.microsoft.com/office/word/2010/wordprocessingShape">
+                    <wps:wsp>
+                      <wps:cNvCnPr/>
+                      <wps:spPr>
+                        <a:xfrm flipH="1">
+                          <a:off x="0" y="0"/>
+                          <a:ext cx="3474027" cy="1170421"/>
+                        </a:xfrm>
+                        <a:prstGeom prst="bentConnector3">
+                          <a:avLst>
+                            <a:gd name="adj1" fmla="val 18576"/>
+                          </a:avLst>
+                        </a:prstGeom>
+                        <a:ln>
+                          <a:tailEnd type="triangle"/>
+                        </a:ln>
+                      </wps:spPr>
+                      <wps:style>
+                        <a:lnRef idx="1">
+                          <a:schemeClr val="accent1"/>
+                        </a:lnRef>
+                        <a:fillRef idx="0">
+                          <a:schemeClr val="accent1"/>
+                        </a:fillRef>
+                        <a:effectRef idx="0">
+                          <a:schemeClr val="accent1"/>
+                        </a:effectRef>
+                        <a:fontRef idx="minor">
+                          <a:schemeClr val="tx1"/>
+                        </a:fontRef>
+                      </wps:style>
+                      <wps:bodyPr/>
+                    </wps:wsp>
+                  </a:graphicData>
+                </a:graphic>
+                <wp14:sizeRelH relativeFrom="margin">
+                  <wp14:pctWidth>0</wp14:pctWidth>
+                </wp14:sizeRelH>
+                <wp14:sizeRelV relativeFrom="margin">
+                  <wp14:pctHeight>0</wp14:pctHeight>
+                </wp14:sizeRelV>
+              </wp:anchor>
+            </w:drawing>
+          </mc:Choice>
+          <mc:Fallback>
+            <w:pict>
+              <v:shapetype w14:anchorId="5E4AD483" id="_x0000_t34" coordsize="21600,21600" o:spt="34" o:oned="t" adj="10800" path="m,l@0,0@0,21600,21600,21600e" filled="f">
+                <v:stroke joinstyle="miter"/>
+                <v:formulas>
+                  <v:f eqn="val #0"/>
+                </v:formulas>
+                <v:path arrowok="t" fillok="f" o:connecttype="none"/>
+                <v:handles>
+                  <v:h position="#0,center"/>
+                </v:handles>
+                <o:lock v:ext="edit" shapetype="t"/>
+              </v:shapetype>
+              <v:shape id="Conector: angular 33" o:spid="_x0000_s1026" type="#_x0000_t34" style="position:absolute;margin-left:101.2pt;margin-top:136.15pt;width:273.55pt;height:92.15pt;flip:x;z-index:251718656;visibility:visible;mso-wrap-style:square;mso-width-percent:0;mso-height-percent:0;mso-wrap-distance-left:9pt;mso-wrap-distance-top:0;mso-wrap-distance-right:9pt;mso-wrap-distance-bottom:0;mso-position-horizontal:absolute;mso-position-horizontal-relative:text;mso-position-vertical:absolute;mso-position-vertical-relative:text;mso-width-percent:0;mso-height-percent:0;mso-width-relative:margin;mso-height-relative:margin" o:gfxdata="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" adj="4012" strokecolor="#156082 [3204]" strokeweight=".5pt">
+                <v:stroke endarrow="block"/>
+              </v:shape>
+            </w:pict>
+          </mc:Fallback>
+        </mc:AlternateContent>
+      </w:r>
+      <w:r>
+        <w:rPr>
+          <w:noProof/>
+          <w:lang w:val="es-MX"/>
+        </w:rPr>
+        <mc:AlternateContent>
+          <mc:Choice Requires="wps">
+            <w:drawing>
+              <wp:anchor distT="0" distB="0" distL="114300" distR="114300" simplePos="0" relativeHeight="251715584" behindDoc="0" locked="0" layoutInCell="1" allowOverlap="1" wp14:anchorId="114BF042" wp14:editId="2022596B">
+                <wp:simplePos x="0" y="0"/>
+                <wp:positionH relativeFrom="column">
+                  <wp:posOffset>4807527</wp:posOffset>
+                </wp:positionH>
+                <wp:positionV relativeFrom="paragraph">
+                  <wp:posOffset>1493520</wp:posOffset>
+                </wp:positionV>
+                <wp:extent cx="893099" cy="470535"/>
+                <wp:effectExtent l="0" t="0" r="21590" b="24765"/>
+                <wp:wrapNone/>
+                <wp:docPr id="450739797" name="Elipse 20"/>
+                <wp:cNvGraphicFramePr/>
+                <a:graphic xmlns:a="http://schemas.openxmlformats.org/drawingml/2006/main">
+                  <a:graphicData uri="http://schemas.microsoft.com/office/word/2010/wordprocessingShape">
+                    <wps:wsp>
+                      <wps:cNvSpPr/>
+                      <wps:spPr>
+                        <a:xfrm>
+                          <a:off x="0" y="0"/>
+                          <a:ext cx="893099" cy="470535"/>
+                        </a:xfrm>
+                        <a:prstGeom prst="ellipse">
+                          <a:avLst/>
+                        </a:prstGeom>
+                      </wps:spPr>
+                      <wps:style>
+                        <a:lnRef idx="2">
+                          <a:schemeClr val="accent6"/>
+                        </a:lnRef>
+                        <a:fillRef idx="1">
+                          <a:schemeClr val="lt1"/>
+                        </a:fillRef>
+                        <a:effectRef idx="0">
+                          <a:schemeClr val="accent6"/>
+                        </a:effectRef>
+                        <a:fontRef idx="minor">
+                          <a:schemeClr val="dk1"/>
+                        </a:fontRef>
+                      </wps:style>
+                      <wps:txbx>
+                        <w:txbxContent>
+                          <w:p>
+                            <w:pPr>
+                              <w:spacing w:line="240" w:lineRule="auto"/>
+                              <w:jc w:val="center"/>
+                              <w:rPr>
+                                <w:sz w:val="16"/>
+                                <w:szCs w:val="16"/>
+                                <w:lang w:val="es-MX"/>
+                              </w:rPr>
+                            </w:pPr>
+                            <w:r>
+                              <w:rPr>
+                                <w:sz w:val="16"/>
+                                <w:szCs w:val="16"/>
+                                <w:lang w:val="es-MX"/>
+                              </w:rPr>
+                              <w:t>Negociación</w:t>
+                            </w:r>
+                          </w:p>
+                        </w:txbxContent>
+                      </wps:txbx>
+                      <wps:bodyPr rot="0" spcFirstLastPara="0" vertOverflow="overflow" horzOverflow="overflow" vert="horz" wrap="square" lIns="91440" tIns="45720" rIns="91440" bIns="45720" numCol="1" spcCol="0" rtlCol="0" fromWordArt="0" anchor="ctr" anchorCtr="0" forceAA="0" compatLnSpc="1">
+                        <a:prstTxWarp prst="textNoShape">
+                          <a:avLst/>
+                        </a:prstTxWarp>
+                        <a:noAutofit/>
+                      </wps:bodyPr>
+                    </wps:wsp>
+                  </a:graphicData>
+                </a:graphic>
+                <wp14:sizeRelH relativeFrom="margin">
+                  <wp14:pctWidth>0</wp14:pctWidth>
+                </wp14:sizeRelH>
+                <wp14:sizeRelV relativeFrom="margin">
+                  <wp14:pctHeight>0</wp14:pctHeight>
+                </wp14:sizeRelV>
+              </wp:anchor>
+            </w:drawing>
+          </mc:Choice>
+          <mc:Fallback>
+            <w:pict>
+              <v:oval w14:anchorId="114BF042" id="Elipse 20" o:spid="_x0000_s1039" style="position:absolute;margin-left:378.55pt;margin-top:117.6pt;width:70.3pt;height:37.05pt;z-index:251715584;visibility:visible;mso-wrap-style:square;mso-width-percent:0;mso-height-percent:0;mso-wrap-distance-left:9pt;mso-wrap-distance-top:0;mso-wrap-distance-right:9pt;mso-wrap-distance-bottom:0;mso-position-horizontal:absolute;mso-position-horizontal-relative:text;mso-position-vertical:absolute;mso-position-vertical-relative:text;mso-width-percent:0;mso-height-percent:0;mso-width-relative:margin;mso-height-relative:margin;v-text-anchor:middle" o:gfxdata="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" fillcolor="white [3201]" strokecolor="#4ea72e [3209]" strokeweight="1pt">
+                <v:stroke joinstyle="miter"/>
+                <v:textbox>
+                  <w:txbxContent>
+                    <w:p>
+                      <w:pPr>
+                        <w:spacing w:line="240" w:lineRule="auto"/>
+                        <w:jc w:val="center"/>
+                        <w:rPr>
+                          <w:sz w:val="16"/>
+                          <w:szCs w:val="16"/>
+                          <w:lang w:val="es-MX"/>
+                        </w:rPr>
+                      </w:pPr>
+                      <w:r>
+                        <w:rPr>
+                          <w:sz w:val="16"/>
+                          <w:szCs w:val="16"/>
+                          <w:lang w:val="es-MX"/>
+                        </w:rPr>
+                        <w:t>Negociación</w:t>
+                      </w:r>
+                    </w:p>
+                  </w:txbxContent>
+                </v:textbox>
+              </v:oval>
+            </w:pict>
+          </mc:Fallback>
+        </mc:AlternateContent>
+      </w:r>
+      <w:r>
+        <w:rPr>
+          <w:noProof/>
+          <w:lang w:val="es-MX"/>
+        </w:rPr>
+        <mc:AlternateContent>
+          <mc:Choice Requires="wps">
+            <w:drawing>
+              <wp:anchor distT="0" distB="0" distL="114300" distR="114300" simplePos="0" relativeHeight="251717632" behindDoc="0" locked="0" layoutInCell="1" allowOverlap="1" wp14:anchorId="0D431FF0" wp14:editId="49F5E453">
+                <wp:simplePos x="0" y="0"/>
+                <wp:positionH relativeFrom="margin">
+                  <wp:posOffset>5072814</wp:posOffset>
+                </wp:positionH>
+                <wp:positionV relativeFrom="paragraph">
+                  <wp:posOffset>1068677</wp:posOffset>
+                </wp:positionV>
+                <wp:extent cx="304800" cy="250825"/>
+                <wp:effectExtent l="26987" t="0" r="46038" b="46037"/>
+                <wp:wrapNone/>
+                <wp:docPr id="130879708" name="Flecha: a la derecha 21"/>
+                <wp:cNvGraphicFramePr/>
+                <a:graphic xmlns:a="http://schemas.openxmlformats.org/drawingml/2006/main">
+                  <a:graphicData uri="http://schemas.microsoft.com/office/word/2010/wordprocessingShape">
+                    <wps:wsp>
+                      <wps:cNvSpPr/>
+                      <wps:spPr>
+                        <a:xfrm rot="5400000">
+                          <a:off x="0" y="0"/>
+                          <a:ext cx="304800" cy="250825"/>
+                        </a:xfrm>
+                        <a:prstGeom prst="rightArrow">
+                          <a:avLst/>
+                        </a:prstGeom>
+                      </wps:spPr>
+                      <wps:style>
+                        <a:lnRef idx="2">
+                          <a:schemeClr val="accent6"/>
+                        </a:lnRef>
+                        <a:fillRef idx="1">
+                          <a:schemeClr val="lt1"/>
+                        </a:fillRef>
+                        <a:effectRef idx="0">
+                          <a:schemeClr val="accent6"/>
+                        </a:effectRef>
+                        <a:fontRef idx="minor">
+                          <a:schemeClr val="dk1"/>
+                        </a:fontRef>
+                      </wps:style>
+                      <wps:bodyPr rot="0" spcFirstLastPara="0" vertOverflow="overflow" horzOverflow="overflow" vert="horz" wrap="square" lIns="91440" tIns="45720" rIns="91440" bIns="45720" numCol="1" spcCol="0" rtlCol="0" fromWordArt="0" anchor="ctr" anchorCtr="0" forceAA="0" compatLnSpc="1">
+                        <a:prstTxWarp prst="textNoShape">
+                          <a:avLst/>
+                        </a:prstTxWarp>
+                        <a:noAutofit/>
+                      </wps:bodyPr>
+                    </wps:wsp>
+                  </a:graphicData>
+                </a:graphic>
+                <wp14:sizeRelH relativeFrom="margin">
+                  <wp14:pctWidth>0</wp14:pctWidth>
+                </wp14:sizeRelH>
+                <wp14:sizeRelV relativeFrom="margin">
+                  <wp14:pctHeight>0</wp14:pctHeight>
+                </wp14:sizeRelV>
+              </wp:anchor>
+            </w:drawing>
+          </mc:Choice>
+          <mc:Fallback>
+            <w:pict>
+              <v:shapetype w14:anchorId="64706164" id="_x0000_t13" coordsize="21600,21600" o:spt="13" adj="16200,5400" path="m@0,l@0@1,0@1,0@2@0@2@0,21600,21600,10800xe">
+                <v:stroke joinstyle="miter"/>
+                <v:formulas>
+                  <v:f eqn="val #0"/>
+                  <v:f eqn="val #1"/>
+                  <v:f eqn="sum height 0 #1"/>
+                  <v:f eqn="sum 10800 0 #1"/>
+                  <v:f eqn="sum width 0 #0"/>
+                  <v:f eqn="prod @4 @3 10800"/>
+                  <v:f eqn="sum width 0 @5"/>
+                </v:formulas>
+                <v:path o:connecttype="custom" o:connectlocs="@0,0;0,10800;@0,21600;21600,10800" o:connectangles="270,180,90,0" textboxrect="0,@1,@6,@2"/>
+                <v:handles>
+                  <v:h position="#0,#1" xrange="0,21600" yrange="0,10800"/>
+                </v:handles>
+              </v:shapetype>
+              <v:shape id="Flecha: a la derecha 21" o:spid="_x0000_s1026" type="#_x0000_t13" style="position:absolute;margin-left:399.45pt;margin-top:84.15pt;width:24pt;height:19.75pt;rotation:90;z-index:251717632;visibility:visible;mso-wrap-style:square;mso-width-percent:0;mso-height-percent:0;mso-wrap-distance-left:9pt;mso-wrap-distance-top:0;mso-wrap-distance-right:9pt;mso-wrap-distance-bottom:0;mso-position-horizontal:absolute;mso-position-horizontal-relative:margin;mso-position-vertical:absolute;mso-position-vertical-relative:text;mso-width-percent:0;mso-height-percent:0;mso-width-relative:margin;mso-height-relative:margin;v-text-anchor:middle" o:gfxdata="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" adj="12713" fillcolor="white [3201]" strokecolor="#4ea72e [3209]" strokeweight="1pt">
+                <w10:wrap anchorx="margin"/>
+              </v:shape>
+            </w:pict>
+          </mc:Fallback>
+        </mc:AlternateContent>
+      </w:r>
+      <w:r>
+        <w:rPr>
+          <w:noProof/>
+          <w:lang w:val="es-MX"/>
+        </w:rPr>
+        <mc:AlternateContent>
+          <mc:Choice Requires="wps">
+            <w:drawing>
+              <wp:anchor distT="0" distB="0" distL="114300" distR="114300" simplePos="0" relativeHeight="251713536" behindDoc="0" locked="0" layoutInCell="1" allowOverlap="1" wp14:anchorId="35659A49" wp14:editId="40A7B5C0">
+                <wp:simplePos x="0" y="0"/>
+                <wp:positionH relativeFrom="margin">
+                  <wp:posOffset>1331768</wp:posOffset>
+                </wp:positionH>
+                <wp:positionV relativeFrom="paragraph">
+                  <wp:posOffset>2275032</wp:posOffset>
+                </wp:positionV>
+                <wp:extent cx="1544782" cy="477982"/>
+                <wp:effectExtent l="0" t="0" r="17780" b="17780"/>
+                <wp:wrapNone/>
+                <wp:docPr id="132649169" name="Cuadro de texto 32"/>
+                <wp:cNvGraphicFramePr/>
+                <a:graphic xmlns:a="http://schemas.openxmlformats.org/drawingml/2006/main">
+                  <a:graphicData uri="http://schemas.microsoft.com/office/word/2010/wordprocessingShape">
+                    <wps:wsp>
+                      <wps:cNvSpPr txBox="1"/>
+                      <wps:spPr>
+                        <a:xfrm>
+                          <a:off x="0" y="0"/>
+                          <a:ext cx="1544782" cy="477982"/>
+                        </a:xfrm>
+                        <a:prstGeom prst="rect">
+                          <a:avLst/>
+                        </a:prstGeom>
+                        <a:solidFill>
+                          <a:schemeClr val="lt1"/>
+                        </a:solidFill>
+                        <a:ln w="6350">
+                          <a:solidFill>
+                            <a:prstClr val="black"/>
+                          </a:solidFill>
+                        </a:ln>
+                      </wps:spPr>
+                      <wps:txbx>
+                        <w:txbxContent>
+                          <w:p>
+                            <w:pPr>
+                              <w:rPr>
+                                <w:sz w:val="16"/>
+                                <w:szCs w:val="16"/>
+                                <w:lang w:val="es-MX"/>
+                              </w:rPr>
+                            </w:pPr>
+                            <w:r>
+                              <w:rPr>
+                                <w:sz w:val="16"/>
+                                <w:szCs w:val="16"/>
+                                <w:lang w:val="es-MX"/>
+                              </w:rPr>
+                              <w:t xml:space="preserve">La Calificación deberá hacerla </w:t>
+                            </w:r>
+                            <w:proofErr w:type="gramStart"/>
+                            <w:r>
+                              <w:rPr>
+                                <w:sz w:val="16"/>
+                                <w:szCs w:val="16"/>
+                                <w:lang w:val="es-MX"/>
+                              </w:rPr>
+                              <w:t>GERENCIA ,</w:t>
+                            </w:r>
+                            <w:proofErr w:type="gramEnd"/>
+                            <w:r>
+                              <w:rPr>
+                                <w:sz w:val="16"/>
+                                <w:szCs w:val="16"/>
+                                <w:lang w:val="es-MX"/>
+                              </w:rPr>
+                              <w:t xml:space="preserve"> para continuar o romper el ciclo</w:t>
+                            </w:r>
+                          </w:p>
+                        </w:txbxContent>
+                      </wps:txbx>
+                      <wps:bodyPr rot="0" spcFirstLastPara="0" vertOverflow="overflow" horzOverflow="overflow" vert="horz" wrap="square" lIns="91440" tIns="45720" rIns="91440" bIns="45720" numCol="1" spcCol="0" rtlCol="0" fromWordArt="0" anchor="t" anchorCtr="0" forceAA="0" compatLnSpc="1">
+                        <a:prstTxWarp prst="textNoShape">
+                          <a:avLst/>
+                        </a:prstTxWarp>
+                        <a:noAutofit/>
+                      </wps:bodyPr>
+                    </wps:wsp>
+                  </a:graphicData>
+                </a:graphic>
+                <wp14:sizeRelH relativeFrom="margin">
+                  <wp14:pctWidth>0</wp14:pctWidth>
+                </wp14:sizeRelH>
+                <wp14:sizeRelV relativeFrom="margin">
+                  <wp14:pctHeight>0</wp14:pctHeight>
+                </wp14:sizeRelV>
+              </wp:anchor>
+            </w:drawing>
+          </mc:Choice>
+          <mc:Fallback>
+            <w:pict>
+              <v:shape w14:anchorId="35659A49" id="Cuadro de texto 32" o:spid="_x0000_s1040" type="#_x0000_t202" style="position:absolute;margin-left:104.85pt;margin-top:179.15pt;width:121.65pt;height:37.65pt;z-index:251713536;visibility:visible;mso-wrap-style:square;mso-width-percent:0;mso-height-percent:0;mso-wrap-distance-left:9pt;mso-wrap-distance-top:0;mso-wrap-distance-right:9pt;mso-wrap-distance-bottom:0;mso-position-horizontal:absolute;mso-position-horizontal-relative:margin;mso-position-vertical:absolute;mso-position-vertical-relative:text;mso-width-percent:0;mso-height-percent:0;mso-width-relative:margin;mso-height-relative:margin;v-text-anchor:top" o:gfxdata="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" fillcolor="white [3201]" strokeweight=".5pt">
+                <v:textbox>
+                  <w:txbxContent>
+                    <w:p>
+                      <w:pPr>
+                        <w:rPr>
+                          <w:sz w:val="16"/>
+                          <w:szCs w:val="16"/>
+                          <w:lang w:val="es-MX"/>
+                        </w:rPr>
+                      </w:pPr>
+                      <w:r>
+                        <w:rPr>
+                          <w:sz w:val="16"/>
+                          <w:szCs w:val="16"/>
+                          <w:lang w:val="es-MX"/>
+                        </w:rPr>
+                        <w:t xml:space="preserve">La Calificación deberá hacerla </w:t>
+                      </w:r>
+                      <w:proofErr w:type="gramStart"/>
+                      <w:r>
+                        <w:rPr>
+                          <w:sz w:val="16"/>
+                          <w:szCs w:val="16"/>
+                          <w:lang w:val="es-MX"/>
+                        </w:rPr>
+                        <w:t>GERENCIA ,</w:t>
+                      </w:r>
+                      <w:proofErr w:type="gramEnd"/>
+                      <w:r>
+                        <w:rPr>
+                          <w:sz w:val="16"/>
+                          <w:szCs w:val="16"/>
+                          <w:lang w:val="es-MX"/>
+                        </w:rPr>
+                        <w:t xml:space="preserve"> para continuar o romper el ciclo</w:t>
+                      </w:r>
+                    </w:p>
+                  </w:txbxContent>
+                </v:textbox>
+                <w10:wrap anchorx="margin"/>
+              </v:shape>
+            </w:pict>
+          </mc:Fallback>
+        </mc:AlternateContent>
+      </w:r>
+      <w:r>
+        <w:rPr>
+          <w:noProof/>
+          <w:lang w:val="es-MX"/>
+        </w:rPr>
+        <mc:AlternateContent>
+          <mc:Choice Requires="wps">
+            <w:drawing>
+              <wp:anchor distT="0" distB="0" distL="114300" distR="114300" simplePos="0" relativeHeight="251712512" behindDoc="0" locked="0" layoutInCell="1" allowOverlap="1" wp14:anchorId="232D3C91" wp14:editId="134258FA">
+                <wp:simplePos x="0" y="0"/>
+                <wp:positionH relativeFrom="column">
+                  <wp:posOffset>144780</wp:posOffset>
+                </wp:positionH>
+                <wp:positionV relativeFrom="paragraph">
+                  <wp:posOffset>101542</wp:posOffset>
+                </wp:positionV>
+                <wp:extent cx="3580708" cy="325351"/>
+                <wp:effectExtent l="0" t="0" r="77470" b="55880"/>
+                <wp:wrapNone/>
+                <wp:docPr id="249447335" name="Conector: angular 31"/>
+                <wp:cNvGraphicFramePr/>
+                <a:graphic xmlns:a="http://schemas.openxmlformats.org/drawingml/2006/main">
+                  <a:graphicData uri="http://schemas.microsoft.com/office/word/2010/wordprocessingShape">
+                    <wps:wsp>
+                      <wps:cNvCnPr/>
+                      <wps:spPr>
+                        <a:xfrm>
+                          <a:off x="0" y="0"/>
+                          <a:ext cx="3580708" cy="325351"/>
+                        </a:xfrm>
+                        <a:prstGeom prst="bentConnector3">
+                          <a:avLst>
+                            <a:gd name="adj1" fmla="val 99883"/>
+                          </a:avLst>
+                        </a:prstGeom>
+                        <a:ln>
+                          <a:tailEnd type="triangle"/>
+                        </a:ln>
+                      </wps:spPr>
+                      <wps:style>
+                        <a:lnRef idx="1">
+                          <a:schemeClr val="accent1"/>
+                        </a:lnRef>
+                        <a:fillRef idx="0">
+                          <a:schemeClr val="accent1"/>
+                        </a:fillRef>
+                        <a:effectRef idx="0">
+                          <a:schemeClr val="accent1"/>
+                        </a:effectRef>
+                        <a:fontRef idx="minor">
+                          <a:schemeClr val="tx1"/>
+                        </a:fontRef>
+                      </wps:style>
+                      <wps:bodyPr/>
+                    </wps:wsp>
+                  </a:graphicData>
+                </a:graphic>
+                <wp14:sizeRelH relativeFrom="margin">
+                  <wp14:pctWidth>0</wp14:pctWidth>
+                </wp14:sizeRelH>
+                <wp14:sizeRelV relativeFrom="margin">
+                  <wp14:pctHeight>0</wp14:pctHeight>
+                </wp14:sizeRelV>
+              </wp:anchor>
+            </w:drawing>
+          </mc:Choice>
+          <mc:Fallback>
+            <w:pict>
+              <v:shape w14:anchorId="4C994160" id="Conector: angular 31" o:spid="_x0000_s1026" type="#_x0000_t34" style="position:absolute;margin-left:11.4pt;margin-top:8pt;width:281.95pt;height:25.6pt;z-index:251712512;visibility:visible;mso-wrap-style:square;mso-width-percent:0;mso-height-percent:0;mso-wrap-distance-left:9pt;mso-wrap-distance-top:0;mso-wrap-distance-right:9pt;mso-wrap-distance-bottom:0;mso-position-horizontal:absolute;mso-position-horizontal-relative:text;mso-position-vertical:absolute;mso-position-vertical-relative:text;mso-width-percent:0;mso-height-percent:0;mso-width-relative:margin;mso-height-relative:margin" o:gfxdata="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" adj="21575" strokecolor="#156082 [3204]" strokeweight=".5pt">
+                <v:stroke endarrow="block"/>
+              </v:shape>
+            </w:pict>
+          </mc:Fallback>
+        </mc:AlternateContent>
+      </w:r>
+      <w:r>
+        <w:rPr>
+          <w:noProof/>
+          <w:lang w:val="es-MX"/>
+        </w:rPr>
+        <mc:AlternateContent>
+          <mc:Choice Requires="wps">
+            <w:drawing>
+              <wp:anchor distT="0" distB="0" distL="114300" distR="114300" simplePos="0" relativeHeight="251711488" behindDoc="0" locked="0" layoutInCell="1" allowOverlap="1" wp14:anchorId="11BF983F" wp14:editId="15E3BACB">
+                <wp:simplePos x="0" y="0"/>
+                <wp:positionH relativeFrom="margin">
+                  <wp:posOffset>159327</wp:posOffset>
+                </wp:positionH>
+                <wp:positionV relativeFrom="paragraph">
+                  <wp:posOffset>101137</wp:posOffset>
+                </wp:positionV>
+                <wp:extent cx="233276" cy="1953433"/>
+                <wp:effectExtent l="228600" t="0" r="14605" b="27940"/>
+                <wp:wrapNone/>
+                <wp:docPr id="1972814936" name="Conector: angular 30"/>
+                <wp:cNvGraphicFramePr/>
+                <a:graphic xmlns:a="http://schemas.openxmlformats.org/drawingml/2006/main">
+                  <a:graphicData uri="http://schemas.microsoft.com/office/word/2010/wordprocessingShape">
+                    <wps:wsp>
+                      <wps:cNvCnPr/>
+                      <wps:spPr>
+                        <a:xfrm flipH="1" flipV="1">
+                          <a:off x="0" y="0"/>
+                          <a:ext cx="233276" cy="1953433"/>
+                        </a:xfrm>
+                        <a:prstGeom prst="bentConnector3">
+                          <a:avLst>
+                            <a:gd name="adj1" fmla="val 194713"/>
+                          </a:avLst>
+                        </a:prstGeom>
+                      </wps:spPr>
+                      <wps:style>
+                        <a:lnRef idx="1">
+                          <a:schemeClr val="accent1"/>
+                        </a:lnRef>
+                        <a:fillRef idx="0">
+                          <a:schemeClr val="accent1"/>
+                        </a:fillRef>
+                        <a:effectRef idx="0">
+                          <a:schemeClr val="accent1"/>
+                        </a:effectRef>
+                        <a:fontRef idx="minor">
+                          <a:schemeClr val="tx1"/>
+                        </a:fontRef>
+                      </wps:style>
+                      <wps:bodyPr/>
+                    </wps:wsp>
+                  </a:graphicData>
+                </a:graphic>
+                <wp14:sizeRelH relativeFrom="margin">
+                  <wp14:pctWidth>0</wp14:pctWidth>
+                </wp14:sizeRelH>
+                <wp14:sizeRelV relativeFrom="margin">
+                  <wp14:pctHeight>0</wp14:pctHeight>
+                </wp14:sizeRelV>
+              </wp:anchor>
+            </w:drawing>
+          </mc:Choice>
+          <mc:Fallback>
+            <w:pict>
+              <v:shape w14:anchorId="077AC67D" id="Conector: angular 30" o:spid="_x0000_s1026" type="#_x0000_t34" style="position:absolute;margin-left:12.55pt;margin-top:7.95pt;width:18.35pt;height:153.8pt;flip:x y;z-index:251711488;visibility:visible;mso-wrap-style:square;mso-width-percent:0;mso-height-percent:0;mso-wrap-distance-left:9pt;mso-wrap-distance-top:0;mso-wrap-distance-right:9pt;mso-wrap-distance-bottom:0;mso-position-horizontal:absolute;mso-position-horizontal-relative:margin;mso-position-vertical:absolute;mso-position-vertical-relative:text;mso-width-percent:0;mso-height-percent:0;mso-width-relative:margin;mso-height-relative:margin" o:gfxdata="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" adj="42058" strokecolor="#156082 [3204]" strokeweight=".5pt">
+                <w10:wrap anchorx="margin"/>
+              </v:shape>
+            </w:pict>
+          </mc:Fallback>
+        </mc:AlternateContent>
+      </w:r>
+      <w:r>
+        <w:rPr>
+          <w:noProof/>
+          <w:lang w:val="es-MX"/>
+        </w:rPr>
+        <mc:AlternateContent>
+          <mc:Choice Requires="wps">
+            <w:drawing>
+              <wp:anchor distT="0" distB="0" distL="114300" distR="114300" simplePos="0" relativeHeight="251709440" behindDoc="0" locked="0" layoutInCell="1" allowOverlap="1" wp14:anchorId="3A4A1F48" wp14:editId="6C34DCE0">
+                <wp:simplePos x="0" y="0"/>
+                <wp:positionH relativeFrom="column">
+                  <wp:posOffset>1496291</wp:posOffset>
+                </wp:positionH>
+                <wp:positionV relativeFrom="paragraph">
+                  <wp:posOffset>939338</wp:posOffset>
+                </wp:positionV>
+                <wp:extent cx="3653559" cy="1205346"/>
+                <wp:effectExtent l="38100" t="0" r="23495" b="71120"/>
+                <wp:wrapNone/>
+                <wp:docPr id="351909813" name="Conector recto de flecha 26"/>
+                <wp:cNvGraphicFramePr/>
+                <a:graphic xmlns:a="http://schemas.openxmlformats.org/drawingml/2006/main">
+                  <a:graphicData uri="http://schemas.microsoft.com/office/word/2010/wordprocessingShape">
+                    <wps:wsp>
+                      <wps:cNvCnPr/>
+                      <wps:spPr>
+                        <a:xfrm flipH="1">
+                          <a:off x="0" y="0"/>
+                          <a:ext cx="3653559" cy="1205346"/>
+                        </a:xfrm>
+                        <a:prstGeom prst="straightConnector1">
+                          <a:avLst/>
+                        </a:prstGeom>
+                        <a:ln>
+                          <a:tailEnd type="triangle"/>
+                        </a:ln>
+                      </wps:spPr>
+                      <wps:style>
+                        <a:lnRef idx="1">
+                          <a:schemeClr val="accent1"/>
+                        </a:lnRef>
+                        <a:fillRef idx="0">
+                          <a:schemeClr val="accent1"/>
+                        </a:fillRef>
+                        <a:effectRef idx="0">
+                          <a:schemeClr val="accent1"/>
+                        </a:effectRef>
+                        <a:fontRef idx="minor">
+                          <a:schemeClr val="tx1"/>
+                        </a:fontRef>
+                      </wps:style>
+                      <wps:bodyPr/>
+                    </wps:wsp>
+                  </a:graphicData>
+                </a:graphic>
+                <wp14:sizeRelH relativeFrom="margin">
+                  <wp14:pctWidth>0</wp14:pctWidth>
+                </wp14:sizeRelH>
+                <wp14:sizeRelV relativeFrom="margin">
+                  <wp14:pctHeight>0</wp14:pctHeight>
+                </wp14:sizeRelV>
+              </wp:anchor>
+            </w:drawing>
+          </mc:Choice>
+          <mc:Fallback>
+            <w:pict>
+              <v:shape w14:anchorId="5AE63E32" id="Conector recto de flecha 26" o:spid="_x0000_s1026" type="#_x0000_t32" style="position:absolute;margin-left:117.8pt;margin-top:73.95pt;width:287.7pt;height:94.9pt;flip:x;z-index:251709440;visibility:visible;mso-wrap-style:square;mso-width-percent:0;mso-height-percent:0;mso-wrap-distance-left:9pt;mso-wrap-distance-top:0;mso-wrap-distance-right:9pt;mso-wrap-distance-bottom:0;mso-position-horizontal:absolute;mso-position-horizontal-relative:text;mso-position-vertical:absolute;mso-position-vertical-relative:text;mso-width-percent:0;mso-height-percent:0;mso-width-relative:margin;mso-height-relative:margin" o:gfxdata="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" strokecolor="#156082 [3204]" strokeweight=".5pt">
+                <v:stroke endarrow="block" joinstyle="miter"/>
+              </v:shape>
+            </w:pict>
+          </mc:Fallback>
+        </mc:AlternateContent>
+      </w:r>
+      <w:r>
+        <w:rPr>
+          <w:noProof/>
+          <w:lang w:val="es-MX"/>
+        </w:rPr>
+        <mc:AlternateContent>
+          <mc:Choice Requires="wps">
+            <w:drawing>
+              <wp:anchor distT="0" distB="0" distL="114300" distR="114300" simplePos="0" relativeHeight="251705344" behindDoc="0" locked="0" layoutInCell="1" allowOverlap="1" wp14:anchorId="2A25657C" wp14:editId="639200D4">
+                <wp:simplePos x="0" y="0"/>
+                <wp:positionH relativeFrom="column">
+                  <wp:posOffset>4744662</wp:posOffset>
+                </wp:positionH>
+                <wp:positionV relativeFrom="paragraph">
+                  <wp:posOffset>421755</wp:posOffset>
+                </wp:positionV>
+                <wp:extent cx="928255" cy="470939"/>
+                <wp:effectExtent l="0" t="0" r="24765" b="24765"/>
+                <wp:wrapNone/>
+                <wp:docPr id="1998316293" name="Elipse 20"/>
+                <wp:cNvGraphicFramePr/>
+                <a:graphic xmlns:a="http://schemas.openxmlformats.org/drawingml/2006/main">
+                  <a:graphicData uri="http://schemas.microsoft.com/office/word/2010/wordprocessingShape">
+                    <wps:wsp>
+                      <wps:cNvSpPr/>
+                      <wps:spPr>
+                        <a:xfrm>
+                          <a:off x="0" y="0"/>
+                          <a:ext cx="928255" cy="470939"/>
+                        </a:xfrm>
+                        <a:prstGeom prst="ellipse">
+                          <a:avLst/>
+                        </a:prstGeom>
+                      </wps:spPr>
+                      <wps:style>
+                        <a:lnRef idx="2">
+                          <a:schemeClr val="accent6"/>
+                        </a:lnRef>
+                        <a:fillRef idx="1">
+                          <a:schemeClr val="lt1"/>
+                        </a:fillRef>
+                        <a:effectRef idx="0">
+                          <a:schemeClr val="accent6"/>
+                        </a:effectRef>
+                        <a:fontRef idx="minor">
+                          <a:schemeClr val="dk1"/>
+                        </a:fontRef>
+                      </wps:style>
+                      <wps:txbx>
+                        <w:txbxContent>
+                          <w:p>
+                            <w:pPr>
+                              <w:spacing w:line="240" w:lineRule="auto"/>
+                              <w:jc w:val="center"/>
+                              <w:rPr>
+                                <w:sz w:val="16"/>
+                                <w:szCs w:val="16"/>
+                                <w:lang w:val="es-MX"/>
+                              </w:rPr>
+                            </w:pPr>
+                            <w:r>
+                              <w:rPr>
+                                <w:sz w:val="16"/>
+                                <w:szCs w:val="16"/>
+                                <w:lang w:val="es-MX"/>
+                              </w:rPr>
+                              <w:t xml:space="preserve">Sin </w:t>
+                            </w:r>
+                            <w:proofErr w:type="spellStart"/>
+                            <w:r>
+                              <w:rPr>
+                                <w:sz w:val="16"/>
+                                <w:szCs w:val="16"/>
+                                <w:lang w:val="es-MX"/>
+                              </w:rPr>
+                              <w:t>Interes</w:t>
+                            </w:r>
+                            <w:proofErr w:type="spellEnd"/>
+                          </w:p>
+                        </w:txbxContent>
+                      </wps:txbx>
+                      <wps:bodyPr rot="0" spcFirstLastPara="0" vertOverflow="overflow" horzOverflow="overflow" vert="horz" wrap="square" lIns="91440" tIns="45720" rIns="91440" bIns="45720" numCol="1" spcCol="0" rtlCol="0" fromWordArt="0" anchor="ctr" anchorCtr="0" forceAA="0" compatLnSpc="1">
+                        <a:prstTxWarp prst="textNoShape">
+                          <a:avLst/>
+                        </a:prstTxWarp>
+                        <a:noAutofit/>
+                      </wps:bodyPr>
+                    </wps:wsp>
+                  </a:graphicData>
+                </a:graphic>
+                <wp14:sizeRelH relativeFrom="margin">
+                  <wp14:pctWidth>0</wp14:pctWidth>
+                </wp14:sizeRelH>
+                <wp14:sizeRelV relativeFrom="margin">
+                  <wp14:pctHeight>0</wp14:pctHeight>
+                </wp14:sizeRelV>
+              </wp:anchor>
+            </w:drawing>
+          </mc:Choice>
+          <mc:Fallback>
+            <w:pict>
+              <v:oval w14:anchorId="2A25657C" id="_x0000_s1041" style="position:absolute;margin-left:373.6pt;margin-top:33.2pt;width:73.1pt;height:37.1pt;z-index:251705344;visibility:visible;mso-wrap-style:square;mso-width-percent:0;mso-height-percent:0;mso-wrap-distance-left:9pt;mso-wrap-distance-top:0;mso-wrap-distance-right:9pt;mso-wrap-distance-bottom:0;mso-position-horizontal:absolute;mso-position-horizontal-relative:text;mso-position-vertical:absolute;mso-position-vertical-relative:text;mso-width-percent:0;mso-height-percent:0;mso-width-relative:margin;mso-height-relative:margin;v-text-anchor:middle" o:gfxdata="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" fillcolor="white [3201]" strokecolor="#4ea72e [3209]" strokeweight="1pt">
+                <v:stroke joinstyle="miter"/>
+                <v:textbox>
+                  <w:txbxContent>
+                    <w:p>
+                      <w:pPr>
+                        <w:spacing w:line="240" w:lineRule="auto"/>
+                        <w:jc w:val="center"/>
+                        <w:rPr>
+                          <w:sz w:val="16"/>
+                          <w:szCs w:val="16"/>
+                          <w:lang w:val="es-MX"/>
+                        </w:rPr>
+                      </w:pPr>
+                      <w:r>
+                        <w:rPr>
+                          <w:sz w:val="16"/>
+                          <w:szCs w:val="16"/>
+                          <w:lang w:val="es-MX"/>
+                        </w:rPr>
+                        <w:t xml:space="preserve">Sin </w:t>
+                      </w:r>
+                      <w:proofErr w:type="spellStart"/>
+                      <w:r>
+                        <w:rPr>
+                          <w:sz w:val="16"/>
+                          <w:szCs w:val="16"/>
+                          <w:lang w:val="es-MX"/>
+                        </w:rPr>
+                        <w:t>Interes</w:t>
+                      </w:r>
+                      <w:proofErr w:type="spellEnd"/>
+                    </w:p>
+                  </w:txbxContent>
+                </v:textbox>
+              </v:oval>
+            </w:pict>
+          </mc:Fallback>
+        </mc:AlternateContent>
+      </w:r>
+      <w:r>
+        <w:rPr>
+          <w:noProof/>
+          <w:lang w:val="es-MX"/>
+        </w:rPr>
+        <mc:AlternateContent>
+          <mc:Choice Requires="wps">
+            <w:drawing>
+              <wp:anchor distT="0" distB="0" distL="114300" distR="114300" simplePos="0" relativeHeight="251707392" behindDoc="0" locked="0" layoutInCell="1" allowOverlap="1" wp14:anchorId="100CE84E" wp14:editId="2B3A1A67">
+                <wp:simplePos x="0" y="0"/>
+                <wp:positionH relativeFrom="column">
+                  <wp:posOffset>4350154</wp:posOffset>
+                </wp:positionH>
+                <wp:positionV relativeFrom="paragraph">
+                  <wp:posOffset>535536</wp:posOffset>
+                </wp:positionV>
+                <wp:extent cx="304800" cy="250825"/>
+                <wp:effectExtent l="0" t="19050" r="38100" b="34925"/>
+                <wp:wrapNone/>
+                <wp:docPr id="169318838" name="Flecha: a la derecha 21"/>
+                <wp:cNvGraphicFramePr/>
+                <a:graphic xmlns:a="http://schemas.openxmlformats.org/drawingml/2006/main">
+                  <a:graphicData uri="http://schemas.microsoft.com/office/word/2010/wordprocessingShape">
+                    <wps:wsp>
+                      <wps:cNvSpPr/>
+                      <wps:spPr>
+                        <a:xfrm>
+                          <a:off x="0" y="0"/>
+                          <a:ext cx="304800" cy="250825"/>
+                        </a:xfrm>
+                        <a:prstGeom prst="rightArrow">
+                          <a:avLst/>
+                        </a:prstGeom>
+                      </wps:spPr>
+                      <wps:style>
+                        <a:lnRef idx="2">
+                          <a:schemeClr val="accent6"/>
+                        </a:lnRef>
+                        <a:fillRef idx="1">
+                          <a:schemeClr val="lt1"/>
+                        </a:fillRef>
+                        <a:effectRef idx="0">
+                          <a:schemeClr val="accent6"/>
+                        </a:effectRef>
+                        <a:fontRef idx="minor">
+                          <a:schemeClr val="dk1"/>
+                        </a:fontRef>
+                      </wps:style>
+                      <wps:bodyPr rot="0" spcFirstLastPara="0" vertOverflow="overflow" horzOverflow="overflow" vert="horz" wrap="square" lIns="91440" tIns="45720" rIns="91440" bIns="45720" numCol="1" spcCol="0" rtlCol="0" fromWordArt="0" anchor="ctr" anchorCtr="0" forceAA="0" compatLnSpc="1">
+                        <a:prstTxWarp prst="textNoShape">
+                          <a:avLst/>
+                        </a:prstTxWarp>
+                        <a:noAutofit/>
+                      </wps:bodyPr>
+                    </wps:wsp>
+                  </a:graphicData>
+                </a:graphic>
+                <wp14:sizeRelH relativeFrom="margin">
+                  <wp14:pctWidth>0</wp14:pctWidth>
+                </wp14:sizeRelH>
+                <wp14:sizeRelV relativeFrom="margin">
+                  <wp14:pctHeight>0</wp14:pctHeight>
+                </wp14:sizeRelV>
+              </wp:anchor>
+            </w:drawing>
+          </mc:Choice>
+          <mc:Fallback>
+            <w:pict>
+              <v:shape w14:anchorId="19D43E6E" id="Flecha: a la derecha 21" o:spid="_x0000_s1026" type="#_x0000_t13" style="position:absolute;margin-left:342.55pt;margin-top:42.15pt;width:24pt;height:19.75pt;z-index:251707392;visibility:visible;mso-wrap-style:square;mso-width-percent:0;mso-height-percent:0;mso-wrap-distance-left:9pt;mso-wrap-distance-top:0;mso-wrap-distance-right:9pt;mso-wrap-distance-bottom:0;mso-position-horizontal:absolute;mso-position-horizontal-relative:text;mso-position-vertical:absolute;mso-position-vertical-relative:text;mso-width-percent:0;mso-height-percent:0;mso-width-relative:margin;mso-height-relative:margin;v-text-anchor:middle" o:gfxdata="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" adj="12713" fillcolor="white [3201]" strokecolor="#4ea72e [3209]" strokeweight="1pt"/>
+            </w:pict>
+          </mc:Fallback>
+        </mc:AlternateContent>
+      </w:r>
+      <w:r>
+        <w:rPr>
+          <w:noProof/>
+          <w:lang w:val="es-MX"/>
+        </w:rPr>
+        <mc:AlternateContent>
+          <mc:Choice Requires="wps">
+            <w:drawing>
+              <wp:anchor distT="0" distB="0" distL="114300" distR="114300" simplePos="0" relativeHeight="251701248" behindDoc="0" locked="0" layoutInCell="1" allowOverlap="1" wp14:anchorId="26FF3855" wp14:editId="4FB769BD">
+                <wp:simplePos x="0" y="0"/>
+                <wp:positionH relativeFrom="column">
+                  <wp:posOffset>1301519</wp:posOffset>
+                </wp:positionH>
+                <wp:positionV relativeFrom="paragraph">
+                  <wp:posOffset>959311</wp:posOffset>
+                </wp:positionV>
+                <wp:extent cx="997528" cy="900545"/>
+                <wp:effectExtent l="38100" t="0" r="31750" b="52070"/>
+                <wp:wrapNone/>
+                <wp:docPr id="1884289897" name="Conector recto de flecha 26"/>
+                <wp:cNvGraphicFramePr/>
+                <a:graphic xmlns:a="http://schemas.openxmlformats.org/drawingml/2006/main">
+                  <a:graphicData uri="http://schemas.microsoft.com/office/word/2010/wordprocessingShape">
+                    <wps:wsp>
+                      <wps:cNvCnPr/>
+                      <wps:spPr>
+                        <a:xfrm flipH="1">
+                          <a:off x="0" y="0"/>
+                          <a:ext cx="997528" cy="900545"/>
+                        </a:xfrm>
+                        <a:prstGeom prst="straightConnector1">
+                          <a:avLst/>
+                        </a:prstGeom>
+                        <a:ln>
+                          <a:tailEnd type="triangle"/>
+                        </a:ln>
+                      </wps:spPr>
+                      <wps:style>
+                        <a:lnRef idx="1">
+                          <a:schemeClr val="accent1"/>
+                        </a:lnRef>
+                        <a:fillRef idx="0">
+                          <a:schemeClr val="accent1"/>
+                        </a:fillRef>
+                        <a:effectRef idx="0">
+                          <a:schemeClr val="accent1"/>
+                        </a:effectRef>
+                        <a:fontRef idx="minor">
+                          <a:schemeClr val="tx1"/>
+                        </a:fontRef>
+                      </wps:style>
+                      <wps:bodyPr/>
+                    </wps:wsp>
+                  </a:graphicData>
+                </a:graphic>
+              </wp:anchor>
+            </w:drawing>
+          </mc:Choice>
+          <mc:Fallback>
+            <w:pict>
+              <v:shape w14:anchorId="1A78FB7A" id="Conector recto de flecha 26" o:spid="_x0000_s1026" type="#_x0000_t32" style="position:absolute;margin-left:102.5pt;margin-top:75.55pt;width:78.55pt;height:70.9pt;flip:x;z-index:251701248;visibility:visible;mso-wrap-style:square;mso-wrap-distance-left:9pt;mso-wrap-distance-top:0;mso-wrap-distance-right:9pt;mso-wrap-distance-bottom:0;mso-position-horizontal:absolute;mso-position-horizontal-relative:text;mso-position-vertical:absolute;mso-position-vertical-relative:text" o:gfxdata="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" strokecolor="#156082 [3204]" strokeweight=".5pt">
+                <v:stroke endarrow="block" joinstyle="miter"/>
+              </v:shape>
+            </w:pict>
+          </mc:Fallback>
+        </mc:AlternateContent>
+      </w:r>
+      <w:r>
+        <w:rPr>
+          <w:noProof/>
+          <w:lang w:val="es-MX"/>
+        </w:rPr>
+        <mc:AlternateContent>
+          <mc:Choice Requires="wps">
+            <w:drawing>
+              <wp:anchor distT="0" distB="0" distL="114300" distR="114300" simplePos="0" relativeHeight="251703296" behindDoc="0" locked="0" layoutInCell="1" allowOverlap="1" wp14:anchorId="572E1B22" wp14:editId="2E5C3142">
+                <wp:simplePos x="0" y="0"/>
+                <wp:positionH relativeFrom="column">
+                  <wp:posOffset>1412760</wp:posOffset>
+                </wp:positionH>
+                <wp:positionV relativeFrom="paragraph">
+                  <wp:posOffset>939338</wp:posOffset>
+                </wp:positionV>
+                <wp:extent cx="2272318" cy="1073727"/>
+                <wp:effectExtent l="38100" t="0" r="13970" b="50800"/>
+                <wp:wrapNone/>
+                <wp:docPr id="1564865928" name="Conector recto de flecha 28"/>
+                <wp:cNvGraphicFramePr/>
+                <a:graphic xmlns:a="http://schemas.openxmlformats.org/drawingml/2006/main">
+                  <a:graphicData uri="http://schemas.microsoft.com/office/word/2010/wordprocessingShape">
+                    <wps:wsp>
+                      <wps:cNvCnPr/>
+                      <wps:spPr>
+                        <a:xfrm flipH="1">
+                          <a:off x="0" y="0"/>
+                          <a:ext cx="2272318" cy="1073727"/>
+                        </a:xfrm>
+                        <a:prstGeom prst="straightConnector1">
+                          <a:avLst/>
+                        </a:prstGeom>
+                        <a:ln>
+                          <a:tailEnd type="triangle"/>
+                        </a:ln>
+                      </wps:spPr>
+                      <wps:style>
+                        <a:lnRef idx="1">
+                          <a:schemeClr val="accent1"/>
+                        </a:lnRef>
+                        <a:fillRef idx="0">
+                          <a:schemeClr val="accent1"/>
+                        </a:fillRef>
+                        <a:effectRef idx="0">
+                          <a:schemeClr val="accent1"/>
+                        </a:effectRef>
+                        <a:fontRef idx="minor">
+                          <a:schemeClr val="tx1"/>
+                        </a:fontRef>
+                      </wps:style>
+                      <wps:bodyPr/>
+                    </wps:wsp>
+                  </a:graphicData>
+                </a:graphic>
+                <wp14:sizeRelH relativeFrom="margin">
+                  <wp14:pctWidth>0</wp14:pctWidth>
+                </wp14:sizeRelH>
+                <wp14:sizeRelV relativeFrom="margin">
+                  <wp14:pctHeight>0</wp14:pctHeight>
+                </wp14:sizeRelV>
+              </wp:anchor>
+            </w:drawing>
+          </mc:Choice>
+          <mc:Fallback>
+            <w:pict>
+              <v:shape w14:anchorId="62A3A1FA" id="Conector recto de flecha 28" o:spid="_x0000_s1026" type="#_x0000_t32" style="position:absolute;margin-left:111.25pt;margin-top:73.95pt;width:178.9pt;height:84.55pt;flip:x;z-index:251703296;visibility:visible;mso-wrap-style:square;mso-width-percent:0;mso-height-percent:0;mso-wrap-distance-left:9pt;mso-wrap-distance-top:0;mso-wrap-distance-right:9pt;mso-wrap-distance-bottom:0;mso-position-horizontal:absolute;mso-position-horizontal-relative:text;mso-position-vertical:absolute;mso-position-vertical-relative:text;mso-width-percent:0;mso-height-percent:0;mso-width-relative:margin;mso-height-relative:margin" o:gfxdata="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" strokecolor="#156082 [3204]" strokeweight=".5pt">
+                <v:stroke endarrow="block" joinstyle="miter"/>
+              </v:shape>
+            </w:pict>
+          </mc:Fallback>
+        </mc:AlternateContent>
+      </w:r>
+      <w:r>
+        <w:rPr>
+          <w:noProof/>
+          <w:lang w:val="es-MX"/>
+        </w:rPr>
+        <mc:AlternateContent>
+          <mc:Choice Requires="wps">
+            <w:drawing>
+              <wp:anchor distT="0" distB="0" distL="114300" distR="114300" simplePos="0" relativeHeight="251689984" behindDoc="0" locked="0" layoutInCell="1" allowOverlap="1" wp14:anchorId="02CEF08E" wp14:editId="1F3B7008">
+                <wp:simplePos x="0" y="0"/>
+                <wp:positionH relativeFrom="column">
+                  <wp:posOffset>3331152</wp:posOffset>
+                </wp:positionH>
+                <wp:positionV relativeFrom="paragraph">
+                  <wp:posOffset>441037</wp:posOffset>
+                </wp:positionV>
+                <wp:extent cx="928255" cy="470939"/>
+                <wp:effectExtent l="0" t="0" r="24765" b="24765"/>
+                <wp:wrapNone/>
+                <wp:docPr id="1957021794" name="Elipse 20"/>
+                <wp:cNvGraphicFramePr/>
+                <a:graphic xmlns:a="http://schemas.openxmlformats.org/drawingml/2006/main">
+                  <a:graphicData uri="http://schemas.microsoft.com/office/word/2010/wordprocessingShape">
+                    <wps:wsp>
+                      <wps:cNvSpPr/>
+                      <wps:spPr>
+                        <a:xfrm>
+                          <a:off x="0" y="0"/>
+                          <a:ext cx="928255" cy="470939"/>
+                        </a:xfrm>
+                        <a:prstGeom prst="ellipse">
+                          <a:avLst/>
+                        </a:prstGeom>
+                      </wps:spPr>
+                      <wps:style>
+                        <a:lnRef idx="2">
+                          <a:schemeClr val="accent6"/>
+                        </a:lnRef>
+                        <a:fillRef idx="1">
+                          <a:schemeClr val="lt1"/>
+                        </a:fillRef>
+                        <a:effectRef idx="0">
+                          <a:schemeClr val="accent6"/>
+                        </a:effectRef>
+                        <a:fontRef idx="minor">
+                          <a:schemeClr val="dk1"/>
+                        </a:fontRef>
+                      </wps:style>
+                      <wps:txbx>
+                        <w:txbxContent>
+                          <w:p>
+                            <w:pPr>
+                              <w:spacing w:line="240" w:lineRule="auto"/>
+                              <w:jc w:val="center"/>
+                              <w:rPr>
+                                <w:sz w:val="16"/>
+                                <w:szCs w:val="16"/>
+                                <w:lang w:val="es-MX"/>
+                              </w:rPr>
+                            </w:pPr>
+                            <w:r>
+                              <w:rPr>
+                                <w:sz w:val="16"/>
+                                <w:szCs w:val="16"/>
+                                <w:lang w:val="es-MX"/>
+                              </w:rPr>
+                              <w:t>Contacto</w:t>
+                            </w:r>
+                          </w:p>
+                        </w:txbxContent>
+                      </wps:txbx>
+                      <wps:bodyPr rot="0" spcFirstLastPara="0" vertOverflow="overflow" horzOverflow="overflow" vert="horz" wrap="square" lIns="91440" tIns="45720" rIns="91440" bIns="45720" numCol="1" spcCol="0" rtlCol="0" fromWordArt="0" anchor="ctr" anchorCtr="0" forceAA="0" compatLnSpc="1">
+                        <a:prstTxWarp prst="textNoShape">
+                          <a:avLst/>
+                        </a:prstTxWarp>
+                        <a:noAutofit/>
+                      </wps:bodyPr>
+                    </wps:wsp>
+                  </a:graphicData>
+                </a:graphic>
+                <wp14:sizeRelH relativeFrom="margin">
+                  <wp14:pctWidth>0</wp14:pctWidth>
+                </wp14:sizeRelH>
+                <wp14:sizeRelV relativeFrom="margin">
+                  <wp14:pctHeight>0</wp14:pctHeight>
+                </wp14:sizeRelV>
+              </wp:anchor>
+            </w:drawing>
+          </mc:Choice>
+          <mc:Fallback>
+            <w:pict>
+              <v:oval w14:anchorId="02CEF08E" id="_x0000_s1042" style="position:absolute;margin-left:262.3pt;margin-top:34.75pt;width:73.1pt;height:37.1pt;z-index:251689984;visibility:visible;mso-wrap-style:square;mso-width-percent:0;mso-height-percent:0;mso-wrap-distance-left:9pt;mso-wrap-distance-top:0;mso-wrap-distance-right:9pt;mso-wrap-distance-bottom:0;mso-position-horizontal:absolute;mso-position-horizontal-relative:text;mso-position-vertical:absolute;mso-position-vertical-relative:text;mso-width-percent:0;mso-height-percent:0;mso-width-relative:margin;mso-height-relative:margin;v-text-anchor:middle" o:gfxdata="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" fillcolor="white [3201]" strokecolor="#4ea72e [3209]" strokeweight="1pt">
+                <v:stroke joinstyle="miter"/>
+                <v:textbox>
+                  <w:txbxContent>
+                    <w:p>
+                      <w:pPr>
+                        <w:spacing w:line="240" w:lineRule="auto"/>
+                        <w:jc w:val="center"/>
+                        <w:rPr>
+                          <w:sz w:val="16"/>
+                          <w:szCs w:val="16"/>
+                          <w:lang w:val="es-MX"/>
+                        </w:rPr>
+                      </w:pPr>
+                      <w:r>
+                        <w:rPr>
+                          <w:sz w:val="16"/>
+                          <w:szCs w:val="16"/>
+                          <w:lang w:val="es-MX"/>
+                        </w:rPr>
+                        <w:t>Contacto</w:t>
+                      </w:r>
+                    </w:p>
+                  </w:txbxContent>
+                </v:textbox>
+              </v:oval>
+            </w:pict>
+          </mc:Fallback>
+        </mc:AlternateContent>
+      </w:r>
+      <w:r>
+        <w:rPr>
+          <w:noProof/>
+          <w:lang w:val="es-MX"/>
+        </w:rPr>
+        <mc:AlternateContent>
+          <mc:Choice Requires="wps">
+            <w:drawing>
+              <wp:anchor distT="0" distB="0" distL="114300" distR="114300" simplePos="0" relativeHeight="251687936" behindDoc="0" locked="0" layoutInCell="1" allowOverlap="1" wp14:anchorId="67564EFC" wp14:editId="2B12D725">
+                <wp:simplePos x="0" y="0"/>
+                <wp:positionH relativeFrom="column">
+                  <wp:posOffset>2950787</wp:posOffset>
+                </wp:positionH>
+                <wp:positionV relativeFrom="paragraph">
+                  <wp:posOffset>563419</wp:posOffset>
+                </wp:positionV>
+                <wp:extent cx="304800" cy="250825"/>
+                <wp:effectExtent l="0" t="19050" r="38100" b="34925"/>
+                <wp:wrapNone/>
+                <wp:docPr id="2140946139" name="Flecha: a la derecha 21"/>
+                <wp:cNvGraphicFramePr/>
+                <a:graphic xmlns:a="http://schemas.openxmlformats.org/drawingml/2006/main">
+                  <a:graphicData uri="http://schemas.microsoft.com/office/word/2010/wordprocessingShape">
+                    <wps:wsp>
+                      <wps:cNvSpPr/>
+                      <wps:spPr>
+                        <a:xfrm>
+                          <a:off x="0" y="0"/>
+                          <a:ext cx="304800" cy="250825"/>
+                        </a:xfrm>
+                        <a:prstGeom prst="rightArrow">
+                          <a:avLst/>
+                        </a:prstGeom>
+                      </wps:spPr>
+                      <wps:style>
+                        <a:lnRef idx="2">
+                          <a:schemeClr val="accent6"/>
+                        </a:lnRef>
+                        <a:fillRef idx="1">
+                          <a:schemeClr val="lt1"/>
+                        </a:fillRef>
+                        <a:effectRef idx="0">
+                          <a:schemeClr val="accent6"/>
+                        </a:effectRef>
+                        <a:fontRef idx="minor">
+                          <a:schemeClr val="dk1"/>
+                        </a:fontRef>
+                      </wps:style>
+                      <wps:bodyPr rot="0" spcFirstLastPara="0" vertOverflow="overflow" horzOverflow="overflow" vert="horz" wrap="square" lIns="91440" tIns="45720" rIns="91440" bIns="45720" numCol="1" spcCol="0" rtlCol="0" fromWordArt="0" anchor="ctr" anchorCtr="0" forceAA="0" compatLnSpc="1">
+                        <a:prstTxWarp prst="textNoShape">
+                          <a:avLst/>
+                        </a:prstTxWarp>
+                        <a:noAutofit/>
+                      </wps:bodyPr>
+                    </wps:wsp>
+                  </a:graphicData>
+                </a:graphic>
+                <wp14:sizeRelH relativeFrom="margin">
+                  <wp14:pctWidth>0</wp14:pctWidth>
+                </wp14:sizeRelH>
+                <wp14:sizeRelV relativeFrom="margin">
+                  <wp14:pctHeight>0</wp14:pctHeight>
+                </wp14:sizeRelV>
+              </wp:anchor>
+            </w:drawing>
+          </mc:Choice>
+          <mc:Fallback>
+            <w:pict>
+              <v:shape w14:anchorId="2595FEC3" id="Flecha: a la derecha 21" o:spid="_x0000_s1026" type="#_x0000_t13" style="position:absolute;margin-left:232.35pt;margin-top:44.35pt;width:24pt;height:19.75pt;z-index:251687936;visibility:visible;mso-wrap-style:square;mso-width-percent:0;mso-height-percent:0;mso-wrap-distance-left:9pt;mso-wrap-distance-top:0;mso-wrap-distance-right:9pt;mso-wrap-distance-bottom:0;mso-position-horizontal:absolute;mso-position-horizontal-relative:text;mso-position-vertical:absolute;mso-position-vertical-relative:text;mso-width-percent:0;mso-height-percent:0;mso-width-relative:margin;mso-height-relative:margin;v-text-anchor:middle" o:gfxdata="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" adj="12713" fillcolor="white [3201]" strokecolor="#4ea72e [3209]" strokeweight="1pt"/>
+            </w:pict>
+          </mc:Fallback>
+        </mc:AlternateContent>
+      </w:r>
+      <w:r>
+        <w:rPr>
+          <w:noProof/>
+          <w:lang w:val="es-MX"/>
+        </w:rPr>
+        <mc:AlternateContent>
+          <mc:Choice Requires="wps">
+            <w:drawing>
+              <wp:anchor distT="0" distB="0" distL="114300" distR="114300" simplePos="0" relativeHeight="251685888" behindDoc="0" locked="0" layoutInCell="1" allowOverlap="1" wp14:anchorId="51475F9D" wp14:editId="19975B84">
+                <wp:simplePos x="0" y="0"/>
+                <wp:positionH relativeFrom="column">
+                  <wp:posOffset>1925378</wp:posOffset>
+                </wp:positionH>
+                <wp:positionV relativeFrom="paragraph">
+                  <wp:posOffset>489643</wp:posOffset>
+                </wp:positionV>
+                <wp:extent cx="928255" cy="470939"/>
+                <wp:effectExtent l="0" t="0" r="24765" b="24765"/>
+                <wp:wrapNone/>
+                <wp:docPr id="1852227648" name="Elipse 20"/>
+                <wp:cNvGraphicFramePr/>
+                <a:graphic xmlns:a="http://schemas.openxmlformats.org/drawingml/2006/main">
+                  <a:graphicData uri="http://schemas.microsoft.com/office/word/2010/wordprocessingShape">
+                    <wps:wsp>
+                      <wps:cNvSpPr/>
+                      <wps:spPr>
+                        <a:xfrm>
+                          <a:off x="0" y="0"/>
+                          <a:ext cx="928255" cy="470939"/>
+                        </a:xfrm>
+                        <a:prstGeom prst="ellipse">
+                          <a:avLst/>
+                        </a:prstGeom>
+                      </wps:spPr>
+                      <wps:style>
+                        <a:lnRef idx="2">
+                          <a:schemeClr val="accent6"/>
+                        </a:lnRef>
+                        <a:fillRef idx="1">
+                          <a:schemeClr val="lt1"/>
+                        </a:fillRef>
+                        <a:effectRef idx="0">
+                          <a:schemeClr val="accent6"/>
+                        </a:effectRef>
+                        <a:fontRef idx="minor">
+                          <a:schemeClr val="dk1"/>
+                        </a:fontRef>
+                      </wps:style>
+                      <wps:txbx>
+                        <w:txbxContent>
+                          <w:p>
+                            <w:pPr>
+                              <w:spacing w:line="240" w:lineRule="auto"/>
+                              <w:jc w:val="center"/>
+                              <w:rPr>
+                                <w:sz w:val="16"/>
+                                <w:szCs w:val="16"/>
+                                <w:lang w:val="es-MX"/>
+                              </w:rPr>
+                            </w:pPr>
+                            <w:r>
+                              <w:rPr>
+                                <w:sz w:val="16"/>
+                                <w:szCs w:val="16"/>
+                                <w:lang w:val="es-MX"/>
+                              </w:rPr>
+                              <w:t>Sin Contacto</w:t>
+                            </w:r>
+                          </w:p>
+                        </w:txbxContent>
+                      </wps:txbx>
+                      <wps:bodyPr rot="0" spcFirstLastPara="0" vertOverflow="overflow" horzOverflow="overflow" vert="horz" wrap="square" lIns="91440" tIns="45720" rIns="91440" bIns="45720" numCol="1" spcCol="0" rtlCol="0" fromWordArt="0" anchor="ctr" anchorCtr="0" forceAA="0" compatLnSpc="1">
+                        <a:prstTxWarp prst="textNoShape">
+                          <a:avLst/>
+                        </a:prstTxWarp>
+                        <a:noAutofit/>
+                      </wps:bodyPr>
+                    </wps:wsp>
+                  </a:graphicData>
+                </a:graphic>
+                <wp14:sizeRelH relativeFrom="margin">
+                  <wp14:pctWidth>0</wp14:pctWidth>
+                </wp14:sizeRelH>
+                <wp14:sizeRelV relativeFrom="margin">
+                  <wp14:pctHeight>0</wp14:pctHeight>
+                </wp14:sizeRelV>
+              </wp:anchor>
+            </w:drawing>
+          </mc:Choice>
+          <mc:Fallback>
+            <w:pict>
+              <v:oval w14:anchorId="51475F9D" id="_x0000_s1043" style="position:absolute;margin-left:151.6pt;margin-top:38.55pt;width:73.1pt;height:37.1pt;z-index:251685888;visibility:visible;mso-wrap-style:square;mso-width-percent:0;mso-height-percent:0;mso-wrap-distance-left:9pt;mso-wrap-distance-top:0;mso-wrap-distance-right:9pt;mso-wrap-distance-bottom:0;mso-position-horizontal:absolute;mso-position-horizontal-relative:text;mso-position-vertical:absolute;mso-position-vertical-relative:text;mso-width-percent:0;mso-height-percent:0;mso-width-relative:margin;mso-height-relative:margin;v-text-anchor:middle" o:gfxdata="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" fillcolor="white [3201]" strokecolor="#4ea72e [3209]" strokeweight="1pt">
+                <v:stroke joinstyle="miter"/>
+                <v:textbox>
+                  <w:txbxContent>
+                    <w:p>
+                      <w:pPr>
+                        <w:spacing w:line="240" w:lineRule="auto"/>
+                        <w:jc w:val="center"/>
+                        <w:rPr>
+                          <w:sz w:val="16"/>
+                          <w:szCs w:val="16"/>
+                          <w:lang w:val="es-MX"/>
+                        </w:rPr>
+                      </w:pPr>
+                      <w:r>
+                        <w:rPr>
+                          <w:sz w:val="16"/>
+                          <w:szCs w:val="16"/>
+                          <w:lang w:val="es-MX"/>
+                        </w:rPr>
+                        <w:t>Sin Contacto</w:t>
+                      </w:r>
+                    </w:p>
+                  </w:txbxContent>
+                </v:textbox>
+              </v:oval>
+            </w:pict>
+          </mc:Fallback>
+        </mc:AlternateContent>
+      </w:r>
+      <w:r>
+        <w:rPr>
+          <w:noProof/>
+          <w:lang w:val="es-MX"/>
+        </w:rPr>
+        <mc:AlternateContent>
+          <mc:Choice Requires="wps">
+            <w:drawing>
+              <wp:anchor distT="0" distB="0" distL="114300" distR="114300" simplePos="0" relativeHeight="251683840" behindDoc="0" locked="0" layoutInCell="1" allowOverlap="1" wp14:anchorId="0C2C1826" wp14:editId="67C83248">
+                <wp:simplePos x="0" y="0"/>
+                <wp:positionH relativeFrom="column">
+                  <wp:posOffset>1496292</wp:posOffset>
+                </wp:positionH>
+                <wp:positionV relativeFrom="paragraph">
+                  <wp:posOffset>577388</wp:posOffset>
+                </wp:positionV>
+                <wp:extent cx="284018" cy="250825"/>
+                <wp:effectExtent l="0" t="19050" r="40005" b="34925"/>
+                <wp:wrapNone/>
+                <wp:docPr id="322477072" name="Flecha: a la derecha 21"/>
+                <wp:cNvGraphicFramePr/>
+                <a:graphic xmlns:a="http://schemas.openxmlformats.org/drawingml/2006/main">
+                  <a:graphicData uri="http://schemas.microsoft.com/office/word/2010/wordprocessingShape">
+                    <wps:wsp>
+                      <wps:cNvSpPr/>
+                      <wps:spPr>
+                        <a:xfrm>
+                          <a:off x="0" y="0"/>
+                          <a:ext cx="284018" cy="250825"/>
+                        </a:xfrm>
+                        <a:prstGeom prst="rightArrow">
+                          <a:avLst/>
+                        </a:prstGeom>
+                      </wps:spPr>
+                      <wps:style>
+                        <a:lnRef idx="2">
+                          <a:schemeClr val="accent6"/>
+                        </a:lnRef>
+                        <a:fillRef idx="1">
+                          <a:schemeClr val="lt1"/>
+                        </a:fillRef>
+                        <a:effectRef idx="0">
+                          <a:schemeClr val="accent6"/>
+                        </a:effectRef>
+                        <a:fontRef idx="minor">
+                          <a:schemeClr val="dk1"/>
+                        </a:fontRef>
+                      </wps:style>
+                      <wps:bodyPr rot="0" spcFirstLastPara="0" vertOverflow="overflow" horzOverflow="overflow" vert="horz" wrap="square" lIns="91440" tIns="45720" rIns="91440" bIns="45720" numCol="1" spcCol="0" rtlCol="0" fromWordArt="0" anchor="ctr" anchorCtr="0" forceAA="0" compatLnSpc="1">
+                        <a:prstTxWarp prst="textNoShape">
+                          <a:avLst/>
+                        </a:prstTxWarp>
+                        <a:noAutofit/>
+                      </wps:bodyPr>
+                    </wps:wsp>
+                  </a:graphicData>
+                </a:graphic>
+                <wp14:sizeRelH relativeFrom="margin">
+                  <wp14:pctWidth>0</wp14:pctWidth>
+                </wp14:sizeRelH>
+                <wp14:sizeRelV relativeFrom="margin">
+                  <wp14:pctHeight>0</wp14:pctHeight>
+                </wp14:sizeRelV>
+              </wp:anchor>
+            </w:drawing>
+          </mc:Choice>
+          <mc:Fallback>
+            <w:pict>
+              <v:shape w14:anchorId="6E5C1977" id="Flecha: a la derecha 21" o:spid="_x0000_s1026" type="#_x0000_t13" style="position:absolute;margin-left:117.8pt;margin-top:45.45pt;width:22.35pt;height:19.75pt;z-index:251683840;visibility:visible;mso-wrap-style:square;mso-width-percent:0;mso-height-percent:0;mso-wrap-distance-left:9pt;mso-wrap-distance-top:0;mso-wrap-distance-right:9pt;mso-wrap-distance-bottom:0;mso-position-horizontal:absolute;mso-position-horizontal-relative:text;mso-position-vertical:absolute;mso-position-vertical-relative:text;mso-width-percent:0;mso-height-percent:0;mso-width-relative:margin;mso-height-relative:margin;v-text-anchor:middle" o:gfxdata="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" adj="12062" fillcolor="white [3201]" strokecolor="#4ea72e [3209]" strokeweight="1pt"/>
+            </w:pict>
+          </mc:Fallback>
+        </mc:AlternateContent>
+      </w:r>
+      <w:r>
+        <w:rPr>
+          <w:noProof/>
+          <w:lang w:val="es-MX"/>
+        </w:rPr>
+        <mc:AlternateContent>
+          <mc:Choice Requires="wps">
+            <w:drawing>
+              <wp:anchor distT="0" distB="0" distL="114300" distR="114300" simplePos="0" relativeHeight="251702272" behindDoc="0" locked="0" layoutInCell="1" allowOverlap="1" wp14:anchorId="733A888F" wp14:editId="66EA5055">
+                <wp:simplePos x="0" y="0"/>
+                <wp:positionH relativeFrom="column">
+                  <wp:posOffset>879764</wp:posOffset>
+                </wp:positionH>
+                <wp:positionV relativeFrom="paragraph">
+                  <wp:posOffset>1029393</wp:posOffset>
+                </wp:positionV>
+                <wp:extent cx="6927" cy="671945"/>
+                <wp:effectExtent l="76200" t="0" r="88900" b="52070"/>
+                <wp:wrapNone/>
+                <wp:docPr id="1114424538" name="Conector recto de flecha 27"/>
+                <wp:cNvGraphicFramePr/>
+                <a:graphic xmlns:a="http://schemas.openxmlformats.org/drawingml/2006/main">
+                  <a:graphicData uri="http://schemas.microsoft.com/office/word/2010/wordprocessingShape">
+                    <wps:wsp>
+                      <wps:cNvCnPr/>
+                      <wps:spPr>
+                        <a:xfrm flipH="1">
+                          <a:off x="0" y="0"/>
+                          <a:ext cx="6927" cy="671945"/>
+                        </a:xfrm>
+                        <a:prstGeom prst="straightConnector1">
+                          <a:avLst/>
+                        </a:prstGeom>
+                        <a:ln>
+                          <a:tailEnd type="triangle"/>
+                        </a:ln>
+                      </wps:spPr>
+                      <wps:style>
+                        <a:lnRef idx="1">
+                          <a:schemeClr val="accent1"/>
+                        </a:lnRef>
+                        <a:fillRef idx="0">
+                          <a:schemeClr val="accent1"/>
+                        </a:fillRef>
+                        <a:effectRef idx="0">
+                          <a:schemeClr val="accent1"/>
+                        </a:effectRef>
+                        <a:fontRef idx="minor">
+                          <a:schemeClr val="tx1"/>
+                        </a:fontRef>
+                      </wps:style>
+                      <wps:bodyPr/>
+                    </wps:wsp>
+                  </a:graphicData>
+                </a:graphic>
+              </wp:anchor>
+            </w:drawing>
+          </mc:Choice>
+          <mc:Fallback>
+            <w:pict>
+              <v:shape w14:anchorId="30A0326E" id="Conector recto de flecha 27" o:spid="_x0000_s1026" type="#_x0000_t32" style="position:absolute;margin-left:69.25pt;margin-top:81.05pt;width:.55pt;height:52.9pt;flip:x;z-index:251702272;visibility:visible;mso-wrap-style:square;mso-wrap-distance-left:9pt;mso-wrap-distance-top:0;mso-wrap-distance-right:9pt;mso-wrap-distance-bottom:0;mso-position-horizontal:absolute;mso-position-horizontal-relative:text;mso-position-vertical:absolute;mso-position-vertical-relative:text" o:gfxdata="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" strokecolor="#156082 [3204]" strokeweight=".5pt">
+                <v:stroke endarrow="block" joinstyle="miter"/>
+              </v:shape>
+            </w:pict>
+          </mc:Fallback>
+        </mc:AlternateContent>
+      </w:r>
+      <w:r>
+        <w:rPr>
+          <w:noProof/>
+          <w:lang w:val="es-MX"/>
+        </w:rPr>
+        <mc:AlternateContent>
+          <mc:Choice Requires="wps">
+            <w:drawing>
+              <wp:anchor distT="0" distB="0" distL="114300" distR="114300" simplePos="0" relativeHeight="251700224" behindDoc="0" locked="0" layoutInCell="1" allowOverlap="1" wp14:anchorId="3F16ADDB" wp14:editId="3E8F65D7">
+                <wp:simplePos x="0" y="0"/>
+                <wp:positionH relativeFrom="column">
+                  <wp:posOffset>602673</wp:posOffset>
+                </wp:positionH>
+                <wp:positionV relativeFrom="paragraph">
+                  <wp:posOffset>4132811</wp:posOffset>
+                </wp:positionV>
+                <wp:extent cx="886691" cy="235527"/>
+                <wp:effectExtent l="0" t="0" r="0" b="0"/>
+                <wp:wrapNone/>
+                <wp:docPr id="671674420" name="Cuadro de texto 25"/>
+                <wp:cNvGraphicFramePr/>
+                <a:graphic xmlns:a="http://schemas.openxmlformats.org/drawingml/2006/main">
+                  <a:graphicData uri="http://schemas.microsoft.com/office/word/2010/wordprocessingShape">
+                    <wps:wsp>
+                      <wps:cNvSpPr txBox="1"/>
+                      <wps:spPr>
+                        <a:xfrm>
+                          <a:off x="0" y="0"/>
+                          <a:ext cx="886691" cy="235527"/>
+                        </a:xfrm>
+                        <a:prstGeom prst="rect">
+                          <a:avLst/>
+                        </a:prstGeom>
+                        <a:noFill/>
+                        <a:ln>
+                          <a:noFill/>
+                        </a:ln>
+                      </wps:spPr>
+                      <wps:style>
+                        <a:lnRef idx="0">
+                          <a:scrgbClr r="0" g="0" b="0"/>
+                        </a:lnRef>
+                        <a:fillRef idx="0">
+                          <a:scrgbClr r="0" g="0" b="0"/>
+                        </a:fillRef>
+                        <a:effectRef idx="0">
+                          <a:scrgbClr r="0" g="0" b="0"/>
+                        </a:effectRef>
+                        <a:fontRef idx="minor">
+                          <a:schemeClr val="dk1"/>
+                        </a:fontRef>
+                      </wps:style>
+                      <wps:txbx>
+                        <w:txbxContent>
+                          <w:p>
+                            <w:pPr>
+                              <w:rPr>
+                                <w:sz w:val="16"/>
+                                <w:szCs w:val="16"/>
+                                <w:lang w:val="es-MX"/>
+                              </w:rPr>
+                            </w:pPr>
+                            <w:r>
+                              <w:rPr>
+                                <w:sz w:val="16"/>
+                                <w:szCs w:val="16"/>
+                                <w:lang w:val="es-MX"/>
+                              </w:rPr>
+                              <w:t>Desactivar</w:t>
+                            </w:r>
+                          </w:p>
+                        </w:txbxContent>
+                      </wps:txbx>
+                      <wps:bodyPr rot="0" spcFirstLastPara="0" vertOverflow="overflow" horzOverflow="overflow" vert="horz" wrap="square" lIns="91440" tIns="45720" rIns="91440" bIns="45720" numCol="1" spcCol="0" rtlCol="0" fromWordArt="0" anchor="t" anchorCtr="0" forceAA="0" compatLnSpc="1">
+                        <a:prstTxWarp prst="textNoShape">
+                          <a:avLst/>
+                        </a:prstTxWarp>
+                        <a:noAutofit/>
+                      </wps:bodyPr>
+                    </wps:wsp>
+                  </a:graphicData>
+                </a:graphic>
+                <wp14:sizeRelH relativeFrom="margin">
+                  <wp14:pctWidth>0</wp14:pctWidth>
+                </wp14:sizeRelH>
+                <wp14:sizeRelV relativeFrom="margin">
+                  <wp14:pctHeight>0</wp14:pctHeight>
+                </wp14:sizeRelV>
+              </wp:anchor>
+            </w:drawing>
+          </mc:Choice>
+          <mc:Fallback>
+            <w:pict>
+              <v:shape w14:anchorId="3F16ADDB" id="Cuadro de texto 25" o:spid="_x0000_s1044" type="#_x0000_t202" style="position:absolute;margin-left:47.45pt;margin-top:325.4pt;width:69.8pt;height:18.55pt;z-index:251700224;visibility:visible;mso-wrap-style:square;mso-width-percent:0;mso-height-percent:0;mso-wrap-distance-left:9pt;mso-wrap-distance-top:0;mso-wrap-distance-right:9pt;mso-wrap-distance-bottom:0;mso-position-horizontal:absolute;mso-position-horizontal-relative:text;mso-position-vertical:absolute;mso-position-vertical-relative:text;mso-width-percent:0;mso-height-percent:0;mso-width-relative:margin;mso-height-relative:margin;v-text-anchor:top" o:gfxdata="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" filled="f" stroked="f">
+                <v:textbox>
+                  <w:txbxContent>
+                    <w:p>
+                      <w:pPr>
+                        <w:rPr>
+                          <w:sz w:val="16"/>
+                          <w:szCs w:val="16"/>
+                          <w:lang w:val="es-MX"/>
+                        </w:rPr>
+                      </w:pPr>
+                      <w:r>
+                        <w:rPr>
+                          <w:sz w:val="16"/>
+                          <w:szCs w:val="16"/>
+                          <w:lang w:val="es-MX"/>
+                        </w:rPr>
+                        <w:t>Desactivar</w:t>
+                      </w:r>
+                    </w:p>
+                  </w:txbxContent>
+                </v:textbox>
+              </v:shape>
+            </w:pict>
+          </mc:Fallback>
+        </mc:AlternateContent>
+      </w:r>
+      <w:r>
+        <w:rPr>
+          <w:noProof/>
+          <w:lang w:val="es-MX"/>
+        </w:rPr>
+        <mc:AlternateContent>
+          <mc:Choice Requires="wps">
+            <w:drawing>
+              <wp:anchor distT="0" distB="0" distL="114300" distR="114300" simplePos="0" relativeHeight="251699200" behindDoc="0" locked="0" layoutInCell="1" allowOverlap="1" wp14:anchorId="1C99C4EC" wp14:editId="749EC625">
+                <wp:simplePos x="0" y="0"/>
+                <wp:positionH relativeFrom="column">
+                  <wp:posOffset>713509</wp:posOffset>
+                </wp:positionH>
+                <wp:positionV relativeFrom="paragraph">
+                  <wp:posOffset>3744884</wp:posOffset>
+                </wp:positionV>
+                <wp:extent cx="450273" cy="381000"/>
+                <wp:effectExtent l="0" t="0" r="26035" b="19050"/>
+                <wp:wrapNone/>
+                <wp:docPr id="1948751170" name="Diagrama de flujo: unión de suma 24"/>
+                <wp:cNvGraphicFramePr/>
+                <a:graphic xmlns:a="http://schemas.openxmlformats.org/drawingml/2006/main">
+                  <a:graphicData uri="http://schemas.microsoft.com/office/word/2010/wordprocessingShape">
+                    <wps:wsp>
+                      <wps:cNvSpPr/>
+                      <wps:spPr>
+                        <a:xfrm>
+                          <a:off x="0" y="0"/>
+                          <a:ext cx="450273" cy="381000"/>
+                        </a:xfrm>
+                        <a:prstGeom prst="flowChartSummingJunction">
+                          <a:avLst/>
+                        </a:prstGeom>
+                      </wps:spPr>
+                      <wps:style>
+                        <a:lnRef idx="2">
+                          <a:schemeClr val="accent6"/>
+                        </a:lnRef>
+                        <a:fillRef idx="1">
+                          <a:schemeClr val="lt1"/>
+                        </a:fillRef>
+                        <a:effectRef idx="0">
+                          <a:schemeClr val="accent6"/>
+                        </a:effectRef>
+                        <a:fontRef idx="minor">
+                          <a:schemeClr val="dk1"/>
+                        </a:fontRef>
+                      </wps:style>
+                      <wps:txbx>
+                        <w:txbxContent>
+                          <w:p>
+                            <w:pPr>
+                              <w:jc w:val="center"/>
+                              <w:rPr>
+                                <w:lang w:val="es-MX"/>
+                              </w:rPr>
+                            </w:pPr>
+                          </w:p>
+                        </w:txbxContent>
+                      </wps:txbx>
+                      <wps:bodyPr rot="0" spcFirstLastPara="0" vertOverflow="overflow" horzOverflow="overflow" vert="horz" wrap="square" lIns="91440" tIns="45720" rIns="91440" bIns="45720" numCol="1" spcCol="0" rtlCol="0" fromWordArt="0" anchor="ctr" anchorCtr="0" forceAA="0" compatLnSpc="1">
+                        <a:prstTxWarp prst="textNoShape">
+                          <a:avLst/>
+                        </a:prstTxWarp>
+                        <a:noAutofit/>
+                      </wps:bodyPr>
+                    </wps:wsp>
+                  </a:graphicData>
+                </a:graphic>
+              </wp:anchor>
+            </w:drawing>
+          </mc:Choice>
+          <mc:Fallback>
+            <w:pict>
+              <v:shapetype w14:anchorId="1C99C4EC" id="_x0000_t123" coordsize="21600,21600" o:spt="123" path="m10800,qx,10800,10800,21600,21600,10800,10800,xem3163,3163nfl18437,18437em3163,18437nfl18437,3163e">
+                <v:path o:extrusionok="f" gradientshapeok="t" o:connecttype="custom" o:connectlocs="10800,0;3163,3163;0,10800;3163,18437;10800,21600;18437,18437;21600,10800;18437,3163" textboxrect="3163,3163,18437,18437"/>
+              </v:shapetype>
+              <v:shape id="Diagrama de flujo: unión de suma 24" o:spid="_x0000_s1045" type="#_x0000_t123" style="position:absolute;margin-left:56.2pt;margin-top:294.85pt;width:35.45pt;height:30pt;z-index:251699200;visibility:visible;mso-wrap-style:square;mso-wrap-distance-left:9pt;mso-wrap-distance-top:0;mso-wrap-distance-right:9pt;mso-wrap-distance-bottom:0;mso-position-horizontal:absolute;mso-position-horizontal-relative:text;mso-position-vertical:absolute;mso-position-vertical-relative:text;v-text-anchor:middle" o:gfxdata="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" fillcolor="white [3201]" strokecolor="#4ea72e [3209]" strokeweight="1pt">
+                <v:stroke joinstyle="miter"/>
+                <v:textbox>
+                  <w:txbxContent>
+                    <w:p>
+                      <w:pPr>
+                        <w:jc w:val="center"/>
+                        <w:rPr>
+                          <w:lang w:val="es-MX"/>
+                        </w:rPr>
+                      </w:pPr>
+                    </w:p>
+                  </w:txbxContent>
+                </v:textbox>
+              </v:shape>
+            </w:pict>
+          </mc:Fallback>
+        </mc:AlternateContent>
+      </w:r>
+      <w:r>
+        <w:rPr>
+          <w:noProof/>
+          <w:lang w:val="es-MX"/>
+        </w:rPr>
+        <mc:AlternateContent>
+          <mc:Choice Requires="wps">
+            <w:drawing>
+              <wp:anchor distT="0" distB="0" distL="114300" distR="114300" simplePos="0" relativeHeight="251698176" behindDoc="0" locked="0" layoutInCell="1" allowOverlap="1" wp14:anchorId="68622DDD" wp14:editId="2F4520EC">
+                <wp:simplePos x="0" y="0"/>
+                <wp:positionH relativeFrom="column">
+                  <wp:posOffset>999029</wp:posOffset>
+                </wp:positionH>
+                <wp:positionV relativeFrom="paragraph">
+                  <wp:posOffset>3183313</wp:posOffset>
+                </wp:positionV>
+                <wp:extent cx="678873" cy="263236"/>
+                <wp:effectExtent l="0" t="0" r="26035" b="22860"/>
+                <wp:wrapNone/>
+                <wp:docPr id="1062289558" name="Rectángulo 23"/>
+                <wp:cNvGraphicFramePr/>
+                <a:graphic xmlns:a="http://schemas.openxmlformats.org/drawingml/2006/main">
+                  <a:graphicData uri="http://schemas.microsoft.com/office/word/2010/wordprocessingShape">
+                    <wps:wsp>
+                      <wps:cNvSpPr/>
+                      <wps:spPr>
+                        <a:xfrm>
+                          <a:off x="0" y="0"/>
+                          <a:ext cx="678873" cy="263236"/>
+                        </a:xfrm>
+                        <a:prstGeom prst="rect">
+                          <a:avLst/>
+                        </a:prstGeom>
+                      </wps:spPr>
+                      <wps:style>
+                        <a:lnRef idx="2">
+                          <a:schemeClr val="accent6"/>
+                        </a:lnRef>
+                        <a:fillRef idx="1">
+                          <a:schemeClr val="lt1"/>
+                        </a:fillRef>
+                        <a:effectRef idx="0">
+                          <a:schemeClr val="accent6"/>
+                        </a:effectRef>
+                        <a:fontRef idx="minor">
+                          <a:schemeClr val="dk1"/>
+                        </a:fontRef>
+                      </wps:style>
+                      <wps:txbx>
+                        <w:txbxContent>
+                          <w:p>
+                            <w:pPr>
+                              <w:jc w:val="center"/>
+                              <w:rPr>
+                                <w:sz w:val="16"/>
+                                <w:szCs w:val="16"/>
+                                <w:lang w:val="es-MX"/>
+                              </w:rPr>
+                            </w:pPr>
+                            <w:r>
+                              <w:rPr>
+                                <w:sz w:val="16"/>
+                                <w:szCs w:val="16"/>
+                                <w:lang w:val="es-MX"/>
+                              </w:rPr>
+                              <w:t>Perdida</w:t>
+                            </w:r>
+                          </w:p>
+                        </w:txbxContent>
+                      </wps:txbx>
+                      <wps:bodyPr rot="0" spcFirstLastPara="0" vertOverflow="overflow" horzOverflow="overflow" vert="horz" wrap="square" lIns="91440" tIns="45720" rIns="91440" bIns="45720" numCol="1" spcCol="0" rtlCol="0" fromWordArt="0" anchor="ctr" anchorCtr="0" forceAA="0" compatLnSpc="1">
+                        <a:prstTxWarp prst="textNoShape">
+                          <a:avLst/>
+                        </a:prstTxWarp>
+                        <a:noAutofit/>
+                      </wps:bodyPr>
+                    </wps:wsp>
+                  </a:graphicData>
+                </a:graphic>
+                <wp14:sizeRelH relativeFrom="margin">
+                  <wp14:pctWidth>0</wp14:pctWidth>
+                </wp14:sizeRelH>
+                <wp14:sizeRelV relativeFrom="margin">
+                  <wp14:pctHeight>0</wp14:pctHeight>
+                </wp14:sizeRelV>
+              </wp:anchor>
+            </w:drawing>
+          </mc:Choice>
+          <mc:Fallback>
+            <w:pict>
+              <v:rect w14:anchorId="68622DDD" id="Rectángulo 23" o:spid="_x0000_s1046" style="position:absolute;margin-left:78.65pt;margin-top:250.65pt;width:53.45pt;height:20.75pt;z-index:251698176;visibility:visible;mso-wrap-style:square;mso-width-percent:0;mso-height-percent:0;mso-wrap-distance-left:9pt;mso-wrap-distance-top:0;mso-wrap-distance-right:9pt;mso-wrap-distance-bottom:0;mso-position-horizontal:absolute;mso-position-horizontal-relative:text;mso-position-vertical:absolute;mso-position-vertical-relative:text;mso-width-percent:0;mso-height-percent:0;mso-width-relative:margin;mso-height-relative:margin;v-text-anchor:middle" o:gfxdata="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" fillcolor="white [3201]" strokecolor="#4ea72e [3209]" strokeweight="1pt">
+                <v:textbox>
+                  <w:txbxContent>
+                    <w:p>
+                      <w:pPr>
+                        <w:jc w:val="center"/>
+                        <w:rPr>
+                          <w:sz w:val="16"/>
+                          <w:szCs w:val="16"/>
+                          <w:lang w:val="es-MX"/>
+                        </w:rPr>
+                      </w:pPr>
+                      <w:r>
+                        <w:rPr>
+                          <w:sz w:val="16"/>
+                          <w:szCs w:val="16"/>
+                          <w:lang w:val="es-MX"/>
+                        </w:rPr>
+                        <w:t>Perdida</w:t>
+                      </w:r>
+                    </w:p>
+                  </w:txbxContent>
+                </v:textbox>
+              </v:rect>
+            </w:pict>
+          </mc:Fallback>
+        </mc:AlternateContent>
+      </w:r>
+      <w:r>
+        <w:rPr>
+          <w:noProof/>
+          <w:lang w:val="es-MX"/>
+        </w:rPr>
+        <mc:AlternateContent>
+          <mc:Choice Requires="wps">
+            <w:drawing>
+              <wp:anchor distT="0" distB="0" distL="114300" distR="114300" simplePos="0" relativeHeight="251696128" behindDoc="0" locked="0" layoutInCell="1" allowOverlap="1" wp14:anchorId="4B15F982" wp14:editId="4C5AF45A">
+                <wp:simplePos x="0" y="0"/>
+                <wp:positionH relativeFrom="column">
+                  <wp:posOffset>179648</wp:posOffset>
+                </wp:positionH>
+                <wp:positionV relativeFrom="paragraph">
+                  <wp:posOffset>3190644</wp:posOffset>
+                </wp:positionV>
+                <wp:extent cx="678873" cy="263236"/>
+                <wp:effectExtent l="0" t="0" r="26035" b="22860"/>
+                <wp:wrapNone/>
+                <wp:docPr id="354541739" name="Rectángulo 23"/>
+                <wp:cNvGraphicFramePr/>
+                <a:graphic xmlns:a="http://schemas.openxmlformats.org/drawingml/2006/main">
+                  <a:graphicData uri="http://schemas.microsoft.com/office/word/2010/wordprocessingShape">
+                    <wps:wsp>
+                      <wps:cNvSpPr/>
+                      <wps:spPr>
+                        <a:xfrm>
+                          <a:off x="0" y="0"/>
+                          <a:ext cx="678873" cy="263236"/>
+                        </a:xfrm>
+                        <a:prstGeom prst="rect">
+                          <a:avLst/>
+                        </a:prstGeom>
+                      </wps:spPr>
+                      <wps:style>
+                        <a:lnRef idx="2">
+                          <a:schemeClr val="accent6"/>
+                        </a:lnRef>
+                        <a:fillRef idx="1">
+                          <a:schemeClr val="lt1"/>
+                        </a:fillRef>
+                        <a:effectRef idx="0">
+                          <a:schemeClr val="accent6"/>
+                        </a:effectRef>
+                        <a:fontRef idx="minor">
+                          <a:schemeClr val="dk1"/>
+                        </a:fontRef>
+                      </wps:style>
+                      <wps:txbx>
+                        <w:txbxContent>
+                          <w:p>
+                            <w:pPr>
+                              <w:jc w:val="center"/>
+                              <w:rPr>
+                                <w:sz w:val="16"/>
+                                <w:szCs w:val="16"/>
+                                <w:lang w:val="es-MX"/>
+                              </w:rPr>
+                            </w:pPr>
+                            <w:r>
+                              <w:rPr>
+                                <w:sz w:val="16"/>
+                                <w:szCs w:val="16"/>
+                                <w:lang w:val="es-MX"/>
+                              </w:rPr>
+                              <w:t>Ganada</w:t>
+                            </w:r>
+                          </w:p>
+                        </w:txbxContent>
+                      </wps:txbx>
+                      <wps:bodyPr rot="0" spcFirstLastPara="0" vertOverflow="overflow" horzOverflow="overflow" vert="horz" wrap="square" lIns="91440" tIns="45720" rIns="91440" bIns="45720" numCol="1" spcCol="0" rtlCol="0" fromWordArt="0" anchor="ctr" anchorCtr="0" forceAA="0" compatLnSpc="1">
+                        <a:prstTxWarp prst="textNoShape">
+                          <a:avLst/>
+                        </a:prstTxWarp>
+                        <a:noAutofit/>
+                      </wps:bodyPr>
+                    </wps:wsp>
+                  </a:graphicData>
+                </a:graphic>
+                <wp14:sizeRelH relativeFrom="margin">
+                  <wp14:pctWidth>0</wp14:pctWidth>
+                </wp14:sizeRelH>
+                <wp14:sizeRelV relativeFrom="margin">
+                  <wp14:pctHeight>0</wp14:pctHeight>
+                </wp14:sizeRelV>
+              </wp:anchor>
+            </w:drawing>
+          </mc:Choice>
+          <mc:Fallback>
+            <w:pict>
+              <v:rect w14:anchorId="4B15F982" id="_x0000_s1047" style="position:absolute;margin-left:14.15pt;margin-top:251.25pt;width:53.45pt;height:20.75pt;z-index:251696128;visibility:visible;mso-wrap-style:square;mso-width-percent:0;mso-height-percent:0;mso-wrap-distance-left:9pt;mso-wrap-distance-top:0;mso-wrap-distance-right:9pt;mso-wrap-distance-bottom:0;mso-position-horizontal:absolute;mso-position-horizontal-relative:text;mso-position-vertical:absolute;mso-position-vertical-relative:text;mso-width-percent:0;mso-height-percent:0;mso-width-relative:margin;mso-height-relative:margin;v-text-anchor:middle" o:gfxdata="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" fillcolor="white [3201]" strokecolor="#4ea72e [3209]" strokeweight="1pt">
+                <v:textbox>
+                  <w:txbxContent>
+                    <w:p>
+                      <w:pPr>
+                        <w:jc w:val="center"/>
+                        <w:rPr>
+                          <w:sz w:val="16"/>
+                          <w:szCs w:val="16"/>
+                          <w:lang w:val="es-MX"/>
+                        </w:rPr>
+                      </w:pPr>
+                      <w:r>
+                        <w:rPr>
+                          <w:sz w:val="16"/>
+                          <w:szCs w:val="16"/>
+                          <w:lang w:val="es-MX"/>
+                        </w:rPr>
+                        <w:t>Ganada</w:t>
+                      </w:r>
+                    </w:p>
+                  </w:txbxContent>
+                </v:textbox>
+              </v:rect>
+            </w:pict>
+          </mc:Fallback>
+        </mc:AlternateContent>
+      </w:r>
+      <w:r>
+        <w:rPr>
+          <w:noProof/>
+          <w:lang w:val="es-MX"/>
+        </w:rPr>
+        <mc:AlternateContent>
+          <mc:Choice Requires="wps">
+            <w:drawing>
+              <wp:anchor distT="0" distB="0" distL="114300" distR="114300" simplePos="0" relativeHeight="251695104" behindDoc="0" locked="0" layoutInCell="1" allowOverlap="1" wp14:anchorId="6CC11BAC" wp14:editId="13250036">
+                <wp:simplePos x="0" y="0"/>
+                <wp:positionH relativeFrom="column">
+                  <wp:posOffset>552450</wp:posOffset>
+                </wp:positionH>
+                <wp:positionV relativeFrom="paragraph">
+                  <wp:posOffset>2544734</wp:posOffset>
+                </wp:positionV>
+                <wp:extent cx="756805" cy="535131"/>
+                <wp:effectExtent l="19050" t="19050" r="43815" b="17780"/>
+                <wp:wrapNone/>
+                <wp:docPr id="316632000" name="Diagrama de flujo: extraer 22"/>
+                <wp:cNvGraphicFramePr/>
+                <a:graphic xmlns:a="http://schemas.openxmlformats.org/drawingml/2006/main">
+                  <a:graphicData uri="http://schemas.microsoft.com/office/word/2010/wordprocessingShape">
+                    <wps:wsp>
+                      <wps:cNvSpPr/>
+                      <wps:spPr>
+                        <a:xfrm>
+                          <a:off x="0" y="0"/>
+                          <a:ext cx="756805" cy="535131"/>
+                        </a:xfrm>
+                        <a:prstGeom prst="flowChartExtract">
+                          <a:avLst/>
+                        </a:prstGeom>
+                      </wps:spPr>
+                      <wps:style>
+                        <a:lnRef idx="2">
+                          <a:schemeClr val="accent6"/>
+                        </a:lnRef>
+                        <a:fillRef idx="1">
+                          <a:schemeClr val="lt1"/>
+                        </a:fillRef>
+                        <a:effectRef idx="0">
+                          <a:schemeClr val="accent6"/>
+                        </a:effectRef>
+                        <a:fontRef idx="minor">
+                          <a:schemeClr val="dk1"/>
+                        </a:fontRef>
+                      </wps:style>
+                      <wps:bodyPr rot="0" spcFirstLastPara="0" vertOverflow="overflow" horzOverflow="overflow" vert="horz" wrap="square" lIns="91440" tIns="45720" rIns="91440" bIns="45720" numCol="1" spcCol="0" rtlCol="0" fromWordArt="0" anchor="ctr" anchorCtr="0" forceAA="0" compatLnSpc="1">
+                        <a:prstTxWarp prst="textNoShape">
+                          <a:avLst/>
+                        </a:prstTxWarp>
+                        <a:noAutofit/>
+                      </wps:bodyPr>
+                    </wps:wsp>
+                  </a:graphicData>
+                </a:graphic>
+                <wp14:sizeRelH relativeFrom="margin">
+                  <wp14:pctWidth>0</wp14:pctWidth>
+                </wp14:sizeRelH>
+                <wp14:sizeRelV relativeFrom="margin">
+                  <wp14:pctHeight>0</wp14:pctHeight>
+                </wp14:sizeRelV>
+              </wp:anchor>
+            </w:drawing>
+          </mc:Choice>
+          <mc:Fallback>
+            <w:pict>
+              <v:shapetype w14:anchorId="3532CB6C" id="_x0000_t127" coordsize="21600,21600" o:spt="127" path="m10800,l21600,21600,,21600xe">
+                <v:stroke joinstyle="miter"/>
+                <v:path gradientshapeok="t" o:connecttype="custom" o:connectlocs="10800,0;5400,10800;10800,21600;16200,10800" textboxrect="5400,10800,16200,21600"/>
+              </v:shapetype>
+              <v:shape id="Diagrama de flujo: extraer 22" o:spid="_x0000_s1026" type="#_x0000_t127" style="position:absolute;margin-left:43.5pt;margin-top:200.35pt;width:59.6pt;height:42.15pt;z-index:251695104;visibility:visible;mso-wrap-style:square;mso-width-percent:0;mso-height-percent:0;mso-wrap-distance-left:9pt;mso-wrap-distance-top:0;mso-wrap-distance-right:9pt;mso-wrap-distance-bottom:0;mso-position-horizontal:absolute;mso-position-horizontal-relative:text;mso-position-vertical:absolute;mso-position-vertical-relative:text;mso-width-percent:0;mso-height-percent:0;mso-width-relative:margin;mso-height-relative:margin;v-text-anchor:middle" o:gfxdata="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" fillcolor="white [3201]" strokecolor="#4ea72e [3209]" strokeweight="1pt"/>
+            </w:pict>
+          </mc:Fallback>
+        </mc:AlternateContent>
+      </w:r>
+      <w:r>
+        <w:rPr>
+          <w:noProof/>
+          <w:lang w:val="es-MX"/>
+        </w:rPr>
+        <mc:AlternateContent>
+          <mc:Choice Requires="wps">
+            <w:drawing>
+              <wp:anchor distT="0" distB="0" distL="114300" distR="114300" simplePos="0" relativeHeight="251694080" behindDoc="0" locked="0" layoutInCell="1" allowOverlap="1" wp14:anchorId="22610EEC" wp14:editId="31BCD224">
+                <wp:simplePos x="0" y="0"/>
+                <wp:positionH relativeFrom="column">
+                  <wp:posOffset>394855</wp:posOffset>
+                </wp:positionH>
+                <wp:positionV relativeFrom="paragraph">
+                  <wp:posOffset>1805247</wp:posOffset>
+                </wp:positionV>
+                <wp:extent cx="1018309" cy="484909"/>
+                <wp:effectExtent l="0" t="0" r="10795" b="10795"/>
+                <wp:wrapNone/>
+                <wp:docPr id="905908983" name="Elipse 20"/>
+                <wp:cNvGraphicFramePr/>
+                <a:graphic xmlns:a="http://schemas.openxmlformats.org/drawingml/2006/main">
+                  <a:graphicData uri="http://schemas.microsoft.com/office/word/2010/wordprocessingShape">
+                    <wps:wsp>
+                      <wps:cNvSpPr/>
+                      <wps:spPr>
+                        <a:xfrm>
+                          <a:off x="0" y="0"/>
+                          <a:ext cx="1018309" cy="484909"/>
+                        </a:xfrm>
+                        <a:prstGeom prst="ellipse">
+                          <a:avLst/>
+                        </a:prstGeom>
+                      </wps:spPr>
+                      <wps:style>
+                        <a:lnRef idx="2">
+                          <a:schemeClr val="accent6"/>
+                        </a:lnRef>
+                        <a:fillRef idx="1">
+                          <a:schemeClr val="lt1"/>
+                        </a:fillRef>
+                        <a:effectRef idx="0">
+                          <a:schemeClr val="accent6"/>
+                        </a:effectRef>
+                        <a:fontRef idx="minor">
+                          <a:schemeClr val="dk1"/>
+                        </a:fontRef>
+                      </wps:style>
+                      <wps:txbx>
+                        <w:txbxContent>
+                          <w:p>
+                            <w:pPr>
+                              <w:jc w:val="center"/>
+                              <w:rPr>
+                                <w:sz w:val="16"/>
+                                <w:szCs w:val="16"/>
+                                <w:lang w:val="es-MX"/>
+                              </w:rPr>
+                            </w:pPr>
+                            <w:r>
+                              <w:rPr>
+                                <w:sz w:val="16"/>
+                                <w:szCs w:val="16"/>
+                                <w:lang w:val="es-MX"/>
+                              </w:rPr>
+                              <w:t>c</w:t>
+                            </w:r>
+                            <w:r>
+                              <w:rPr>
+                                <w:sz w:val="16"/>
+                                <w:szCs w:val="16"/>
+                                <w:lang w:val="es-MX"/>
+                              </w:rPr>
+                              <w:t>alificació</w:t>
+                            </w:r>
+                            <w:r>
+                              <w:rPr>
+                                <w:sz w:val="16"/>
+                                <w:szCs w:val="16"/>
+                                <w:lang w:val="es-MX"/>
+                              </w:rPr>
+                              <w:t>n</w:t>
+                            </w:r>
+                          </w:p>
+                        </w:txbxContent>
+                      </wps:txbx>
+                      <wps:bodyPr rot="0" spcFirstLastPara="0" vertOverflow="overflow" horzOverflow="overflow" vert="horz" wrap="square" lIns="91440" tIns="45720" rIns="91440" bIns="45720" numCol="1" spcCol="0" rtlCol="0" fromWordArt="0" anchor="ctr" anchorCtr="0" forceAA="0" compatLnSpc="1">
+                        <a:prstTxWarp prst="textNoShape">
+                          <a:avLst/>
+                        </a:prstTxWarp>
+                        <a:noAutofit/>
+                      </wps:bodyPr>
+                    </wps:wsp>
+                  </a:graphicData>
+                </a:graphic>
+                <wp14:sizeRelH relativeFrom="margin">
+                  <wp14:pctWidth>0</wp14:pctWidth>
+                </wp14:sizeRelH>
+                <wp14:sizeRelV relativeFrom="margin">
+                  <wp14:pctHeight>0</wp14:pctHeight>
+                </wp14:sizeRelV>
+              </wp:anchor>
+            </w:drawing>
+          </mc:Choice>
+          <mc:Fallback>
+            <w:pict>
+              <v:oval w14:anchorId="22610EEC" id="_x0000_s1048" style="position:absolute;margin-left:31.1pt;margin-top:142.15pt;width:80.2pt;height:38.2pt;z-index:251694080;visibility:visible;mso-wrap-style:square;mso-width-percent:0;mso-height-percent:0;mso-wrap-distance-left:9pt;mso-wrap-distance-top:0;mso-wrap-distance-right:9pt;mso-wrap-distance-bottom:0;mso-position-horizontal:absolute;mso-position-horizontal-relative:text;mso-position-vertical:absolute;mso-position-vertical-relative:text;mso-width-percent:0;mso-height-percent:0;mso-width-relative:margin;mso-height-relative:margin;v-text-anchor:middle" o:gfxdata="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" fillcolor="white [3201]" strokecolor="#4ea72e [3209]" strokeweight="1pt">
+                <v:stroke joinstyle="miter"/>
+                <v:textbox>
+                  <w:txbxContent>
+                    <w:p>
+                      <w:pPr>
+                        <w:jc w:val="center"/>
+                        <w:rPr>
+                          <w:sz w:val="16"/>
+                          <w:szCs w:val="16"/>
+                          <w:lang w:val="es-MX"/>
+                        </w:rPr>
+                      </w:pPr>
+                      <w:r>
+                        <w:rPr>
+                          <w:sz w:val="16"/>
+                          <w:szCs w:val="16"/>
+                          <w:lang w:val="es-MX"/>
+                        </w:rPr>
+                        <w:t>c</w:t>
+                      </w:r>
+                      <w:r>
+                        <w:rPr>
+                          <w:sz w:val="16"/>
+                          <w:szCs w:val="16"/>
+                          <w:lang w:val="es-MX"/>
+                        </w:rPr>
+                        <w:t>alificació</w:t>
+                      </w:r>
+                      <w:r>
+                        <w:rPr>
+                          <w:sz w:val="16"/>
+                          <w:szCs w:val="16"/>
+                          <w:lang w:val="es-MX"/>
+                        </w:rPr>
+                        <w:t>n</w:t>
+                      </w:r>
+                    </w:p>
+                  </w:txbxContent>
+                </v:textbox>
+              </v:oval>
+            </w:pict>
+          </mc:Fallback>
+        </mc:AlternateContent>
+      </w:r>
+      <w:r>
+        <w:rPr>
+          <w:noProof/>
+          <w:lang w:val="es-MX"/>
+        </w:rPr>
+        <mc:AlternateContent>
+          <mc:Choice Requires="wps">
+            <w:drawing>
+              <wp:anchor distT="0" distB="0" distL="114300" distR="114300" simplePos="0" relativeHeight="251682816" behindDoc="0" locked="0" layoutInCell="1" allowOverlap="1" wp14:anchorId="5C047815" wp14:editId="002FAADE">
+                <wp:simplePos x="0" y="0"/>
+                <wp:positionH relativeFrom="column">
+                  <wp:posOffset>394855</wp:posOffset>
+                </wp:positionH>
+                <wp:positionV relativeFrom="paragraph">
+                  <wp:posOffset>483293</wp:posOffset>
+                </wp:positionV>
+                <wp:extent cx="969818" cy="484909"/>
+                <wp:effectExtent l="0" t="0" r="20955" b="10795"/>
+                <wp:wrapNone/>
+                <wp:docPr id="1678150505" name="Elipse 20"/>
+                <wp:cNvGraphicFramePr/>
+                <a:graphic xmlns:a="http://schemas.openxmlformats.org/drawingml/2006/main">
+                  <a:graphicData uri="http://schemas.microsoft.com/office/word/2010/wordprocessingShape">
+                    <wps:wsp>
+                      <wps:cNvSpPr/>
+                      <wps:spPr>
+                        <a:xfrm>
+                          <a:off x="0" y="0"/>
+                          <a:ext cx="969818" cy="484909"/>
+                        </a:xfrm>
+                        <a:prstGeom prst="ellipse">
+                          <a:avLst/>
+                        </a:prstGeom>
+                      </wps:spPr>
+                      <wps:style>
+                        <a:lnRef idx="2">
+                          <a:schemeClr val="accent6"/>
+                        </a:lnRef>
+                        <a:fillRef idx="1">
+                          <a:schemeClr val="lt1"/>
+                        </a:fillRef>
+                        <a:effectRef idx="0">
+                          <a:schemeClr val="accent6"/>
+                        </a:effectRef>
+                        <a:fontRef idx="minor">
+                          <a:schemeClr val="dk1"/>
+                        </a:fontRef>
+                      </wps:style>
+                      <wps:txbx>
+                        <w:txbxContent>
+                          <w:p>
+                            <w:pPr>
+                              <w:jc w:val="center"/>
+                              <w:rPr>
+                                <w:lang w:val="es-MX"/>
+                              </w:rPr>
+                            </w:pPr>
+                            <w:r>
+                              <w:rPr>
+                                <w:lang w:val="es-MX"/>
+                              </w:rPr>
+                              <w:t>Nueva</w:t>
+                            </w:r>
+                          </w:p>
+                        </w:txbxContent>
+                      </wps:txbx>
+                      <wps:bodyPr rot="0" spcFirstLastPara="0" vertOverflow="overflow" horzOverflow="overflow" vert="horz" wrap="square" lIns="91440" tIns="45720" rIns="91440" bIns="45720" numCol="1" spcCol="0" rtlCol="0" fromWordArt="0" anchor="ctr" anchorCtr="0" forceAA="0" compatLnSpc="1">
+                        <a:prstTxWarp prst="textNoShape">
+                          <a:avLst/>
+                        </a:prstTxWarp>
+                        <a:noAutofit/>
+                      </wps:bodyPr>
+                    </wps:wsp>
+                  </a:graphicData>
+                </a:graphic>
+                <wp14:sizeRelH relativeFrom="margin">
+                  <wp14:pctWidth>0</wp14:pctWidth>
+                </wp14:sizeRelH>
+                <wp14:sizeRelV relativeFrom="margin">
+                  <wp14:pctHeight>0</wp14:pctHeight>
+                </wp14:sizeRelV>
+              </wp:anchor>
+            </w:drawing>
+          </mc:Choice>
+          <mc:Fallback>
+            <w:pict>
+              <v:oval w14:anchorId="5C047815" id="_x0000_s1049" style="position:absolute;margin-left:31.1pt;margin-top:38.05pt;width:76.35pt;height:38.2pt;z-index:251682816;visibility:visible;mso-wrap-style:square;mso-width-percent:0;mso-height-percent:0;mso-wrap-distance-left:9pt;mso-wrap-distance-top:0;mso-wrap-distance-right:9pt;mso-wrap-distance-bottom:0;mso-position-horizontal:absolute;mso-position-horizontal-relative:text;mso-position-vertical:absolute;mso-position-vertical-relative:text;mso-width-percent:0;mso-height-percent:0;mso-width-relative:margin;mso-height-relative:margin;v-text-anchor:middle" o:gfxdata="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" fillcolor="white [3201]" strokecolor="#4ea72e [3209]" strokeweight="1pt">
+                <v:stroke joinstyle="miter"/>
+                <v:textbox>
+                  <w:txbxContent>
+                    <w:p>
+                      <w:pPr>
+                        <w:jc w:val="center"/>
+                        <w:rPr>
+                          <w:lang w:val="es-MX"/>
+                        </w:rPr>
+                      </w:pPr>
+                      <w:r>
+                        <w:rPr>
+                          <w:lang w:val="es-MX"/>
+                        </w:rPr>
+                        <w:t>Nueva</w:t>
+                      </w:r>
+                    </w:p>
+                  </w:txbxContent>
+                </v:textbox>
+              </v:oval>
+            </w:pict>
+          </mc:Fallback>
+        </mc:AlternateContent>
       </w:r>
     </w:p>
     <w:sectPr>
@@ -4854,6 +8821,155 @@
     </w:lvl>
   </w:abstractNum>
   <w:abstractNum w:abstractNumId="3" w15:restartNumberingAfterBreak="0">
+    <w:nsid w:val="2E6D41AB"/>
+    <w:multiLevelType w:val="multilevel"/>
+    <w:tmpl w:val="03D6871E"/>
+    <w:lvl w:ilvl="0">
+      <w:start w:val="1"/>
+      <w:numFmt w:val="bullet"/>
+      <w:lvlText w:val=""/>
+      <w:lvlJc w:val="left"/>
+      <w:pPr>
+        <w:tabs>
+          <w:tab w:val="num" w:pos="720"/>
+        </w:tabs>
+        <w:ind w:left="720" w:hanging="360"/>
+      </w:pPr>
+      <w:rPr>
+        <w:rFonts w:ascii="Symbol" w:hAnsi="Symbol" w:hint="default"/>
+        <w:sz w:val="20"/>
+      </w:rPr>
+    </w:lvl>
+    <w:lvl w:ilvl="1" w:tentative="1">
+      <w:start w:val="1"/>
+      <w:numFmt w:val="bullet"/>
+      <w:lvlText w:val="o"/>
+      <w:lvlJc w:val="left"/>
+      <w:pPr>
+        <w:tabs>
+          <w:tab w:val="num" w:pos="1440"/>
+        </w:tabs>
+        <w:ind w:left="1440" w:hanging="360"/>
+      </w:pPr>
+      <w:rPr>
+        <w:rFonts w:ascii="Courier New" w:hAnsi="Courier New" w:hint="default"/>
+        <w:sz w:val="20"/>
+      </w:rPr>
+    </w:lvl>
+    <w:lvl w:ilvl="2" w:tentative="1">
+      <w:start w:val="1"/>
+      <w:numFmt w:val="bullet"/>
+      <w:lvlText w:val=""/>
+      <w:lvlJc w:val="left"/>
+      <w:pPr>
+        <w:tabs>
+          <w:tab w:val="num" w:pos="2160"/>
+        </w:tabs>
+        <w:ind w:left="2160" w:hanging="360"/>
+      </w:pPr>
+      <w:rPr>
+        <w:rFonts w:ascii="Wingdings" w:hAnsi="Wingdings" w:hint="default"/>
+        <w:sz w:val="20"/>
+      </w:rPr>
+    </w:lvl>
+    <w:lvl w:ilvl="3" w:tentative="1">
+      <w:start w:val="1"/>
+      <w:numFmt w:val="bullet"/>
+      <w:lvlText w:val=""/>
+      <w:lvlJc w:val="left"/>
+      <w:pPr>
+        <w:tabs>
+          <w:tab w:val="num" w:pos="2880"/>
+        </w:tabs>
+        <w:ind w:left="2880" w:hanging="360"/>
+      </w:pPr>
+      <w:rPr>
+        <w:rFonts w:ascii="Wingdings" w:hAnsi="Wingdings" w:hint="default"/>
+        <w:sz w:val="20"/>
+      </w:rPr>
+    </w:lvl>
+    <w:lvl w:ilvl="4" w:tentative="1">
+      <w:start w:val="1"/>
+      <w:numFmt w:val="bullet"/>
+      <w:lvlText w:val=""/>
+      <w:lvlJc w:val="left"/>
+      <w:pPr>
+        <w:tabs>
+          <w:tab w:val="num" w:pos="3600"/>
+        </w:tabs>
+        <w:ind w:left="3600" w:hanging="360"/>
+      </w:pPr>
+      <w:rPr>
+        <w:rFonts w:ascii="Wingdings" w:hAnsi="Wingdings" w:hint="default"/>
+        <w:sz w:val="20"/>
+      </w:rPr>
+    </w:lvl>
+    <w:lvl w:ilvl="5" w:tentative="1">
+      <w:start w:val="1"/>
+      <w:numFmt w:val="bullet"/>
+      <w:lvlText w:val=""/>
+      <w:lvlJc w:val="left"/>
+      <w:pPr>
+        <w:tabs>
+          <w:tab w:val="num" w:pos="4320"/>
+        </w:tabs>
+        <w:ind w:left="4320" w:hanging="360"/>
+      </w:pPr>
+      <w:rPr>
+        <w:rFonts w:ascii="Wingdings" w:hAnsi="Wingdings" w:hint="default"/>
+        <w:sz w:val="20"/>
+      </w:rPr>
+    </w:lvl>
+    <w:lvl w:ilvl="6" w:tentative="1">
+      <w:start w:val="1"/>
+      <w:numFmt w:val="bullet"/>
+      <w:lvlText w:val=""/>
+      <w:lvlJc w:val="left"/>
+      <w:pPr>
+        <w:tabs>
+          <w:tab w:val="num" w:pos="5040"/>
+        </w:tabs>
+        <w:ind w:left="5040" w:hanging="360"/>
+      </w:pPr>
+      <w:rPr>
+        <w:rFonts w:ascii="Wingdings" w:hAnsi="Wingdings" w:hint="default"/>
+        <w:sz w:val="20"/>
+      </w:rPr>
+    </w:lvl>
+    <w:lvl w:ilvl="7" w:tentative="1">
+      <w:start w:val="1"/>
+      <w:numFmt w:val="bullet"/>
+      <w:lvlText w:val=""/>
+      <w:lvlJc w:val="left"/>
+      <w:pPr>
+        <w:tabs>
+          <w:tab w:val="num" w:pos="5760"/>
+        </w:tabs>
+        <w:ind w:left="5760" w:hanging="360"/>
+      </w:pPr>
+      <w:rPr>
+        <w:rFonts w:ascii="Wingdings" w:hAnsi="Wingdings" w:hint="default"/>
+        <w:sz w:val="20"/>
+      </w:rPr>
+    </w:lvl>
+    <w:lvl w:ilvl="8" w:tentative="1">
+      <w:start w:val="1"/>
+      <w:numFmt w:val="bullet"/>
+      <w:lvlText w:val=""/>
+      <w:lvlJc w:val="left"/>
+      <w:pPr>
+        <w:tabs>
+          <w:tab w:val="num" w:pos="6480"/>
+        </w:tabs>
+        <w:ind w:left="6480" w:hanging="360"/>
+      </w:pPr>
+      <w:rPr>
+        <w:rFonts w:ascii="Wingdings" w:hAnsi="Wingdings" w:hint="default"/>
+        <w:sz w:val="20"/>
+      </w:rPr>
+    </w:lvl>
+  </w:abstractNum>
+  <w:abstractNum w:abstractNumId="4" w15:restartNumberingAfterBreak="0">
     <w:nsid w:val="2EDD1A6D"/>
     <w:multiLevelType w:val="hybridMultilevel"/>
     <w:tmpl w:val="F44C8898"/>
@@ -4966,7 +9082,206 @@
       </w:rPr>
     </w:lvl>
   </w:abstractNum>
-  <w:abstractNum w:abstractNumId="4" w15:restartNumberingAfterBreak="0">
+  <w:abstractNum w:abstractNumId="5" w15:restartNumberingAfterBreak="0">
+    <w:nsid w:val="33186C0E"/>
+    <w:multiLevelType w:val="hybridMultilevel"/>
+    <w:tmpl w:val="2CA05388"/>
+    <w:lvl w:ilvl="0" w:tplc="0409000F">
+      <w:start w:val="1"/>
+      <w:numFmt w:val="decimal"/>
+      <w:lvlText w:val="%1."/>
+      <w:lvlJc w:val="left"/>
+      <w:pPr>
+        <w:ind w:left="1440" w:hanging="360"/>
+      </w:pPr>
+    </w:lvl>
+    <w:lvl w:ilvl="1" w:tplc="04090019" w:tentative="1">
+      <w:start w:val="1"/>
+      <w:numFmt w:val="lowerLetter"/>
+      <w:lvlText w:val="%2."/>
+      <w:lvlJc w:val="left"/>
+      <w:pPr>
+        <w:ind w:left="2160" w:hanging="360"/>
+      </w:pPr>
+    </w:lvl>
+    <w:lvl w:ilvl="2" w:tplc="0409001B" w:tentative="1">
+      <w:start w:val="1"/>
+      <w:numFmt w:val="lowerRoman"/>
+      <w:lvlText w:val="%3."/>
+      <w:lvlJc w:val="right"/>
+      <w:pPr>
+        <w:ind w:left="2880" w:hanging="180"/>
+      </w:pPr>
+    </w:lvl>
+    <w:lvl w:ilvl="3" w:tplc="0409000F" w:tentative="1">
+      <w:start w:val="1"/>
+      <w:numFmt w:val="decimal"/>
+      <w:lvlText w:val="%4."/>
+      <w:lvlJc w:val="left"/>
+      <w:pPr>
+        <w:ind w:left="3600" w:hanging="360"/>
+      </w:pPr>
+    </w:lvl>
+    <w:lvl w:ilvl="4" w:tplc="04090019" w:tentative="1">
+      <w:start w:val="1"/>
+      <w:numFmt w:val="lowerLetter"/>
+      <w:lvlText w:val="%5."/>
+      <w:lvlJc w:val="left"/>
+      <w:pPr>
+        <w:ind w:left="4320" w:hanging="360"/>
+      </w:pPr>
+    </w:lvl>
+    <w:lvl w:ilvl="5" w:tplc="0409001B" w:tentative="1">
+      <w:start w:val="1"/>
+      <w:numFmt w:val="lowerRoman"/>
+      <w:lvlText w:val="%6."/>
+      <w:lvlJc w:val="right"/>
+      <w:pPr>
+        <w:ind w:left="5040" w:hanging="180"/>
+      </w:pPr>
+    </w:lvl>
+    <w:lvl w:ilvl="6" w:tplc="0409000F" w:tentative="1">
+      <w:start w:val="1"/>
+      <w:numFmt w:val="decimal"/>
+      <w:lvlText w:val="%7."/>
+      <w:lvlJc w:val="left"/>
+      <w:pPr>
+        <w:ind w:left="5760" w:hanging="360"/>
+      </w:pPr>
+    </w:lvl>
+    <w:lvl w:ilvl="7" w:tplc="04090019" w:tentative="1">
+      <w:start w:val="1"/>
+      <w:numFmt w:val="lowerLetter"/>
+      <w:lvlText w:val="%8."/>
+      <w:lvlJc w:val="left"/>
+      <w:pPr>
+        <w:ind w:left="6480" w:hanging="360"/>
+      </w:pPr>
+    </w:lvl>
+    <w:lvl w:ilvl="8" w:tplc="0409001B" w:tentative="1">
+      <w:start w:val="1"/>
+      <w:numFmt w:val="lowerRoman"/>
+      <w:lvlText w:val="%9."/>
+      <w:lvlJc w:val="right"/>
+      <w:pPr>
+        <w:ind w:left="7200" w:hanging="180"/>
+      </w:pPr>
+    </w:lvl>
+  </w:abstractNum>
+  <w:abstractNum w:abstractNumId="6" w15:restartNumberingAfterBreak="0">
+    <w:nsid w:val="5FAD33B9"/>
+    <w:multiLevelType w:val="hybridMultilevel"/>
+    <w:tmpl w:val="C262ABA2"/>
+    <w:lvl w:ilvl="0" w:tplc="04090001">
+      <w:start w:val="1"/>
+      <w:numFmt w:val="bullet"/>
+      <w:lvlText w:val=""/>
+      <w:lvlJc w:val="left"/>
+      <w:pPr>
+        <w:ind w:left="1440" w:hanging="360"/>
+      </w:pPr>
+      <w:rPr>
+        <w:rFonts w:ascii="Symbol" w:hAnsi="Symbol" w:hint="default"/>
+      </w:rPr>
+    </w:lvl>
+    <w:lvl w:ilvl="1" w:tplc="04090003">
+      <w:start w:val="1"/>
+      <w:numFmt w:val="bullet"/>
+      <w:lvlText w:val="o"/>
+      <w:lvlJc w:val="left"/>
+      <w:pPr>
+        <w:ind w:left="2160" w:hanging="360"/>
+      </w:pPr>
+      <w:rPr>
+        <w:rFonts w:ascii="Courier New" w:hAnsi="Courier New" w:cs="Courier New" w:hint="default"/>
+      </w:rPr>
+    </w:lvl>
+    <w:lvl w:ilvl="2" w:tplc="04090005">
+      <w:start w:val="1"/>
+      <w:numFmt w:val="bullet"/>
+      <w:lvlText w:val=""/>
+      <w:lvlJc w:val="left"/>
+      <w:pPr>
+        <w:ind w:left="2880" w:hanging="360"/>
+      </w:pPr>
+      <w:rPr>
+        <w:rFonts w:ascii="Wingdings" w:hAnsi="Wingdings" w:hint="default"/>
+      </w:rPr>
+    </w:lvl>
+    <w:lvl w:ilvl="3" w:tplc="04090001" w:tentative="1">
+      <w:start w:val="1"/>
+      <w:numFmt w:val="bullet"/>
+      <w:lvlText w:val=""/>
+      <w:lvlJc w:val="left"/>
+      <w:pPr>
+        <w:ind w:left="3600" w:hanging="360"/>
+      </w:pPr>
+      <w:rPr>
+        <w:rFonts w:ascii="Symbol" w:hAnsi="Symbol" w:hint="default"/>
+      </w:rPr>
+    </w:lvl>
+    <w:lvl w:ilvl="4" w:tplc="04090003" w:tentative="1">
+      <w:start w:val="1"/>
+      <w:numFmt w:val="bullet"/>
+      <w:lvlText w:val="o"/>
+      <w:lvlJc w:val="left"/>
+      <w:pPr>
+        <w:ind w:left="4320" w:hanging="360"/>
+      </w:pPr>
+      <w:rPr>
+        <w:rFonts w:ascii="Courier New" w:hAnsi="Courier New" w:cs="Courier New" w:hint="default"/>
+      </w:rPr>
+    </w:lvl>
+    <w:lvl w:ilvl="5" w:tplc="04090005" w:tentative="1">
+      <w:start w:val="1"/>
+      <w:numFmt w:val="bullet"/>
+      <w:lvlText w:val=""/>
+      <w:lvlJc w:val="left"/>
+      <w:pPr>
+        <w:ind w:left="5040" w:hanging="360"/>
+      </w:pPr>
+      <w:rPr>
+        <w:rFonts w:ascii="Wingdings" w:hAnsi="Wingdings" w:hint="default"/>
+      </w:rPr>
+    </w:lvl>
+    <w:lvl w:ilvl="6" w:tplc="04090001" w:tentative="1">
+      <w:start w:val="1"/>
+      <w:numFmt w:val="bullet"/>
+      <w:lvlText w:val=""/>
+      <w:lvlJc w:val="left"/>
+      <w:pPr>
+        <w:ind w:left="5760" w:hanging="360"/>
+      </w:pPr>
+      <w:rPr>
+        <w:rFonts w:ascii="Symbol" w:hAnsi="Symbol" w:hint="default"/>
+      </w:rPr>
+    </w:lvl>
+    <w:lvl w:ilvl="7" w:tplc="04090003" w:tentative="1">
+      <w:start w:val="1"/>
+      <w:numFmt w:val="bullet"/>
+      <w:lvlText w:val="o"/>
+      <w:lvlJc w:val="left"/>
+      <w:pPr>
+        <w:ind w:left="6480" w:hanging="360"/>
+      </w:pPr>
+      <w:rPr>
+        <w:rFonts w:ascii="Courier New" w:hAnsi="Courier New" w:cs="Courier New" w:hint="default"/>
+      </w:rPr>
+    </w:lvl>
+    <w:lvl w:ilvl="8" w:tplc="04090005" w:tentative="1">
+      <w:start w:val="1"/>
+      <w:numFmt w:val="bullet"/>
+      <w:lvlText w:val=""/>
+      <w:lvlJc w:val="left"/>
+      <w:pPr>
+        <w:ind w:left="7200" w:hanging="360"/>
+      </w:pPr>
+      <w:rPr>
+        <w:rFonts w:ascii="Wingdings" w:hAnsi="Wingdings" w:hint="default"/>
+      </w:rPr>
+    </w:lvl>
+  </w:abstractNum>
+  <w:abstractNum w:abstractNumId="7" w15:restartNumberingAfterBreak="0">
     <w:nsid w:val="6A9404D3"/>
     <w:multiLevelType w:val="hybridMultilevel"/>
     <w:tmpl w:val="7B864556"/>
@@ -5113,13 +9428,22 @@
     <w:abstractNumId w:val="1"/>
   </w:num>
   <w:num w:numId="12" w16cid:durableId="293872262">
-    <w:abstractNumId w:val="3"/>
+    <w:abstractNumId w:val="4"/>
   </w:num>
   <w:num w:numId="13" w16cid:durableId="584802396">
-    <w:abstractNumId w:val="4"/>
+    <w:abstractNumId w:val="7"/>
   </w:num>
   <w:num w:numId="14" w16cid:durableId="571159778">
     <w:abstractNumId w:val="0"/>
+  </w:num>
+  <w:num w:numId="15" w16cid:durableId="242497815">
+    <w:abstractNumId w:val="6"/>
+  </w:num>
+  <w:num w:numId="16" w16cid:durableId="183829589">
+    <w:abstractNumId w:val="3"/>
+  </w:num>
+  <w:num w:numId="17" w16cid:durableId="1562405659">
+    <w:abstractNumId w:val="5"/>
   </w:num>
 </w:numbering>
 </file>
@@ -5733,7 +10057,6 @@
   <w:style w:type="character" w:default="1" w:styleId="Fuentedeprrafopredeter">
     <w:name w:val="Default Paragraph Font"/>
     <w:uiPriority w:val="1"/>
-    <w:semiHidden/>
     <w:unhideWhenUsed/>
   </w:style>
   <w:style w:type="table" w:default="1" w:styleId="Tablanormal">
@@ -6217,6 +10540,24 @@
       <w:szCs w:val="20"/>
     </w:rPr>
   </w:style>
+  <w:style w:type="paragraph" w:customStyle="1" w:styleId="z1qcye">
+    <w:name w:val="z1qcye"/>
+    <w:basedOn w:val="Normal"/>
+    <w:rsid w:val="003B03D2"/>
+    <w:pPr>
+      <w:spacing w:before="100" w:beforeAutospacing="1" w:after="100" w:afterAutospacing="1" w:line="240" w:lineRule="auto"/>
+    </w:pPr>
+    <w:rPr>
+      <w:rFonts w:ascii="Times New Roman" w:eastAsia="Times New Roman" w:hAnsi="Times New Roman" w:cs="Times New Roman"/>
+      <w:sz w:val="24"/>
+      <w:szCs w:val="24"/>
+    </w:rPr>
+  </w:style>
+  <w:style w:type="character" w:customStyle="1" w:styleId="inqyif">
+    <w:name w:val="inqyif"/>
+    <w:basedOn w:val="Fuentedeprrafopredeter"/>
+    <w:rsid w:val="003B03D2"/>
+  </w:style>
 </w:styles>
 </file>
 
